--- a/docs/Отчет_ИКБО-31-24_УшверидзеАА_КТ2.docx
+++ b/docs/Отчет_ИКБО-31-24_УшверидзеАА_КТ2.docx
@@ -25,7 +25,7 @@
           <w:lang w:eastAsia="ru-RU" w:bidi="ar-SA"/>
         </w:rPr>
         <w:drawing>
-          <wp:inline distT="0" distB="0" distL="0" distR="0" wp14:anchorId="6F70303E" wp14:editId="3DF7AFC9">
+          <wp:inline distT="0" distB="0" distL="0" distR="0" wp14:anchorId="3E0420ED" wp14:editId="3F700B0D">
             <wp:extent cx="952500" cy="1066800"/>
             <wp:effectExtent l="0" t="0" r="0" b="0"/>
             <wp:docPr id="6" name="Рисунок 1" descr="Изображение выглядит как эмблема, символ, герб, нашивка  Автоматически созданное описание"/>
@@ -173,7 +173,7 @@
         <mc:AlternateContent>
           <mc:Choice Requires="wpg">
             <w:drawing>
-              <wp:anchor distT="0" distB="0" distL="114300" distR="114300" simplePos="0" relativeHeight="251659264" behindDoc="0" locked="0" layoutInCell="1" allowOverlap="1" wp14:anchorId="621F9632" wp14:editId="70D1F6BE">
+              <wp:anchor distT="0" distB="0" distL="114300" distR="114300" simplePos="0" relativeHeight="251659264" behindDoc="0" locked="0" layoutInCell="1" allowOverlap="1" wp14:anchorId="4864BB3A" wp14:editId="5B6F812D">
                 <wp:simplePos x="0" y="0"/>
                 <wp:positionH relativeFrom="margin">
                   <wp:posOffset>172720</wp:posOffset>
@@ -1488,8 +1488,6 @@
             <w:jc w:val="center"/>
             <w:rPr>
               <w:rStyle w:val="ac"/>
-              <w:b/>
-              <w:bCs/>
               <w:color w:val="000000" w:themeColor="text1"/>
               <w:sz w:val="32"/>
               <w:szCs w:val="32"/>
@@ -1498,8 +1496,6 @@
           <w:r>
             <w:rPr>
               <w:rStyle w:val="ac"/>
-              <w:b/>
-              <w:bCs/>
               <w:color w:val="000000" w:themeColor="text1"/>
               <w:sz w:val="32"/>
               <w:szCs w:val="32"/>
@@ -1530,7 +1526,7 @@
           <w:r>
             <w:fldChar w:fldCharType="separate"/>
           </w:r>
-          <w:hyperlink w:anchor="_Toc243855964" w:history="1">
+          <w:hyperlink w:anchor="_Toc243940243" w:history="1">
             <w:r>
               <w:rPr>
                 <w:rStyle w:val="af0"/>
@@ -1557,7 +1553,7 @@
                 <w:noProof/>
                 <w:webHidden/>
               </w:rPr>
-              <w:instrText xml:space="preserve"> PAGEREF _Toc243855964 \h </w:instrText>
+              <w:instrText xml:space="preserve"> PAGEREF _Toc243940243 \h </w:instrText>
             </w:r>
             <w:r>
               <w:rPr>
@@ -1602,7 +1598,7 @@
               <w14:ligatures w14:val="standardContextual"/>
             </w:rPr>
           </w:pPr>
-          <w:hyperlink w:anchor="_Toc243855965" w:history="1">
+          <w:hyperlink w:anchor="_Toc243940244" w:history="1">
             <w:r>
               <w:rPr>
                 <w:rStyle w:val="af0"/>
@@ -1631,7 +1627,7 @@
                 <w:noProof/>
                 <w:webHidden/>
               </w:rPr>
-              <w:instrText xml:space="preserve"> PAGEREF _Toc243855965 \h </w:instrText>
+              <w:instrText xml:space="preserve"> PAGEREF _Toc243940244 \h </w:instrText>
             </w:r>
             <w:r>
               <w:rPr>
@@ -1676,7 +1672,7 @@
               <w14:ligatures w14:val="standardContextual"/>
             </w:rPr>
           </w:pPr>
-          <w:hyperlink w:anchor="_Toc243855966" w:history="1">
+          <w:hyperlink w:anchor="_Toc243940245" w:history="1">
             <w:r>
               <w:rPr>
                 <w:rStyle w:val="af0"/>
@@ -1705,7 +1701,7 @@
                 <w:noProof/>
                 <w:webHidden/>
               </w:rPr>
-              <w:instrText xml:space="preserve"> PAGEREF _Toc243855966 \h </w:instrText>
+              <w:instrText xml:space="preserve"> PAGEREF _Toc243940245 \h </w:instrText>
             </w:r>
             <w:r>
               <w:rPr>
@@ -1750,7 +1746,7 @@
               <w14:ligatures w14:val="standardContextual"/>
             </w:rPr>
           </w:pPr>
-          <w:hyperlink w:anchor="_Toc243855967" w:history="1">
+          <w:hyperlink w:anchor="_Toc243940246" w:history="1">
             <w:r>
               <w:rPr>
                 <w:rStyle w:val="af0"/>
@@ -1779,7 +1775,7 @@
                 <w:noProof/>
                 <w:webHidden/>
               </w:rPr>
-              <w:instrText xml:space="preserve"> PAGEREF _Toc243855967 \h </w:instrText>
+              <w:instrText xml:space="preserve"> PAGEREF _Toc243940246 \h </w:instrText>
             </w:r>
             <w:r>
               <w:rPr>
@@ -1824,16 +1820,15 @@
               <w14:ligatures w14:val="standardContextual"/>
             </w:rPr>
           </w:pPr>
-          <w:hyperlink w:anchor="_Toc243855968" w:history="1">
+          <w:hyperlink w:anchor="_Toc243940247" w:history="1">
             <w:r>
               <w:rPr>
                 <w:rStyle w:val="af0"/>
-                <w:rFonts w:ascii="Times New Roman" w:eastAsia="Times New Roman" w:hAnsi="Times New Roman" w:cs="Times New Roman"/>
+                <w:rFonts w:eastAsia="Times New Roman"/>
                 <w:noProof/>
-                <w:kern w:val="0"/>
                 <w:lang w:eastAsia="ru-RU"/>
               </w:rPr>
-              <w:t>СПИСОК ИСПОЛЬЗОВАННЫХ ИСТОЧНИКОВ</w:t>
+              <w:t>4 Аналитический раздел</w:t>
             </w:r>
             <w:r>
               <w:rPr>
@@ -1854,7 +1849,7 @@
                 <w:noProof/>
                 <w:webHidden/>
               </w:rPr>
-              <w:instrText xml:space="preserve"> PAGEREF _Toc243855968 \h </w:instrText>
+              <w:instrText xml:space="preserve"> PAGEREF _Toc243940247 \h </w:instrText>
             </w:r>
             <w:r>
               <w:rPr>
@@ -1874,7 +1869,77 @@
                 <w:noProof/>
                 <w:webHidden/>
               </w:rPr>
-              <w:t>9</w:t>
+              <w:t>8</w:t>
+            </w:r>
+            <w:r>
+              <w:rPr>
+                <w:noProof/>
+                <w:webHidden/>
+              </w:rPr>
+              <w:fldChar w:fldCharType="end"/>
+            </w:r>
+          </w:hyperlink>
+        </w:p>
+        <w:p>
+          <w:pPr>
+            <w:pStyle w:val="2"/>
+            <w:tabs>
+              <w:tab w:val="right" w:leader="dot" w:pos="9628"/>
+            </w:tabs>
+            <w:rPr>
+              <w:noProof/>
+            </w:rPr>
+          </w:pPr>
+          <w:hyperlink w:anchor="_Toc243940248" w:history="1">
+            <w:r>
+              <w:rPr>
+                <w:rStyle w:val="af0"/>
+                <w:rFonts w:eastAsia="Times New Roman"/>
+                <w:noProof/>
+                <w:lang w:eastAsia="ru-RU"/>
+              </w:rPr>
+              <w:t>4.1 Модель бизнес-процесса</w:t>
+            </w:r>
+            <w:r>
+              <w:rPr>
+                <w:noProof/>
+                <w:webHidden/>
+              </w:rPr>
+              <w:tab/>
+            </w:r>
+            <w:r>
+              <w:rPr>
+                <w:noProof/>
+                <w:webHidden/>
+              </w:rPr>
+              <w:fldChar w:fldCharType="begin"/>
+            </w:r>
+            <w:r>
+              <w:rPr>
+                <w:noProof/>
+                <w:webHidden/>
+              </w:rPr>
+              <w:instrText xml:space="preserve"> PAGEREF _Toc243940248 \h </w:instrText>
+            </w:r>
+            <w:r>
+              <w:rPr>
+                <w:noProof/>
+                <w:webHidden/>
+              </w:rPr>
+            </w:r>
+            <w:r>
+              <w:rPr>
+                <w:noProof/>
+                <w:webHidden/>
+              </w:rPr>
+              <w:fldChar w:fldCharType="separate"/>
+            </w:r>
+            <w:r>
+              <w:rPr>
+                <w:noProof/>
+                <w:webHidden/>
+              </w:rPr>
+              <w:t>8</w:t>
             </w:r>
             <w:r>
               <w:rPr>
@@ -1899,7 +1964,7 @@
               <w14:ligatures w14:val="standardContextual"/>
             </w:rPr>
           </w:pPr>
-          <w:hyperlink w:anchor="_Toc243855969" w:history="1">
+          <w:hyperlink w:anchor="_Toc243940249" w:history="1">
             <w:r>
               <w:rPr>
                 <w:rStyle w:val="af0"/>
@@ -1908,6 +1973,81 @@
                 <w:kern w:val="0"/>
                 <w:lang w:eastAsia="ru-RU"/>
               </w:rPr>
+              <w:t>СПИСОК ИСПОЛЬЗОВАННЫХ ИСТОЧНИКОВ</w:t>
+            </w:r>
+            <w:r>
+              <w:rPr>
+                <w:noProof/>
+                <w:webHidden/>
+              </w:rPr>
+              <w:tab/>
+            </w:r>
+            <w:r>
+              <w:rPr>
+                <w:noProof/>
+                <w:webHidden/>
+              </w:rPr>
+              <w:fldChar w:fldCharType="begin"/>
+            </w:r>
+            <w:r>
+              <w:rPr>
+                <w:noProof/>
+                <w:webHidden/>
+              </w:rPr>
+              <w:instrText xml:space="preserve"> PAGEREF _Toc243940249 \h </w:instrText>
+            </w:r>
+            <w:r>
+              <w:rPr>
+                <w:noProof/>
+                <w:webHidden/>
+              </w:rPr>
+            </w:r>
+            <w:r>
+              <w:rPr>
+                <w:noProof/>
+                <w:webHidden/>
+              </w:rPr>
+              <w:fldChar w:fldCharType="separate"/>
+            </w:r>
+            <w:r>
+              <w:rPr>
+                <w:noProof/>
+                <w:webHidden/>
+              </w:rPr>
+              <w:t>10</w:t>
+            </w:r>
+            <w:r>
+              <w:rPr>
+                <w:noProof/>
+                <w:webHidden/>
+              </w:rPr>
+              <w:fldChar w:fldCharType="end"/>
+            </w:r>
+          </w:hyperlink>
+        </w:p>
+        <w:p>
+          <w:pPr>
+            <w:pStyle w:val="11"/>
+            <w:tabs>
+              <w:tab w:val="right" w:leader="dot" w:pos="9628"/>
+            </w:tabs>
+            <w:rPr>
+              <w:rFonts w:asciiTheme="minorHAnsi" w:eastAsiaTheme="minorEastAsia" w:hAnsiTheme="minorHAnsi" w:cstheme="minorBidi"/>
+              <w:noProof/>
+              <w:szCs w:val="24"/>
+              <w:lang w:eastAsia="ru-RU" w:bidi="ar-SA"/>
+              <w14:ligatures w14:val="standardContextual"/>
+            </w:rPr>
+          </w:pPr>
+          <w:hyperlink w:anchor="_Toc243940250" w:history="1">
+            <w:r>
+              <w:rPr>
+                <w:rStyle w:val="af0"/>
+                <w:rFonts w:ascii="Times New Roman" w:eastAsia="Times New Roman" w:hAnsi="Times New Roman" w:cs="Times New Roman"/>
+                <w:noProof/>
+                <w:kern w:val="0"/>
+                <w:lang w:eastAsia="ru-RU"/>
+              </w:rPr>
               <w:t>ПРИЛОЖЕНИЕ А</w:t>
             </w:r>
             <w:r>
@@ -1929,7 +2069,7 @@
                 <w:noProof/>
                 <w:webHidden/>
               </w:rPr>
-              <w:instrText xml:space="preserve"> PAGEREF _Toc243855969 \h </w:instrText>
+              <w:instrText xml:space="preserve"> PAGEREF _Toc243940250 \h </w:instrText>
             </w:r>
             <w:r>
               <w:rPr>
@@ -1949,7 +2089,7 @@
                 <w:noProof/>
                 <w:webHidden/>
               </w:rPr>
-              <w:t>12</w:t>
+              <w:t>13</w:t>
             </w:r>
             <w:r>
               <w:rPr>
@@ -2006,7 +2146,7 @@
           <w:lang w:bidi="ar-SA"/>
         </w:rPr>
       </w:pPr>
-      <w:bookmarkStart w:id="0" w:name="_Toc243855964"/>
+      <w:bookmarkStart w:id="0" w:name="_Toc243940243"/>
       <w:r>
         <w:rPr>
           <w:lang w:bidi="ar-SA"/>
@@ -2349,7 +2489,7 @@
           <w:lang w:eastAsia="ru-RU" w:bidi="ar-SA"/>
         </w:rPr>
       </w:pPr>
-      <w:bookmarkStart w:id="1" w:name="_Toc243855965"/>
+      <w:bookmarkStart w:id="1" w:name="_Toc243940244"/>
       <w:r>
         <w:rPr>
           <w:rFonts w:eastAsia="Times New Roman"/>
@@ -2685,7 +2825,7 @@
           <w:lang w:eastAsia="ru-RU" w:bidi="ar-SA"/>
         </w:rPr>
       </w:pPr>
-      <w:bookmarkStart w:id="2" w:name="_Toc243855966"/>
+      <w:bookmarkStart w:id="2" w:name="_Toc243940245"/>
       <w:r>
         <w:rPr>
           <w:rFonts w:eastAsia="Times New Roman"/>
@@ -3851,7 +3991,7 @@
           <w:lang w:eastAsia="ru-RU" w:bidi="ar-SA"/>
         </w:rPr>
       </w:pPr>
-      <w:bookmarkStart w:id="3" w:name="_Toc243855967"/>
+      <w:bookmarkStart w:id="3" w:name="_Toc243940246"/>
       <w:r>
         <w:rPr>
           <w:rFonts w:eastAsia="Times New Roman"/>
@@ -4523,6 +4663,1201 @@
     </w:p>
     <w:p>
       <w:pPr>
+        <w:pStyle w:val="ad"/>
+        <w:rPr>
+          <w:rFonts w:eastAsia="Times New Roman"/>
+          <w:lang w:eastAsia="ru-RU" w:bidi="ar-SA"/>
+        </w:rPr>
+      </w:pPr>
+      <w:bookmarkStart w:id="4" w:name="_Toc243940247"/>
+      <w:r>
+        <w:rPr>
+          <w:rFonts w:eastAsia="Times New Roman"/>
+          <w:lang w:eastAsia="ru-RU" w:bidi="ar-SA"/>
+        </w:rPr>
+        <w:t>4 Аналитический раздел</w:t>
+      </w:r>
+      <w:bookmarkEnd w:id="4"/>
+    </w:p>
+    <w:p>
+      <w:pPr>
+        <w:pStyle w:val="af3"/>
+        <w:rPr>
+          <w:rFonts w:eastAsia="Times New Roman"/>
+          <w:lang w:eastAsia="ru-RU" w:bidi="ar-SA"/>
+        </w:rPr>
+      </w:pPr>
+      <w:bookmarkStart w:id="5" w:name="_Toc243940248"/>
+      <w:r>
+        <w:rPr>
+          <w:rFonts w:eastAsia="Times New Roman"/>
+          <w:lang w:eastAsia="ru-RU" w:bidi="ar-SA"/>
+        </w:rPr>
+        <w:t>4.1 Модель бизнес-процесса</w:t>
+      </w:r>
+      <w:bookmarkEnd w:id="5"/>
+    </w:p>
+    <w:p>
+      <w:pPr>
+        <w:widowControl/>
+        <w:suppressAutoHyphens w:val="0"/>
+        <w:spacing w:line="360" w:lineRule="auto"/>
+        <w:ind w:firstLine="709"/>
+        <w:jc w:val="both"/>
+        <w:rPr>
+          <w:rFonts w:ascii="Times New Roman" w:eastAsia="Times New Roman" w:hAnsi="Times New Roman" w:cs="Times New Roman"/>
+          <w:kern w:val="0"/>
+          <w:sz w:val="28"/>
+          <w:szCs w:val="28"/>
+          <w:lang w:eastAsia="ru-RU" w:bidi="ar-SA"/>
+        </w:rPr>
+      </w:pPr>
+      <w:r>
+        <w:rPr>
+          <w:rFonts w:ascii="Times New Roman" w:eastAsia="Times New Roman" w:hAnsi="Times New Roman" w:cs="Times New Roman"/>
+          <w:kern w:val="0"/>
+          <w:sz w:val="28"/>
+          <w:szCs w:val="28"/>
+          <w:lang w:eastAsia="ru-RU" w:bidi="ar-SA"/>
+        </w:rPr>
+        <w:t xml:space="preserve">Процесс выходного контроля из раздела 2 </w:t>
+      </w:r>
+      <w:r>
+        <w:rPr>
+          <w:rFonts w:ascii="Times New Roman" w:eastAsia="Times New Roman" w:hAnsi="Times New Roman" w:cs="Times New Roman"/>
+          <w:kern w:val="0"/>
+          <w:sz w:val="28"/>
+          <w:szCs w:val="28"/>
+          <w:lang w:eastAsia="ru-RU" w:bidi="ar-SA"/>
+        </w:rPr>
+        <w:t xml:space="preserve">был </w:t>
+      </w:r>
+      <w:r>
+        <w:rPr>
+          <w:rFonts w:ascii="Times New Roman" w:eastAsia="Times New Roman" w:hAnsi="Times New Roman" w:cs="Times New Roman"/>
+          <w:kern w:val="0"/>
+          <w:sz w:val="28"/>
+          <w:szCs w:val="28"/>
+          <w:lang w:eastAsia="ru-RU" w:bidi="ar-SA"/>
+        </w:rPr>
+        <w:t xml:space="preserve">построен в нотации BPMN 2.0 (рисунок 1). Исходный файл модели </w:t>
+      </w:r>
+      <w:r>
+        <w:rPr>
+          <w:rFonts w:ascii="Times New Roman" w:eastAsia="Times New Roman" w:hAnsi="Times New Roman" w:cs="Times New Roman"/>
+          <w:kern w:val="0"/>
+          <w:sz w:val="28"/>
+          <w:szCs w:val="28"/>
+          <w:lang w:eastAsia="ru-RU" w:bidi="ar-SA"/>
+        </w:rPr>
+        <w:t>лежит по пути</w:t>
+      </w:r>
+      <w:r>
+        <w:rPr>
+          <w:rFonts w:ascii="Times New Roman" w:eastAsia="Times New Roman" w:hAnsi="Times New Roman" w:cs="Times New Roman"/>
+          <w:kern w:val="0"/>
+          <w:sz w:val="28"/>
+          <w:szCs w:val="28"/>
+          <w:lang w:eastAsia="ru-RU" w:bidi="ar-SA"/>
+        </w:rPr>
+        <w:t xml:space="preserve"> models/process.bpmn.</w:t>
+      </w:r>
+    </w:p>
+    <w:p>
+      <w:pPr>
+        <w:keepNext/>
+        <w:spacing w:before="120"/>
+        <w:jc w:val="center"/>
+      </w:pPr>
+      <w:r>
+        <w:rPr>
+          <w:noProof/>
+        </w:rPr>
+        <w:drawing>
+          <wp:inline distT="0" distB="0" distL="0" distR="0" wp14:anchorId="5FBB84C5" wp14:editId="37E16936">
+            <wp:extent cx="6120130" cy="2841153"/>
+            <wp:effectExtent l="0" t="0" r="0" b="0"/>
+            <wp:docPr id="901" name="Рисунок 1"/>
+            <wp:cNvGraphicFramePr>
+              <a:graphicFrameLocks xmlns:a="http://schemas.openxmlformats.org/drawingml/2006/main" noChangeAspect="1"/>
+            </wp:cNvGraphicFramePr>
+            <a:graphic xmlns:a="http://schemas.openxmlformats.org/drawingml/2006/main">
+              <a:graphicData uri="http://schemas.openxmlformats.org/drawingml/2006/picture">
+                <pic:pic xmlns:pic="http://schemas.openxmlformats.org/drawingml/2006/picture">
+                  <pic:nvPicPr>
+                    <pic:cNvPr id="901" name="process_model.png"/>
+                    <pic:cNvPicPr/>
+                  </pic:nvPicPr>
+                  <pic:blipFill>
+                    <a:blip r:embed="rId10"/>
+                    <a:stretch>
+                      <a:fillRect/>
+                    </a:stretch>
+                  </pic:blipFill>
+                  <pic:spPr>
+                    <a:xfrm>
+                      <a:off x="0" y="0"/>
+                      <a:ext cx="6120130" cy="2841153"/>
+                    </a:xfrm>
+                    <a:prstGeom prst="rect">
+                      <a:avLst/>
+                    </a:prstGeom>
+                  </pic:spPr>
+                </pic:pic>
+              </a:graphicData>
+            </a:graphic>
+          </wp:inline>
+        </w:drawing>
+      </w:r>
+    </w:p>
+    <w:p>
+      <w:pPr>
+        <w:spacing w:before="120" w:after="240" w:line="360" w:lineRule="auto"/>
+        <w:jc w:val="center"/>
+      </w:pPr>
+      <w:r>
+        <w:rPr>
+          <w:rFonts w:ascii="Times New Roman" w:eastAsia="Times New Roman" w:hAnsi="Times New Roman" w:cs="Times New Roman"/>
+          <w:kern w:val="0"/>
+          <w:sz w:val="28"/>
+          <w:szCs w:val="28"/>
+          <w:lang w:eastAsia="ru-RU" w:bidi="ar-SA"/>
+        </w:rPr>
+        <w:t>Рисунок 1 – Модель процесса выходного контроля качества VR-шлема</w:t>
+      </w:r>
+    </w:p>
+    <w:p>
+      <w:pPr>
+        <w:widowControl/>
+        <w:suppressAutoHyphens w:val="0"/>
+        <w:spacing w:line="360" w:lineRule="auto"/>
+        <w:ind w:firstLine="709"/>
+        <w:jc w:val="both"/>
+        <w:rPr>
+          <w:rFonts w:ascii="Times New Roman" w:eastAsia="Times New Roman" w:hAnsi="Times New Roman" w:cs="Times New Roman"/>
+          <w:kern w:val="0"/>
+          <w:sz w:val="28"/>
+          <w:szCs w:val="28"/>
+          <w:lang w:eastAsia="ru-RU" w:bidi="ar-SA"/>
+        </w:rPr>
+      </w:pPr>
+      <w:r>
+        <w:rPr>
+          <w:rFonts w:ascii="Times New Roman" w:eastAsia="Times New Roman" w:hAnsi="Times New Roman" w:cs="Times New Roman"/>
+          <w:kern w:val="0"/>
+          <w:sz w:val="28"/>
+          <w:szCs w:val="28"/>
+          <w:lang w:eastAsia="ru-RU" w:bidi="ar-SA"/>
+        </w:rPr>
+        <w:t xml:space="preserve">Дорожки пула </w:t>
+      </w:r>
+      <w:r>
+        <w:rPr>
+          <w:rFonts w:ascii="Times New Roman" w:eastAsia="Times New Roman" w:hAnsi="Times New Roman" w:cs="Times New Roman"/>
+          <w:kern w:val="0"/>
+          <w:sz w:val="28"/>
+          <w:szCs w:val="28"/>
+          <w:lang w:eastAsia="ru-RU" w:bidi="ar-SA"/>
+        </w:rPr>
+        <w:t xml:space="preserve">это </w:t>
+      </w:r>
+      <w:r>
+        <w:rPr>
+          <w:rFonts w:ascii="Times New Roman" w:eastAsia="Times New Roman" w:hAnsi="Times New Roman" w:cs="Times New Roman"/>
+          <w:kern w:val="0"/>
+          <w:sz w:val="28"/>
+          <w:szCs w:val="28"/>
+          <w:lang w:eastAsia="ru-RU" w:bidi="ar-SA"/>
+        </w:rPr>
+        <w:t>участникам из таблицы 1. Инженер по качеству на схеме не показан</w:t>
+      </w:r>
+      <w:r>
+        <w:rPr>
+          <w:rFonts w:ascii="Times New Roman" w:eastAsia="Times New Roman" w:hAnsi="Times New Roman" w:cs="Times New Roman"/>
+          <w:kern w:val="0"/>
+          <w:sz w:val="28"/>
+          <w:szCs w:val="28"/>
+          <w:lang w:eastAsia="ru-RU" w:bidi="ar-SA"/>
+        </w:rPr>
+        <w:t>, потому что</w:t>
+      </w:r>
+      <w:r>
+        <w:rPr>
+          <w:rFonts w:ascii="Times New Roman" w:eastAsia="Times New Roman" w:hAnsi="Times New Roman" w:cs="Times New Roman"/>
+          <w:kern w:val="0"/>
+          <w:sz w:val="28"/>
+          <w:szCs w:val="28"/>
+          <w:lang w:eastAsia="ru-RU" w:bidi="ar-SA"/>
+        </w:rPr>
+        <w:t xml:space="preserve"> в проверке отдельного шлема он не участвует, а утверждает список проверок и получает сменные отчёты. Перенос данных в Excel тоже не вынесен на схему, потому что выполняется раз в смену, а не для каждого шлема.</w:t>
+      </w:r>
+    </w:p>
+    <w:p>
+      <w:pPr>
+        <w:widowControl/>
+        <w:suppressAutoHyphens w:val="0"/>
+        <w:spacing w:line="360" w:lineRule="auto"/>
+        <w:ind w:firstLine="709"/>
+        <w:jc w:val="both"/>
+        <w:rPr>
+          <w:rFonts w:ascii="Times New Roman" w:eastAsia="Times New Roman" w:hAnsi="Times New Roman" w:cs="Times New Roman"/>
+          <w:kern w:val="0"/>
+          <w:sz w:val="28"/>
+          <w:szCs w:val="28"/>
+          <w:lang w:eastAsia="ru-RU" w:bidi="ar-SA"/>
+        </w:rPr>
+      </w:pPr>
+      <w:r>
+        <w:rPr>
+          <w:rFonts w:ascii="Times New Roman" w:eastAsia="Times New Roman" w:hAnsi="Times New Roman" w:cs="Times New Roman"/>
+          <w:kern w:val="0"/>
+          <w:sz w:val="28"/>
+          <w:szCs w:val="28"/>
+          <w:lang w:eastAsia="ru-RU" w:bidi="ar-SA"/>
+        </w:rPr>
+        <w:lastRenderedPageBreak/>
+        <w:t xml:space="preserve">Процесс начинается </w:t>
+      </w:r>
+      <w:r>
+        <w:rPr>
+          <w:rFonts w:ascii="Times New Roman" w:eastAsia="Times New Roman" w:hAnsi="Times New Roman" w:cs="Times New Roman"/>
+          <w:kern w:val="0"/>
+          <w:sz w:val="28"/>
+          <w:szCs w:val="28"/>
+          <w:lang w:eastAsia="ru-RU" w:bidi="ar-SA"/>
+        </w:rPr>
+        <w:t>с события</w:t>
+      </w:r>
+      <w:r>
+        <w:rPr>
+          <w:rFonts w:ascii="Times New Roman" w:eastAsia="Times New Roman" w:hAnsi="Times New Roman" w:cs="Times New Roman"/>
+          <w:kern w:val="0"/>
+          <w:sz w:val="28"/>
+          <w:szCs w:val="28"/>
+          <w:lang w:eastAsia="ru-RU" w:bidi="ar-SA"/>
+        </w:rPr>
+        <w:t xml:space="preserve"> «Шлем собран» в дорожке мастера участка сборки. Контролёр ОТК выполняет шесть задач подряд, от приёма шлема до записи результатов в контрольную карту, после чего исключающий шлюз «Все проверки пройдены?» делит процесс на две ветки. При ответе «Да» контролёр ставит клеймо ОТК,</w:t>
+      </w:r>
+      <w:r>
+        <w:rPr>
+          <w:rFonts w:ascii="Times New Roman" w:eastAsia="Times New Roman" w:hAnsi="Times New Roman" w:cs="Times New Roman"/>
+          <w:kern w:val="0"/>
+          <w:sz w:val="28"/>
+          <w:szCs w:val="28"/>
+          <w:lang w:eastAsia="ru-RU" w:bidi="ar-SA"/>
+        </w:rPr>
+        <w:t xml:space="preserve"> а</w:t>
+      </w:r>
+      <w:r>
+        <w:rPr>
+          <w:rFonts w:ascii="Times New Roman" w:eastAsia="Times New Roman" w:hAnsi="Times New Roman" w:cs="Times New Roman"/>
+          <w:kern w:val="0"/>
+          <w:sz w:val="28"/>
+          <w:szCs w:val="28"/>
+          <w:lang w:eastAsia="ru-RU" w:bidi="ar-SA"/>
+        </w:rPr>
+        <w:t xml:space="preserve"> упаковщик упаковывает шлем и процесс завершается </w:t>
+      </w:r>
+      <w:r>
+        <w:rPr>
+          <w:rFonts w:ascii="Times New Roman" w:eastAsia="Times New Roman" w:hAnsi="Times New Roman" w:cs="Times New Roman"/>
+          <w:kern w:val="0"/>
+          <w:sz w:val="28"/>
+          <w:szCs w:val="28"/>
+          <w:lang w:eastAsia="ru-RU" w:bidi="ar-SA"/>
+        </w:rPr>
+        <w:t>на событии</w:t>
+      </w:r>
+      <w:r>
+        <w:rPr>
+          <w:rFonts w:ascii="Times New Roman" w:eastAsia="Times New Roman" w:hAnsi="Times New Roman" w:cs="Times New Roman"/>
+          <w:kern w:val="0"/>
+          <w:sz w:val="28"/>
+          <w:szCs w:val="28"/>
+          <w:lang w:eastAsia="ru-RU" w:bidi="ar-SA"/>
+        </w:rPr>
+        <w:t xml:space="preserve"> «Шлем передан на склад». При ответе «Нет» оформляется ярлык брака, ремонтник устраняет дефект, </w:t>
+      </w:r>
+      <w:r>
+        <w:rPr>
+          <w:rFonts w:ascii="Times New Roman" w:eastAsia="Times New Roman" w:hAnsi="Times New Roman" w:cs="Times New Roman"/>
+          <w:kern w:val="0"/>
+          <w:sz w:val="28"/>
+          <w:szCs w:val="28"/>
+          <w:lang w:eastAsia="ru-RU" w:bidi="ar-SA"/>
+        </w:rPr>
+        <w:t>а</w:t>
+      </w:r>
+      <w:r>
+        <w:rPr>
+          <w:rFonts w:ascii="Times New Roman" w:eastAsia="Times New Roman" w:hAnsi="Times New Roman" w:cs="Times New Roman"/>
+          <w:kern w:val="0"/>
+          <w:sz w:val="28"/>
+          <w:szCs w:val="28"/>
+          <w:lang w:eastAsia="ru-RU" w:bidi="ar-SA"/>
+        </w:rPr>
+        <w:t xml:space="preserve"> шлем возвращается к первой задаче контролёра, </w:t>
+      </w:r>
+      <w:r>
+        <w:rPr>
+          <w:rFonts w:ascii="Times New Roman" w:eastAsia="Times New Roman" w:hAnsi="Times New Roman" w:cs="Times New Roman"/>
+          <w:kern w:val="0"/>
+          <w:sz w:val="28"/>
+          <w:szCs w:val="28"/>
+          <w:lang w:eastAsia="ru-RU" w:bidi="ar-SA"/>
+        </w:rPr>
+        <w:t>таким образом</w:t>
+      </w:r>
+      <w:r>
+        <w:rPr>
+          <w:rFonts w:ascii="Times New Roman" w:eastAsia="Times New Roman" w:hAnsi="Times New Roman" w:cs="Times New Roman"/>
+          <w:kern w:val="0"/>
+          <w:sz w:val="28"/>
+          <w:szCs w:val="28"/>
+          <w:lang w:eastAsia="ru-RU" w:bidi="ar-SA"/>
+        </w:rPr>
+        <w:t xml:space="preserve"> проход</w:t>
+      </w:r>
+      <w:r>
+        <w:rPr>
+          <w:rFonts w:ascii="Times New Roman" w:eastAsia="Times New Roman" w:hAnsi="Times New Roman" w:cs="Times New Roman"/>
+          <w:kern w:val="0"/>
+          <w:sz w:val="28"/>
+          <w:szCs w:val="28"/>
+          <w:lang w:eastAsia="ru-RU" w:bidi="ar-SA"/>
+        </w:rPr>
+        <w:t>я</w:t>
+      </w:r>
+      <w:r>
+        <w:rPr>
+          <w:rFonts w:ascii="Times New Roman" w:eastAsia="Times New Roman" w:hAnsi="Times New Roman" w:cs="Times New Roman"/>
+          <w:kern w:val="0"/>
+          <w:sz w:val="28"/>
+          <w:szCs w:val="28"/>
+          <w:lang w:eastAsia="ru-RU" w:bidi="ar-SA"/>
+        </w:rPr>
+        <w:t xml:space="preserve"> контроль заново.</w:t>
+      </w:r>
+    </w:p>
+    <w:p>
+      <w:pPr>
+        <w:widowControl/>
+        <w:suppressAutoHyphens w:val="0"/>
+        <w:spacing w:line="360" w:lineRule="auto"/>
+        <w:ind w:firstLine="709"/>
+        <w:jc w:val="both"/>
+        <w:rPr>
+          <w:rFonts w:ascii="Times New Roman" w:eastAsia="Times New Roman" w:hAnsi="Times New Roman" w:cs="Times New Roman"/>
+          <w:kern w:val="0"/>
+          <w:sz w:val="28"/>
+          <w:szCs w:val="28"/>
+          <w:lang w:eastAsia="ru-RU" w:bidi="ar-SA"/>
+        </w:rPr>
+      </w:pPr>
+      <w:r>
+        <w:rPr>
+          <w:rFonts w:ascii="Times New Roman" w:eastAsia="Times New Roman" w:hAnsi="Times New Roman" w:cs="Times New Roman"/>
+          <w:kern w:val="0"/>
+          <w:sz w:val="28"/>
+          <w:szCs w:val="28"/>
+          <w:lang w:eastAsia="ru-RU" w:bidi="ar-SA"/>
+        </w:rPr>
+        <w:t>Сами проверки</w:t>
+      </w:r>
+      <w:r>
+        <w:rPr>
+          <w:rFonts w:ascii="Times New Roman" w:eastAsia="Times New Roman" w:hAnsi="Times New Roman" w:cs="Times New Roman"/>
+          <w:kern w:val="0"/>
+          <w:sz w:val="28"/>
+          <w:szCs w:val="28"/>
+          <w:lang w:eastAsia="ru-RU" w:bidi="ar-SA"/>
+        </w:rPr>
+        <w:t xml:space="preserve">, то есть </w:t>
+      </w:r>
+      <w:r>
+        <w:rPr>
+          <w:rFonts w:ascii="Times New Roman" w:eastAsia="Times New Roman" w:hAnsi="Times New Roman" w:cs="Times New Roman"/>
+          <w:kern w:val="0"/>
+          <w:sz w:val="28"/>
+          <w:szCs w:val="28"/>
+          <w:lang w:eastAsia="ru-RU" w:bidi="ar-SA"/>
+        </w:rPr>
+        <w:t>осмотр, включение шлема, проверку оптики</w:t>
+      </w:r>
+      <w:r>
+        <w:rPr>
+          <w:rFonts w:ascii="Times New Roman" w:eastAsia="Times New Roman" w:hAnsi="Times New Roman" w:cs="Times New Roman"/>
+          <w:kern w:val="0"/>
+          <w:sz w:val="28"/>
+          <w:szCs w:val="28"/>
+          <w:lang w:eastAsia="ru-RU" w:bidi="ar-SA"/>
+        </w:rPr>
+        <w:t>,</w:t>
+      </w:r>
+      <w:r>
+        <w:rPr>
+          <w:rFonts w:ascii="Times New Roman" w:eastAsia="Times New Roman" w:hAnsi="Times New Roman" w:cs="Times New Roman"/>
+          <w:kern w:val="0"/>
+          <w:sz w:val="28"/>
+          <w:szCs w:val="28"/>
+          <w:lang w:eastAsia="ru-RU" w:bidi="ar-SA"/>
+        </w:rPr>
+        <w:t xml:space="preserve"> контролёр и после внедрения системы выполняет вручную. Меняется то, как фиксируются их результаты и как принимается решение. Операции, которые переходят в систему, приведены в таблице 2.</w:t>
+      </w:r>
+    </w:p>
+    <w:p>
+      <w:pPr>
+        <w:keepNext/>
+        <w:widowControl/>
+        <w:suppressAutoHyphens w:val="0"/>
+        <w:rPr>
+          <w:rFonts w:ascii="Times New Roman" w:eastAsia="Times New Roman" w:hAnsi="Times New Roman" w:cs="Times New Roman"/>
+          <w:i/>
+          <w:iCs/>
+          <w:kern w:val="0"/>
+          <w:lang w:eastAsia="ru-RU" w:bidi="ar-SA"/>
+        </w:rPr>
+      </w:pPr>
+      <w:r>
+        <w:rPr>
+          <w:rFonts w:ascii="Times New Roman" w:eastAsia="Times New Roman" w:hAnsi="Times New Roman" w:cs="Times New Roman"/>
+          <w:i/>
+          <w:iCs/>
+          <w:kern w:val="0"/>
+          <w:lang w:eastAsia="ru-RU" w:bidi="ar-SA"/>
+        </w:rPr>
+        <w:t>Таблица 2 – Автоматизируемые операции</w:t>
+      </w:r>
+    </w:p>
+    <w:tbl>
+      <w:tblPr>
+        <w:tblW w:w="9638" w:type="dxa"/>
+        <w:tblBorders>
+          <w:top w:val="single" w:sz="4" w:space="0" w:color="auto"/>
+          <w:left w:val="single" w:sz="4" w:space="0" w:color="auto"/>
+          <w:bottom w:val="single" w:sz="4" w:space="0" w:color="auto"/>
+          <w:right w:val="single" w:sz="4" w:space="0" w:color="auto"/>
+          <w:insideH w:val="single" w:sz="4" w:space="0" w:color="auto"/>
+          <w:insideV w:val="single" w:sz="4" w:space="0" w:color="auto"/>
+        </w:tblBorders>
+        <w:tblCellMar>
+          <w:left w:w="10" w:type="dxa"/>
+          <w:right w:w="10" w:type="dxa"/>
+        </w:tblCellMar>
+        <w:tblLook w:val="04A0" w:firstRow="1" w:lastRow="0" w:firstColumn="1" w:lastColumn="0" w:noHBand="0" w:noVBand="1"/>
+      </w:tblPr>
+      <w:tblGrid>
+        <w:gridCol w:w="2000"/>
+        <w:gridCol w:w="2300"/>
+        <w:gridCol w:w="2600"/>
+        <w:gridCol w:w="2738"/>
+      </w:tblGrid>
+      <w:tr>
+        <w:trPr>
+          <w:cantSplit/>
+          <w:tblHeader/>
+        </w:trPr>
+        <w:tc>
+          <w:tcPr>
+            <w:tcW w:w="2000" w:type="dxa"/>
+            <w:tcBorders>
+              <w:top w:val="single" w:sz="4" w:space="0" w:color="000000"/>
+              <w:left w:val="single" w:sz="4" w:space="0" w:color="000000"/>
+              <w:bottom w:val="single" w:sz="4" w:space="0" w:color="000000"/>
+              <w:right w:val="single" w:sz="4" w:space="0" w:color="000000"/>
+            </w:tcBorders>
+            <w:tcMar>
+              <w:top w:w="60" w:type="dxa"/>
+              <w:left w:w="100" w:type="dxa"/>
+              <w:bottom w:w="60" w:type="dxa"/>
+              <w:right w:w="100" w:type="dxa"/>
+            </w:tcMar>
+            <w:vAlign w:val="center"/>
+          </w:tcPr>
+          <w:p>
+            <w:pPr>
+              <w:keepNext/>
+              <w:keepLines/>
+              <w:widowControl/>
+              <w:suppressAutoHyphens w:val="0"/>
+              <w:jc w:val="center"/>
+              <w:rPr>
+                <w:rFonts w:ascii="Times New Roman" w:eastAsia="Times New Roman" w:hAnsi="Times New Roman" w:cs="Times New Roman"/>
+                <w:kern w:val="0"/>
+                <w:sz w:val="28"/>
+                <w:szCs w:val="28"/>
+                <w:lang w:eastAsia="ru-RU" w:bidi="ar-SA"/>
+              </w:rPr>
+            </w:pPr>
+            <w:r>
+              <w:rPr>
+                <w:rFonts w:ascii="Times New Roman" w:eastAsia="Times New Roman" w:hAnsi="Times New Roman" w:cs="Times New Roman"/>
+                <w:b/>
+                <w:bCs/>
+                <w:kern w:val="0"/>
+                <w:lang w:eastAsia="ru-RU" w:bidi="ar-SA"/>
+              </w:rPr>
+              <w:t>Операция</w:t>
+            </w:r>
+          </w:p>
+        </w:tc>
+        <w:tc>
+          <w:tcPr>
+            <w:tcW w:w="2300" w:type="dxa"/>
+            <w:tcBorders>
+              <w:top w:val="single" w:sz="4" w:space="0" w:color="000000"/>
+              <w:left w:val="single" w:sz="4" w:space="0" w:color="000000"/>
+              <w:bottom w:val="single" w:sz="4" w:space="0" w:color="000000"/>
+              <w:right w:val="single" w:sz="4" w:space="0" w:color="000000"/>
+            </w:tcBorders>
+            <w:tcMar>
+              <w:top w:w="60" w:type="dxa"/>
+              <w:left w:w="100" w:type="dxa"/>
+              <w:bottom w:w="60" w:type="dxa"/>
+              <w:right w:w="100" w:type="dxa"/>
+            </w:tcMar>
+            <w:vAlign w:val="center"/>
+          </w:tcPr>
+          <w:p>
+            <w:pPr>
+              <w:keepNext/>
+              <w:keepLines/>
+              <w:widowControl/>
+              <w:suppressAutoHyphens w:val="0"/>
+              <w:jc w:val="center"/>
+              <w:rPr>
+                <w:rFonts w:ascii="Times New Roman" w:eastAsia="Times New Roman" w:hAnsi="Times New Roman" w:cs="Times New Roman"/>
+                <w:kern w:val="0"/>
+                <w:sz w:val="28"/>
+                <w:szCs w:val="28"/>
+                <w:lang w:eastAsia="ru-RU" w:bidi="ar-SA"/>
+              </w:rPr>
+            </w:pPr>
+            <w:r>
+              <w:rPr>
+                <w:rFonts w:ascii="Times New Roman" w:eastAsia="Times New Roman" w:hAnsi="Times New Roman" w:cs="Times New Roman"/>
+                <w:b/>
+                <w:bCs/>
+                <w:kern w:val="0"/>
+                <w:lang w:eastAsia="ru-RU" w:bidi="ar-SA"/>
+              </w:rPr>
+              <w:t>Задачи на схеме</w:t>
+            </w:r>
+          </w:p>
+        </w:tc>
+        <w:tc>
+          <w:tcPr>
+            <w:tcW w:w="2600" w:type="dxa"/>
+            <w:tcBorders>
+              <w:top w:val="single" w:sz="4" w:space="0" w:color="000000"/>
+              <w:left w:val="single" w:sz="4" w:space="0" w:color="000000"/>
+              <w:bottom w:val="single" w:sz="4" w:space="0" w:color="000000"/>
+              <w:right w:val="single" w:sz="4" w:space="0" w:color="000000"/>
+            </w:tcBorders>
+            <w:tcMar>
+              <w:top w:w="60" w:type="dxa"/>
+              <w:left w:w="100" w:type="dxa"/>
+              <w:bottom w:w="60" w:type="dxa"/>
+              <w:right w:w="100" w:type="dxa"/>
+            </w:tcMar>
+            <w:vAlign w:val="center"/>
+          </w:tcPr>
+          <w:p>
+            <w:pPr>
+              <w:keepNext/>
+              <w:keepLines/>
+              <w:widowControl/>
+              <w:suppressAutoHyphens w:val="0"/>
+              <w:jc w:val="center"/>
+              <w:rPr>
+                <w:rFonts w:ascii="Times New Roman" w:eastAsia="Times New Roman" w:hAnsi="Times New Roman" w:cs="Times New Roman"/>
+                <w:kern w:val="0"/>
+                <w:sz w:val="28"/>
+                <w:szCs w:val="28"/>
+                <w:lang w:eastAsia="ru-RU" w:bidi="ar-SA"/>
+              </w:rPr>
+            </w:pPr>
+            <w:r>
+              <w:rPr>
+                <w:rFonts w:ascii="Times New Roman" w:eastAsia="Times New Roman" w:hAnsi="Times New Roman" w:cs="Times New Roman"/>
+                <w:b/>
+                <w:bCs/>
+                <w:kern w:val="0"/>
+                <w:lang w:eastAsia="ru-RU" w:bidi="ar-SA"/>
+              </w:rPr>
+              <w:t>Сейчас</w:t>
+            </w:r>
+          </w:p>
+        </w:tc>
+        <w:tc>
+          <w:tcPr>
+            <w:tcW w:w="2738" w:type="dxa"/>
+            <w:tcBorders>
+              <w:top w:val="single" w:sz="4" w:space="0" w:color="000000"/>
+              <w:left w:val="single" w:sz="4" w:space="0" w:color="000000"/>
+              <w:bottom w:val="single" w:sz="4" w:space="0" w:color="000000"/>
+              <w:right w:val="single" w:sz="4" w:space="0" w:color="000000"/>
+            </w:tcBorders>
+            <w:tcMar>
+              <w:top w:w="60" w:type="dxa"/>
+              <w:left w:w="100" w:type="dxa"/>
+              <w:bottom w:w="60" w:type="dxa"/>
+              <w:right w:w="100" w:type="dxa"/>
+            </w:tcMar>
+            <w:vAlign w:val="center"/>
+          </w:tcPr>
+          <w:p>
+            <w:pPr>
+              <w:keepNext/>
+              <w:keepLines/>
+              <w:widowControl/>
+              <w:suppressAutoHyphens w:val="0"/>
+              <w:jc w:val="center"/>
+              <w:rPr>
+                <w:rFonts w:ascii="Times New Roman" w:eastAsia="Times New Roman" w:hAnsi="Times New Roman" w:cs="Times New Roman"/>
+                <w:kern w:val="0"/>
+                <w:sz w:val="28"/>
+                <w:szCs w:val="28"/>
+                <w:lang w:eastAsia="ru-RU" w:bidi="ar-SA"/>
+              </w:rPr>
+            </w:pPr>
+            <w:r>
+              <w:rPr>
+                <w:rFonts w:ascii="Times New Roman" w:eastAsia="Times New Roman" w:hAnsi="Times New Roman" w:cs="Times New Roman"/>
+                <w:b/>
+                <w:bCs/>
+                <w:kern w:val="0"/>
+                <w:lang w:eastAsia="ru-RU" w:bidi="ar-SA"/>
+              </w:rPr>
+              <w:t>В системе</w:t>
+            </w:r>
+          </w:p>
+        </w:tc>
+      </w:tr>
+      <w:tr>
+        <w:trPr>
+          <w:cantSplit/>
+        </w:trPr>
+        <w:tc>
+          <w:tcPr>
+            <w:tcW w:w="2000" w:type="dxa"/>
+            <w:tcBorders>
+              <w:top w:val="single" w:sz="4" w:space="0" w:color="000000"/>
+              <w:left w:val="single" w:sz="4" w:space="0" w:color="000000"/>
+              <w:bottom w:val="single" w:sz="4" w:space="0" w:color="000000"/>
+              <w:right w:val="single" w:sz="4" w:space="0" w:color="000000"/>
+            </w:tcBorders>
+            <w:tcMar>
+              <w:top w:w="60" w:type="dxa"/>
+              <w:left w:w="100" w:type="dxa"/>
+              <w:bottom w:w="60" w:type="dxa"/>
+              <w:right w:w="100" w:type="dxa"/>
+            </w:tcMar>
+            <w:vAlign w:val="center"/>
+          </w:tcPr>
+          <w:p>
+            <w:pPr>
+              <w:keepNext/>
+              <w:keepLines/>
+              <w:widowControl/>
+              <w:suppressAutoHyphens w:val="0"/>
+              <w:rPr>
+                <w:rFonts w:ascii="Times New Roman" w:eastAsia="Times New Roman" w:hAnsi="Times New Roman" w:cs="Times New Roman"/>
+                <w:kern w:val="0"/>
+                <w:sz w:val="28"/>
+                <w:szCs w:val="28"/>
+                <w:lang w:eastAsia="ru-RU" w:bidi="ar-SA"/>
+              </w:rPr>
+            </w:pPr>
+            <w:r>
+              <w:rPr>
+                <w:rFonts w:ascii="Times New Roman" w:eastAsia="Times New Roman" w:hAnsi="Times New Roman" w:cs="Times New Roman"/>
+                <w:kern w:val="0"/>
+                <w:lang w:eastAsia="ru-RU" w:bidi="ar-SA"/>
+              </w:rPr>
+              <w:t>Регистрация шлема</w:t>
+            </w:r>
+          </w:p>
+        </w:tc>
+        <w:tc>
+          <w:tcPr>
+            <w:tcW w:w="2300" w:type="dxa"/>
+            <w:tcBorders>
+              <w:top w:val="single" w:sz="4" w:space="0" w:color="000000"/>
+              <w:left w:val="single" w:sz="4" w:space="0" w:color="000000"/>
+              <w:bottom w:val="single" w:sz="4" w:space="0" w:color="000000"/>
+              <w:right w:val="single" w:sz="4" w:space="0" w:color="000000"/>
+            </w:tcBorders>
+            <w:tcMar>
+              <w:top w:w="60" w:type="dxa"/>
+              <w:left w:w="100" w:type="dxa"/>
+              <w:bottom w:w="60" w:type="dxa"/>
+              <w:right w:w="100" w:type="dxa"/>
+            </w:tcMar>
+            <w:vAlign w:val="center"/>
+          </w:tcPr>
+          <w:p>
+            <w:pPr>
+              <w:keepNext/>
+              <w:keepLines/>
+              <w:widowControl/>
+              <w:suppressAutoHyphens w:val="0"/>
+              <w:rPr>
+                <w:rFonts w:ascii="Times New Roman" w:eastAsia="Times New Roman" w:hAnsi="Times New Roman" w:cs="Times New Roman"/>
+                <w:kern w:val="0"/>
+                <w:sz w:val="28"/>
+                <w:szCs w:val="28"/>
+                <w:lang w:eastAsia="ru-RU" w:bidi="ar-SA"/>
+              </w:rPr>
+            </w:pPr>
+            <w:r>
+              <w:rPr>
+                <w:rFonts w:ascii="Times New Roman" w:eastAsia="Times New Roman" w:hAnsi="Times New Roman" w:cs="Times New Roman"/>
+                <w:kern w:val="0"/>
+                <w:lang w:eastAsia="ru-RU" w:bidi="ar-SA"/>
+              </w:rPr>
+              <w:t>«Принять шлем и записать в журнал»</w:t>
+            </w:r>
+          </w:p>
+        </w:tc>
+        <w:tc>
+          <w:tcPr>
+            <w:tcW w:w="2600" w:type="dxa"/>
+            <w:tcBorders>
+              <w:top w:val="single" w:sz="4" w:space="0" w:color="000000"/>
+              <w:left w:val="single" w:sz="4" w:space="0" w:color="000000"/>
+              <w:bottom w:val="single" w:sz="4" w:space="0" w:color="000000"/>
+              <w:right w:val="single" w:sz="4" w:space="0" w:color="000000"/>
+            </w:tcBorders>
+            <w:tcMar>
+              <w:top w:w="60" w:type="dxa"/>
+              <w:left w:w="100" w:type="dxa"/>
+              <w:bottom w:w="60" w:type="dxa"/>
+              <w:right w:w="100" w:type="dxa"/>
+            </w:tcMar>
+            <w:vAlign w:val="center"/>
+          </w:tcPr>
+          <w:p>
+            <w:pPr>
+              <w:keepNext/>
+              <w:keepLines/>
+              <w:widowControl/>
+              <w:suppressAutoHyphens w:val="0"/>
+              <w:rPr>
+                <w:rFonts w:ascii="Times New Roman" w:eastAsia="Times New Roman" w:hAnsi="Times New Roman" w:cs="Times New Roman"/>
+                <w:kern w:val="0"/>
+                <w:sz w:val="28"/>
+                <w:szCs w:val="28"/>
+                <w:lang w:eastAsia="ru-RU" w:bidi="ar-SA"/>
+              </w:rPr>
+            </w:pPr>
+            <w:r>
+              <w:rPr>
+                <w:rFonts w:ascii="Times New Roman" w:eastAsia="Times New Roman" w:hAnsi="Times New Roman" w:cs="Times New Roman"/>
+                <w:kern w:val="0"/>
+                <w:lang w:eastAsia="ru-RU" w:bidi="ar-SA"/>
+              </w:rPr>
+              <w:t>Контролёр переписывает серийный номер с ярлыка в бумажный журнал</w:t>
+            </w:r>
+          </w:p>
+        </w:tc>
+        <w:tc>
+          <w:tcPr>
+            <w:tcW w:w="2738" w:type="dxa"/>
+            <w:tcBorders>
+              <w:top w:val="single" w:sz="4" w:space="0" w:color="000000"/>
+              <w:left w:val="single" w:sz="4" w:space="0" w:color="000000"/>
+              <w:bottom w:val="single" w:sz="4" w:space="0" w:color="000000"/>
+              <w:right w:val="single" w:sz="4" w:space="0" w:color="000000"/>
+            </w:tcBorders>
+            <w:tcMar>
+              <w:top w:w="60" w:type="dxa"/>
+              <w:left w:w="100" w:type="dxa"/>
+              <w:bottom w:w="60" w:type="dxa"/>
+              <w:right w:w="100" w:type="dxa"/>
+            </w:tcMar>
+            <w:vAlign w:val="center"/>
+          </w:tcPr>
+          <w:p>
+            <w:pPr>
+              <w:keepNext/>
+              <w:keepLines/>
+              <w:widowControl/>
+              <w:suppressAutoHyphens w:val="0"/>
+              <w:rPr>
+                <w:rFonts w:ascii="Times New Roman" w:eastAsia="Times New Roman" w:hAnsi="Times New Roman" w:cs="Times New Roman"/>
+                <w:kern w:val="0"/>
+                <w:sz w:val="28"/>
+                <w:szCs w:val="28"/>
+                <w:lang w:eastAsia="ru-RU" w:bidi="ar-SA"/>
+              </w:rPr>
+            </w:pPr>
+            <w:r>
+              <w:rPr>
+                <w:rFonts w:ascii="Times New Roman" w:eastAsia="Times New Roman" w:hAnsi="Times New Roman" w:cs="Times New Roman"/>
+                <w:kern w:val="0"/>
+                <w:lang w:eastAsia="ru-RU" w:bidi="ar-SA"/>
+              </w:rPr>
+              <w:t>Шлем находится по серийному номеру, на него создаётся акт контроля</w:t>
+            </w:r>
+          </w:p>
+        </w:tc>
+      </w:tr>
+      <w:tr>
+        <w:trPr>
+          <w:cantSplit/>
+        </w:trPr>
+        <w:tc>
+          <w:tcPr>
+            <w:tcW w:w="2000" w:type="dxa"/>
+            <w:tcBorders>
+              <w:top w:val="single" w:sz="4" w:space="0" w:color="000000"/>
+              <w:left w:val="single" w:sz="4" w:space="0" w:color="000000"/>
+              <w:bottom w:val="single" w:sz="4" w:space="0" w:color="000000"/>
+              <w:right w:val="single" w:sz="4" w:space="0" w:color="000000"/>
+            </w:tcBorders>
+            <w:tcMar>
+              <w:top w:w="60" w:type="dxa"/>
+              <w:left w:w="100" w:type="dxa"/>
+              <w:bottom w:w="60" w:type="dxa"/>
+              <w:right w:w="100" w:type="dxa"/>
+            </w:tcMar>
+            <w:vAlign w:val="center"/>
+          </w:tcPr>
+          <w:p>
+            <w:pPr>
+              <w:keepNext/>
+              <w:keepLines/>
+              <w:widowControl/>
+              <w:suppressAutoHyphens w:val="0"/>
+              <w:rPr>
+                <w:rFonts w:ascii="Times New Roman" w:eastAsia="Times New Roman" w:hAnsi="Times New Roman" w:cs="Times New Roman"/>
+                <w:kern w:val="0"/>
+                <w:sz w:val="28"/>
+                <w:szCs w:val="28"/>
+                <w:lang w:eastAsia="ru-RU" w:bidi="ar-SA"/>
+              </w:rPr>
+            </w:pPr>
+            <w:r>
+              <w:rPr>
+                <w:rFonts w:ascii="Times New Roman" w:eastAsia="Times New Roman" w:hAnsi="Times New Roman" w:cs="Times New Roman"/>
+                <w:kern w:val="0"/>
+                <w:lang w:eastAsia="ru-RU" w:bidi="ar-SA"/>
+              </w:rPr>
+              <w:t>Ввод результатов проверок</w:t>
+            </w:r>
+          </w:p>
+        </w:tc>
+        <w:tc>
+          <w:tcPr>
+            <w:tcW w:w="2300" w:type="dxa"/>
+            <w:tcBorders>
+              <w:top w:val="single" w:sz="4" w:space="0" w:color="000000"/>
+              <w:left w:val="single" w:sz="4" w:space="0" w:color="000000"/>
+              <w:bottom w:val="single" w:sz="4" w:space="0" w:color="000000"/>
+              <w:right w:val="single" w:sz="4" w:space="0" w:color="000000"/>
+            </w:tcBorders>
+            <w:tcMar>
+              <w:top w:w="60" w:type="dxa"/>
+              <w:left w:w="100" w:type="dxa"/>
+              <w:bottom w:w="60" w:type="dxa"/>
+              <w:right w:w="100" w:type="dxa"/>
+            </w:tcMar>
+            <w:vAlign w:val="center"/>
+          </w:tcPr>
+          <w:p>
+            <w:pPr>
+              <w:keepNext/>
+              <w:keepLines/>
+              <w:widowControl/>
+              <w:suppressAutoHyphens w:val="0"/>
+              <w:rPr>
+                <w:rFonts w:ascii="Times New Roman" w:eastAsia="Times New Roman" w:hAnsi="Times New Roman" w:cs="Times New Roman"/>
+                <w:kern w:val="0"/>
+                <w:sz w:val="28"/>
+                <w:szCs w:val="28"/>
+                <w:lang w:eastAsia="ru-RU" w:bidi="ar-SA"/>
+              </w:rPr>
+            </w:pPr>
+            <w:r>
+              <w:rPr>
+                <w:rFonts w:ascii="Times New Roman" w:eastAsia="Times New Roman" w:hAnsi="Times New Roman" w:cs="Times New Roman"/>
+                <w:kern w:val="0"/>
+                <w:lang w:eastAsia="ru-RU" w:bidi="ar-SA"/>
+              </w:rPr>
+              <w:t>«Записать результаты в контрольную карту»</w:t>
+            </w:r>
+          </w:p>
+        </w:tc>
+        <w:tc>
+          <w:tcPr>
+            <w:tcW w:w="2600" w:type="dxa"/>
+            <w:tcBorders>
+              <w:top w:val="single" w:sz="4" w:space="0" w:color="000000"/>
+              <w:left w:val="single" w:sz="4" w:space="0" w:color="000000"/>
+              <w:bottom w:val="single" w:sz="4" w:space="0" w:color="000000"/>
+              <w:right w:val="single" w:sz="4" w:space="0" w:color="000000"/>
+            </w:tcBorders>
+            <w:tcMar>
+              <w:top w:w="60" w:type="dxa"/>
+              <w:left w:w="100" w:type="dxa"/>
+              <w:bottom w:w="60" w:type="dxa"/>
+              <w:right w:w="100" w:type="dxa"/>
+            </w:tcMar>
+            <w:vAlign w:val="center"/>
+          </w:tcPr>
+          <w:p>
+            <w:pPr>
+              <w:keepNext/>
+              <w:keepLines/>
+              <w:widowControl/>
+              <w:suppressAutoHyphens w:val="0"/>
+              <w:rPr>
+                <w:rFonts w:ascii="Times New Roman" w:eastAsia="Times New Roman" w:hAnsi="Times New Roman" w:cs="Times New Roman"/>
+                <w:kern w:val="0"/>
+                <w:sz w:val="28"/>
+                <w:szCs w:val="28"/>
+                <w:lang w:eastAsia="ru-RU" w:bidi="ar-SA"/>
+              </w:rPr>
+            </w:pPr>
+            <w:r>
+              <w:rPr>
+                <w:rFonts w:ascii="Times New Roman" w:eastAsia="Times New Roman" w:hAnsi="Times New Roman" w:cs="Times New Roman"/>
+                <w:kern w:val="0"/>
+                <w:lang w:eastAsia="ru-RU" w:bidi="ar-SA"/>
+              </w:rPr>
+              <w:t>Отметки ставятся в бумажной карте, дефекты описываются своими словами</w:t>
+            </w:r>
+          </w:p>
+        </w:tc>
+        <w:tc>
+          <w:tcPr>
+            <w:tcW w:w="2738" w:type="dxa"/>
+            <w:tcBorders>
+              <w:top w:val="single" w:sz="4" w:space="0" w:color="000000"/>
+              <w:left w:val="single" w:sz="4" w:space="0" w:color="000000"/>
+              <w:bottom w:val="single" w:sz="4" w:space="0" w:color="000000"/>
+              <w:right w:val="single" w:sz="4" w:space="0" w:color="000000"/>
+            </w:tcBorders>
+            <w:tcMar>
+              <w:top w:w="60" w:type="dxa"/>
+              <w:left w:w="100" w:type="dxa"/>
+              <w:bottom w:w="60" w:type="dxa"/>
+              <w:right w:w="100" w:type="dxa"/>
+            </w:tcMar>
+            <w:vAlign w:val="center"/>
+          </w:tcPr>
+          <w:p>
+            <w:pPr>
+              <w:keepNext/>
+              <w:keepLines/>
+              <w:widowControl/>
+              <w:suppressAutoHyphens w:val="0"/>
+              <w:rPr>
+                <w:rFonts w:ascii="Times New Roman" w:eastAsia="Times New Roman" w:hAnsi="Times New Roman" w:cs="Times New Roman"/>
+                <w:kern w:val="0"/>
+                <w:sz w:val="28"/>
+                <w:szCs w:val="28"/>
+                <w:lang w:eastAsia="ru-RU" w:bidi="ar-SA"/>
+              </w:rPr>
+            </w:pPr>
+            <w:r>
+              <w:rPr>
+                <w:rFonts w:ascii="Times New Roman" w:eastAsia="Times New Roman" w:hAnsi="Times New Roman" w:cs="Times New Roman"/>
+                <w:kern w:val="0"/>
+                <w:lang w:eastAsia="ru-RU" w:bidi="ar-SA"/>
+              </w:rPr>
+              <w:t>По каждому пункту списка проверок для модели шлема отмечается «пройден» или «не пройден» с описанием дефекта</w:t>
+            </w:r>
+          </w:p>
+        </w:tc>
+      </w:tr>
+      <w:tr>
+        <w:trPr>
+          <w:cantSplit/>
+        </w:trPr>
+        <w:tc>
+          <w:tcPr>
+            <w:tcW w:w="2000" w:type="dxa"/>
+            <w:tcBorders>
+              <w:top w:val="single" w:sz="4" w:space="0" w:color="000000"/>
+              <w:left w:val="single" w:sz="4" w:space="0" w:color="000000"/>
+              <w:bottom w:val="single" w:sz="4" w:space="0" w:color="000000"/>
+              <w:right w:val="single" w:sz="4" w:space="0" w:color="000000"/>
+            </w:tcBorders>
+            <w:tcMar>
+              <w:top w:w="60" w:type="dxa"/>
+              <w:left w:w="100" w:type="dxa"/>
+              <w:bottom w:w="60" w:type="dxa"/>
+              <w:right w:w="100" w:type="dxa"/>
+            </w:tcMar>
+            <w:vAlign w:val="center"/>
+          </w:tcPr>
+          <w:p>
+            <w:pPr>
+              <w:keepNext/>
+              <w:keepLines/>
+              <w:widowControl/>
+              <w:suppressAutoHyphens w:val="0"/>
+              <w:rPr>
+                <w:rFonts w:ascii="Times New Roman" w:eastAsia="Times New Roman" w:hAnsi="Times New Roman" w:cs="Times New Roman"/>
+                <w:kern w:val="0"/>
+                <w:sz w:val="28"/>
+                <w:szCs w:val="28"/>
+                <w:lang w:eastAsia="ru-RU" w:bidi="ar-SA"/>
+              </w:rPr>
+            </w:pPr>
+            <w:r>
+              <w:rPr>
+                <w:rFonts w:ascii="Times New Roman" w:eastAsia="Times New Roman" w:hAnsi="Times New Roman" w:cs="Times New Roman"/>
+                <w:kern w:val="0"/>
+                <w:lang w:eastAsia="ru-RU" w:bidi="ar-SA"/>
+              </w:rPr>
+              <w:t>Решение о годности и протокол</w:t>
+            </w:r>
+          </w:p>
+        </w:tc>
+        <w:tc>
+          <w:tcPr>
+            <w:tcW w:w="2300" w:type="dxa"/>
+            <w:tcBorders>
+              <w:top w:val="single" w:sz="4" w:space="0" w:color="000000"/>
+              <w:left w:val="single" w:sz="4" w:space="0" w:color="000000"/>
+              <w:bottom w:val="single" w:sz="4" w:space="0" w:color="000000"/>
+              <w:right w:val="single" w:sz="4" w:space="0" w:color="000000"/>
+            </w:tcBorders>
+            <w:tcMar>
+              <w:top w:w="60" w:type="dxa"/>
+              <w:left w:w="100" w:type="dxa"/>
+              <w:bottom w:w="60" w:type="dxa"/>
+              <w:right w:w="100" w:type="dxa"/>
+            </w:tcMar>
+            <w:vAlign w:val="center"/>
+          </w:tcPr>
+          <w:p>
+            <w:pPr>
+              <w:keepNext/>
+              <w:keepLines/>
+              <w:widowControl/>
+              <w:suppressAutoHyphens w:val="0"/>
+              <w:rPr>
+                <w:rFonts w:ascii="Times New Roman" w:eastAsia="Times New Roman" w:hAnsi="Times New Roman" w:cs="Times New Roman"/>
+                <w:kern w:val="0"/>
+                <w:sz w:val="28"/>
+                <w:szCs w:val="28"/>
+                <w:lang w:eastAsia="ru-RU" w:bidi="ar-SA"/>
+              </w:rPr>
+            </w:pPr>
+            <w:r>
+              <w:rPr>
+                <w:rFonts w:ascii="Times New Roman" w:eastAsia="Times New Roman" w:hAnsi="Times New Roman" w:cs="Times New Roman"/>
+                <w:kern w:val="0"/>
+                <w:lang w:eastAsia="ru-RU" w:bidi="ar-SA"/>
+              </w:rPr>
+              <w:t>Шлюз «Все проверки пройдены?», задачи «Поставить клеймо ОТК» и «Оформить ярлык брака»</w:t>
+            </w:r>
+          </w:p>
+        </w:tc>
+        <w:tc>
+          <w:tcPr>
+            <w:tcW w:w="2600" w:type="dxa"/>
+            <w:tcBorders>
+              <w:top w:val="single" w:sz="4" w:space="0" w:color="000000"/>
+              <w:left w:val="single" w:sz="4" w:space="0" w:color="000000"/>
+              <w:bottom w:val="single" w:sz="4" w:space="0" w:color="000000"/>
+              <w:right w:val="single" w:sz="4" w:space="0" w:color="000000"/>
+            </w:tcBorders>
+            <w:tcMar>
+              <w:top w:w="60" w:type="dxa"/>
+              <w:left w:w="100" w:type="dxa"/>
+              <w:bottom w:w="60" w:type="dxa"/>
+              <w:right w:w="100" w:type="dxa"/>
+            </w:tcMar>
+            <w:vAlign w:val="center"/>
+          </w:tcPr>
+          <w:p>
+            <w:pPr>
+              <w:keepNext/>
+              <w:keepLines/>
+              <w:widowControl/>
+              <w:suppressAutoHyphens w:val="0"/>
+              <w:rPr>
+                <w:rFonts w:ascii="Times New Roman" w:eastAsia="Times New Roman" w:hAnsi="Times New Roman" w:cs="Times New Roman"/>
+                <w:kern w:val="0"/>
+                <w:sz w:val="28"/>
+                <w:szCs w:val="28"/>
+                <w:lang w:eastAsia="ru-RU" w:bidi="ar-SA"/>
+              </w:rPr>
+            </w:pPr>
+            <w:r>
+              <w:rPr>
+                <w:rFonts w:ascii="Times New Roman" w:eastAsia="Times New Roman" w:hAnsi="Times New Roman" w:cs="Times New Roman"/>
+                <w:kern w:val="0"/>
+                <w:lang w:eastAsia="ru-RU" w:bidi="ar-SA"/>
+              </w:rPr>
+              <w:t>Контролёр сам решает по карте и подписывает её</w:t>
+            </w:r>
+          </w:p>
+        </w:tc>
+        <w:tc>
+          <w:tcPr>
+            <w:tcW w:w="2738" w:type="dxa"/>
+            <w:tcBorders>
+              <w:top w:val="single" w:sz="4" w:space="0" w:color="000000"/>
+              <w:left w:val="single" w:sz="4" w:space="0" w:color="000000"/>
+              <w:bottom w:val="single" w:sz="4" w:space="0" w:color="000000"/>
+              <w:right w:val="single" w:sz="4" w:space="0" w:color="000000"/>
+            </w:tcBorders>
+            <w:tcMar>
+              <w:top w:w="60" w:type="dxa"/>
+              <w:left w:w="100" w:type="dxa"/>
+              <w:bottom w:w="60" w:type="dxa"/>
+              <w:right w:w="100" w:type="dxa"/>
+            </w:tcMar>
+            <w:vAlign w:val="center"/>
+          </w:tcPr>
+          <w:p>
+            <w:pPr>
+              <w:keepNext/>
+              <w:keepLines/>
+              <w:widowControl/>
+              <w:suppressAutoHyphens w:val="0"/>
+              <w:rPr>
+                <w:rFonts w:ascii="Times New Roman" w:eastAsia="Times New Roman" w:hAnsi="Times New Roman" w:cs="Times New Roman"/>
+                <w:kern w:val="0"/>
+                <w:sz w:val="28"/>
+                <w:szCs w:val="28"/>
+                <w:lang w:eastAsia="ru-RU" w:bidi="ar-SA"/>
+              </w:rPr>
+            </w:pPr>
+            <w:r>
+              <w:rPr>
+                <w:rFonts w:ascii="Times New Roman" w:eastAsia="Times New Roman" w:hAnsi="Times New Roman" w:cs="Times New Roman"/>
+                <w:kern w:val="0"/>
+                <w:lang w:eastAsia="ru-RU" w:bidi="ar-SA"/>
+              </w:rPr>
+              <w:t>Решение «годен» или «брак» выносится по результатам проверок, протокол формируется автоматически</w:t>
+            </w:r>
+          </w:p>
+        </w:tc>
+      </w:tr>
+    </w:tbl>
+    <w:p>
+      <w:pPr>
+        <w:widowControl/>
+        <w:suppressAutoHyphens w:val="0"/>
+        <w:spacing w:line="360" w:lineRule="auto"/>
+        <w:rPr>
+          <w:rFonts w:ascii="Times New Roman" w:eastAsia="Times New Roman" w:hAnsi="Times New Roman" w:cs="Times New Roman"/>
+          <w:kern w:val="0"/>
+          <w:sz w:val="28"/>
+          <w:szCs w:val="28"/>
+          <w:lang w:eastAsia="ru-RU" w:bidi="ar-SA"/>
+        </w:rPr>
+      </w:pPr>
+    </w:p>
+    <w:p>
+      <w:pPr>
         <w:keepNext/>
         <w:pageBreakBefore/>
         <w:widowControl/>
@@ -4541,7 +5876,7 @@
           <w:lang w:eastAsia="ru-RU" w:bidi="ar-SA"/>
         </w:rPr>
       </w:pPr>
-      <w:bookmarkStart w:id="4" w:name="_Toc243855968"/>
+      <w:bookmarkStart w:id="6" w:name="_Toc243940249"/>
       <w:r>
         <w:rPr>
           <w:rFonts w:ascii="Times New Roman" w:eastAsia="Times New Roman" w:hAnsi="Times New Roman" w:cs="Times New Roman"/>
@@ -4556,7 +5891,7 @@
         <w:lastRenderedPageBreak/>
         <w:t>СПИСОК ИСПОЛЬЗОВАННЫХ ИСТОЧНИКОВ</w:t>
       </w:r>
-      <w:bookmarkEnd w:id="4"/>
+      <w:bookmarkEnd w:id="6"/>
     </w:p>
     <w:p>
       <w:pPr>
@@ -4570,7 +5905,7 @@
       <w:r>
         <w:t xml:space="preserve">Пьянова Н. В., Столярова Е. А., Пьянов Р. Р. Современные тенденции применения VR-технологий в бизнес-индустрии // Известия Юго-Западного государственного университета. Серия: Экономика. Социология. Менеджмент. – 2024. – Т. 14, № 1. – С. 94–104. – DOI 10.21869/2223-1552-2024-14-1-94-104. – URL: </w:t>
       </w:r>
-      <w:hyperlink r:id="rId10" w:history="1">
+      <w:hyperlink r:id="rId11" w:history="1">
         <w:r>
           <w:rPr>
             <w:rStyle w:val="af0"/>
@@ -4594,7 +5929,7 @@
       <w:r>
         <w:t xml:space="preserve">Кашапов М. Н. Виртуальная и дополненная реальность как двигатель экономики впечатлений // Казанский экономический вестник. – 2023. – № 2 (64). – С. 93–97. – URL: </w:t>
       </w:r>
-      <w:hyperlink r:id="rId11" w:history="1">
+      <w:hyperlink r:id="rId12" w:history="1">
         <w:r>
           <w:rPr>
             <w:rStyle w:val="af0"/>
@@ -4624,7 +5959,7 @@
         </w:rPr>
         <w:t xml:space="preserve">Ren Z., Fu X., Dong K. [et al.] Advanced Study of Optical Imaging Systems for Virtual Reality Head-Mounted Displays // Photonics. – 2023. – Vol. 10, No. 5. – Art. 555. – DOI 10.3390/photonics10050555. – URL: </w:t>
       </w:r>
-      <w:hyperlink r:id="rId12" w:history="1">
+      <w:hyperlink r:id="rId13" w:history="1">
         <w:r>
           <w:rPr>
             <w:rStyle w:val="af0"/>
@@ -4686,7 +6021,7 @@
       <w:r>
         <w:t xml:space="preserve"> дисплея // Фотоника. – 2024. – Т. 18, № 7. – С. 564–568. – DOI 10.22184/1993-7296.FRos.2024.18.7.564.568. – URL: </w:t>
       </w:r>
-      <w:hyperlink r:id="rId13" w:history="1">
+      <w:hyperlink r:id="rId14" w:history="1">
         <w:r>
           <w:rPr>
             <w:rStyle w:val="af0"/>
@@ -4716,7 +6051,7 @@
         </w:rPr>
         <w:t xml:space="preserve">Zhao C., Bhansali K., Beams R. [et al.] Integrating eye rotation and contrast sensitivity into image quality evaluation of virtual reality head-mounted displays // Optics Express. – 2024. – Vol. 32, No. 14. – P. 24968–24984. – DOI 10.1364/OE.527660. – URL: </w:t>
       </w:r>
-      <w:hyperlink r:id="rId14" w:history="1">
+      <w:hyperlink r:id="rId15" w:history="1">
         <w:r>
           <w:rPr>
             <w:rStyle w:val="af0"/>
@@ -4768,7 +6103,7 @@
         </w:rPr>
         <w:t xml:space="preserve">Bhansali K., Lago M. A., Beams R., Zhao C. Evaluation of monocular and binocular contrast perception on virtual reality head-mounted displays // Journal of Medical Imaging. – 2024. – Vol. 11, No. 6. – Art. 062605. – DOI 10.1117/1.JMI.11.6.062605. – URL: </w:t>
       </w:r>
-      <w:hyperlink r:id="rId15" w:history="1">
+      <w:hyperlink r:id="rId16" w:history="1">
         <w:r>
           <w:rPr>
             <w:rStyle w:val="af0"/>
@@ -4847,7 +6182,7 @@
       <w:r>
         <w:t xml:space="preserve">, 2011. – URL: </w:t>
       </w:r>
-      <w:hyperlink r:id="rId16" w:history="1">
+      <w:hyperlink r:id="rId17" w:history="1">
         <w:r>
           <w:rPr>
             <w:rStyle w:val="af0"/>
@@ -4903,7 +6238,7 @@
       <w:r>
         <w:t xml:space="preserve">, 2009. – URL: </w:t>
       </w:r>
-      <w:hyperlink r:id="rId17" w:history="1">
+      <w:hyperlink r:id="rId18" w:history="1">
         <w:r>
           <w:rPr>
             <w:rStyle w:val="af0"/>
@@ -4959,7 +6294,7 @@
       <w:r>
         <w:t xml:space="preserve">, 2015. – URL: </w:t>
       </w:r>
-      <w:hyperlink r:id="rId18" w:history="1">
+      <w:hyperlink r:id="rId19" w:history="1">
         <w:r>
           <w:rPr>
             <w:rStyle w:val="af0"/>
@@ -4983,7 +6318,7 @@
       <w:r>
         <w:t xml:space="preserve">Кремлев К. Актуальные методы контроля качества при проведении монтажа электронных компонентов // Электроника: Наука, технология, бизнес. – 2024. – № 8. – С. 74–78. – DOI 10.22184/1992-4178.2024.239.8.74.78. – URL: </w:t>
       </w:r>
-      <w:hyperlink r:id="rId19" w:history="1">
+      <w:hyperlink r:id="rId20" w:history="1">
         <w:r>
           <w:rPr>
             <w:rStyle w:val="af0"/>
@@ -5013,7 +6348,7 @@
         </w:rPr>
         <w:t xml:space="preserve">Montoya Magaña B., Hernández-Uribe Ó., Cárdenas-Robledo L. A., Cantoral-Ceballos J. A. Deep Learning Algorithms for Defect Detection on Electronic Assemblies: A Systematic Literature Review // Machine Learning and Knowledge Extraction. – 2026. – Vol. 8, No. 1. – Art. 5. – DOI 10.3390/make8010005. – URL: </w:t>
       </w:r>
-      <w:hyperlink r:id="rId20" w:history="1">
+      <w:hyperlink r:id="rId21" w:history="1">
         <w:r>
           <w:rPr>
             <w:rStyle w:val="af0"/>
@@ -5065,7 +6400,7 @@
         </w:rPr>
         <w:t xml:space="preserve">Weiss E. Advancements in Electronic Component Assembly: Real-Time AI-Driven Inspection Techniques // Electronics. – 2024. – Vol. 13, No. 18. – Art. 3707. – DOI 10.3390/electronics13183707. – URL: </w:t>
       </w:r>
-      <w:hyperlink r:id="rId21" w:history="1">
+      <w:hyperlink r:id="rId22" w:history="1">
         <w:r>
           <w:rPr>
             <w:rStyle w:val="af0"/>
@@ -5115,7 +6450,7 @@
         <w:lastRenderedPageBreak/>
         <w:t xml:space="preserve">оптической инспекции (АОИ) Maker-Ray. Часть 1 // Электроника: Наука, технология, бизнес. – 2023. – № 10. – С. 120–124. – DOI 10.22184/1992-4178.2023.231.10.120.124. – URL: </w:t>
       </w:r>
-      <w:hyperlink r:id="rId22" w:history="1">
+      <w:hyperlink r:id="rId23" w:history="1">
         <w:r>
           <w:rPr>
             <w:rStyle w:val="af0"/>
@@ -5139,7 +6474,7 @@
       <w:r>
         <w:t xml:space="preserve">Рожков И., Гаранин А., Подольский Д. В погоне за совершенством: от глубоко машинного обучения к искусственному интеллекту в системах оптической инспекции (АОИ) Maker-Ray. Часть 2 // Электроника: Наука, технология, бизнес. – 2024. – № 3. – С. 200–206. – DOI 10.22184/1992-4178.2024.234.3.200.206. – URL: </w:t>
       </w:r>
-      <w:hyperlink r:id="rId23" w:history="1">
+      <w:hyperlink r:id="rId24" w:history="1">
         <w:r>
           <w:rPr>
             <w:rStyle w:val="af0"/>
@@ -5163,7 +6498,7 @@
       <w:r>
         <w:t xml:space="preserve">Васильев В. А., Александрова С. В. Управление качеством на основе цифровых технологий // Наукоёмкие технологии в машиностроении. – 2022. – № 9. – С. 18–25. – DOI 10.30987/2223-4608-2022-9-18-25. – URL: </w:t>
       </w:r>
-      <w:hyperlink r:id="rId24" w:history="1">
+      <w:hyperlink r:id="rId25" w:history="1">
         <w:r>
           <w:rPr>
             <w:rStyle w:val="af0"/>
@@ -5194,7 +6529,7 @@
           <w:lang w:eastAsia="ru-RU" w:bidi="ar-SA"/>
         </w:rPr>
       </w:pPr>
-      <w:bookmarkStart w:id="5" w:name="_Toc243855969"/>
+      <w:bookmarkStart w:id="7" w:name="_Toc243940250"/>
       <w:r>
         <w:rPr>
           <w:rFonts w:ascii="Times New Roman" w:eastAsia="Times New Roman" w:hAnsi="Times New Roman" w:cs="Times New Roman"/>
@@ -5209,7 +6544,7 @@
         <w:lastRenderedPageBreak/>
         <w:t>ПРИЛОЖЕНИЕ А</w:t>
       </w:r>
-      <w:bookmarkEnd w:id="5"/>
+      <w:bookmarkEnd w:id="7"/>
     </w:p>
     <w:p>
       <w:pPr>
@@ -5550,7 +6885,7 @@
         </w:rPr>
         <w:t xml:space="preserve">URL: </w:t>
       </w:r>
-      <w:hyperlink r:id="rId25" w:history="1">
+      <w:hyperlink r:id="rId26" w:history="1">
         <w:r>
           <w:rPr>
             <w:rStyle w:val="af0"/>
@@ -6001,8 +7336,8 @@
     </w:p>
     <w:p/>
     <w:sectPr>
-      <w:footerReference w:type="default" r:id="rId26"/>
-      <w:footerReference w:type="first" r:id="rId27"/>
+      <w:footerReference w:type="default" r:id="rId27"/>
+      <w:footerReference w:type="first" r:id="rId28"/>
       <w:pgSz w:w="11906" w:h="16838"/>
       <w:pgMar w:top="1134" w:right="567" w:bottom="1134" w:left="1701" w:header="567" w:footer="567" w:gutter="0"/>
       <w:cols w:space="720"/>
@@ -9547,6 +10882,32 @@
       <w:u w:val="single"/>
     </w:rPr>
   </w:style>
+  <w:style w:type="paragraph" w:customStyle="1" w:styleId="af3">
+    <w:name w:val="Мой подзаголовок"/>
+    <w:basedOn w:val="ad"/>
+    <w:next w:val="a"/>
+    <w:qFormat/>
+    <w:pPr>
+      <w:outlineLvl w:val="1"/>
+    </w:pPr>
+  </w:style>
+  <w:style w:type="paragraph" w:styleId="2">
+    <w:name w:val="toc 2"/>
+    <w:basedOn w:val="a"/>
+    <w:next w:val="a"/>
+    <w:autoRedefine/>
+    <w:uiPriority w:val="39"/>
+    <w:unhideWhenUsed/>
+    <w:rsid w:val="00AD672D"/>
+    <w:pPr>
+      <w:spacing w:after="100"/>
+      <w:ind w:left="240"/>
+    </w:pPr>
+    <w:rPr>
+      <w:rFonts w:cs="Mangal"/>
+      <w:szCs w:val="21"/>
+    </w:rPr>
+  </w:style>
 </w:styles>
 </file>
 

--- a/docs/Отчет_ИКБО-31-24_УшверидзеАА_КТ2.docx
+++ b/docs/Отчет_ИКБО-31-24_УшверидзеАА_КТ2.docx
@@ -25,7 +25,7 @@
           <w:lang w:eastAsia="ru-RU" w:bidi="ar-SA"/>
         </w:rPr>
         <w:drawing>
-          <wp:inline distT="0" distB="0" distL="0" distR="0" wp14:anchorId="3E0420ED" wp14:editId="3F700B0D">
+          <wp:inline distT="0" distB="0" distL="0" distR="0" wp14:anchorId="5BB2BCD5" wp14:editId="73031124">
             <wp:extent cx="952500" cy="1066800"/>
             <wp:effectExtent l="0" t="0" r="0" b="0"/>
             <wp:docPr id="6" name="Рисунок 1" descr="Изображение выглядит как эмблема, символ, герб, нашивка  Автоматически созданное описание"/>
@@ -173,7 +173,7 @@
         <mc:AlternateContent>
           <mc:Choice Requires="wpg">
             <w:drawing>
-              <wp:anchor distT="0" distB="0" distL="114300" distR="114300" simplePos="0" relativeHeight="251659264" behindDoc="0" locked="0" layoutInCell="1" allowOverlap="1" wp14:anchorId="4864BB3A" wp14:editId="5B6F812D">
+              <wp:anchor distT="0" distB="0" distL="114300" distR="114300" simplePos="0" relativeHeight="251659264" behindDoc="0" locked="0" layoutInCell="1" allowOverlap="1" wp14:anchorId="57B58325" wp14:editId="69750006">
                 <wp:simplePos x="0" y="0"/>
                 <wp:positionH relativeFrom="margin">
                   <wp:posOffset>172720</wp:posOffset>
@@ -1434,6 +1434,58 @@
         <w:autoSpaceDN w:val="0"/>
         <w:jc w:val="center"/>
         <w:rPr>
+          <w:rFonts w:ascii="Times New Roman" w:eastAsia="Consolas" w:hAnsi="Times New Roman" w:cs="Consolas"/>
+          <w:kern w:val="0"/>
+          <w:lang w:eastAsia="en-US" w:bidi="ar-SA"/>
+        </w:rPr>
+      </w:pPr>
+    </w:p>
+    <w:p>
+      <w:pPr>
+        <w:suppressAutoHyphens w:val="0"/>
+        <w:autoSpaceDE w:val="0"/>
+        <w:autoSpaceDN w:val="0"/>
+        <w:jc w:val="center"/>
+        <w:rPr>
+          <w:rFonts w:ascii="Times New Roman" w:eastAsia="Consolas" w:hAnsi="Times New Roman" w:cs="Consolas"/>
+          <w:kern w:val="0"/>
+          <w:lang w:eastAsia="en-US" w:bidi="ar-SA"/>
+        </w:rPr>
+      </w:pPr>
+    </w:p>
+    <w:p>
+      <w:pPr>
+        <w:suppressAutoHyphens w:val="0"/>
+        <w:autoSpaceDE w:val="0"/>
+        <w:autoSpaceDN w:val="0"/>
+        <w:jc w:val="center"/>
+        <w:rPr>
+          <w:rFonts w:ascii="Times New Roman" w:eastAsia="Consolas" w:hAnsi="Times New Roman" w:cs="Consolas"/>
+          <w:kern w:val="0"/>
+          <w:lang w:eastAsia="en-US" w:bidi="ar-SA"/>
+        </w:rPr>
+      </w:pPr>
+    </w:p>
+    <w:p>
+      <w:pPr>
+        <w:suppressAutoHyphens w:val="0"/>
+        <w:autoSpaceDE w:val="0"/>
+        <w:autoSpaceDN w:val="0"/>
+        <w:jc w:val="center"/>
+        <w:rPr>
+          <w:rFonts w:ascii="Times New Roman" w:eastAsia="Consolas" w:hAnsi="Times New Roman" w:cs="Consolas"/>
+          <w:kern w:val="0"/>
+          <w:lang w:eastAsia="en-US" w:bidi="ar-SA"/>
+        </w:rPr>
+      </w:pPr>
+    </w:p>
+    <w:p>
+      <w:pPr>
+        <w:suppressAutoHyphens w:val="0"/>
+        <w:autoSpaceDE w:val="0"/>
+        <w:autoSpaceDN w:val="0"/>
+        <w:jc w:val="center"/>
+        <w:rPr>
           <w:rFonts w:ascii="Times New Roman" w:eastAsia="Times New Roman" w:hAnsi="Times New Roman" w:cs="Consolas"/>
           <w:color w:val="000000" w:themeColor="text1"/>
           <w:kern w:val="0"/>
@@ -1526,7 +1578,7 @@
           <w:r>
             <w:fldChar w:fldCharType="separate"/>
           </w:r>
-          <w:hyperlink w:anchor="_Toc243940243" w:history="1">
+          <w:hyperlink w:anchor="_Toc244015920" w:history="1">
             <w:r>
               <w:rPr>
                 <w:rStyle w:val="af0"/>
@@ -1553,7 +1605,7 @@
                 <w:noProof/>
                 <w:webHidden/>
               </w:rPr>
-              <w:instrText xml:space="preserve"> PAGEREF _Toc243940243 \h </w:instrText>
+              <w:instrText xml:space="preserve"> PAGEREF _Toc244015920 \h </w:instrText>
             </w:r>
             <w:r>
               <w:rPr>
@@ -1598,7 +1650,7 @@
               <w14:ligatures w14:val="standardContextual"/>
             </w:rPr>
           </w:pPr>
-          <w:hyperlink w:anchor="_Toc243940244" w:history="1">
+          <w:hyperlink w:anchor="_Toc244015921" w:history="1">
             <w:r>
               <w:rPr>
                 <w:rStyle w:val="af0"/>
@@ -1627,7 +1679,7 @@
                 <w:noProof/>
                 <w:webHidden/>
               </w:rPr>
-              <w:instrText xml:space="preserve"> PAGEREF _Toc243940244 \h </w:instrText>
+              <w:instrText xml:space="preserve"> PAGEREF _Toc244015921 \h </w:instrText>
             </w:r>
             <w:r>
               <w:rPr>
@@ -1672,7 +1724,7 @@
               <w14:ligatures w14:val="standardContextual"/>
             </w:rPr>
           </w:pPr>
-          <w:hyperlink w:anchor="_Toc243940245" w:history="1">
+          <w:hyperlink w:anchor="_Toc244015922" w:history="1">
             <w:r>
               <w:rPr>
                 <w:rStyle w:val="af0"/>
@@ -1701,7 +1753,7 @@
                 <w:noProof/>
                 <w:webHidden/>
               </w:rPr>
-              <w:instrText xml:space="preserve"> PAGEREF _Toc243940245 \h </w:instrText>
+              <w:instrText xml:space="preserve"> PAGEREF _Toc244015922 \h </w:instrText>
             </w:r>
             <w:r>
               <w:rPr>
@@ -1746,7 +1798,7 @@
               <w14:ligatures w14:val="standardContextual"/>
             </w:rPr>
           </w:pPr>
-          <w:hyperlink w:anchor="_Toc243940246" w:history="1">
+          <w:hyperlink w:anchor="_Toc244015923" w:history="1">
             <w:r>
               <w:rPr>
                 <w:rStyle w:val="af0"/>
@@ -1775,7 +1827,7 @@
                 <w:noProof/>
                 <w:webHidden/>
               </w:rPr>
-              <w:instrText xml:space="preserve"> PAGEREF _Toc243940246 \h </w:instrText>
+              <w:instrText xml:space="preserve"> PAGEREF _Toc244015923 \h </w:instrText>
             </w:r>
             <w:r>
               <w:rPr>
@@ -1820,7 +1872,7 @@
               <w14:ligatures w14:val="standardContextual"/>
             </w:rPr>
           </w:pPr>
-          <w:hyperlink w:anchor="_Toc243940247" w:history="1">
+          <w:hyperlink w:anchor="_Toc244015924" w:history="1">
             <w:r>
               <w:rPr>
                 <w:rStyle w:val="af0"/>
@@ -1849,7 +1901,7 @@
                 <w:noProof/>
                 <w:webHidden/>
               </w:rPr>
-              <w:instrText xml:space="preserve"> PAGEREF _Toc243940247 \h </w:instrText>
+              <w:instrText xml:space="preserve"> PAGEREF _Toc244015924 \h </w:instrText>
             </w:r>
             <w:r>
               <w:rPr>
@@ -1887,10 +1939,14 @@
               <w:tab w:val="right" w:leader="dot" w:pos="9628"/>
             </w:tabs>
             <w:rPr>
+              <w:rFonts w:asciiTheme="minorHAnsi" w:eastAsiaTheme="minorEastAsia" w:hAnsiTheme="minorHAnsi" w:cstheme="minorBidi"/>
               <w:noProof/>
+              <w:szCs w:val="24"/>
+              <w:lang w:eastAsia="ru-RU" w:bidi="ar-SA"/>
+              <w14:ligatures w14:val="standardContextual"/>
             </w:rPr>
           </w:pPr>
-          <w:hyperlink w:anchor="_Toc243940248" w:history="1">
+          <w:hyperlink w:anchor="_Toc244015925" w:history="1">
             <w:r>
               <w:rPr>
                 <w:rStyle w:val="af0"/>
@@ -1919,7 +1975,7 @@
                 <w:noProof/>
                 <w:webHidden/>
               </w:rPr>
-              <w:instrText xml:space="preserve"> PAGEREF _Toc243940248 \h </w:instrText>
+              <w:instrText xml:space="preserve"> PAGEREF _Toc244015925 \h </w:instrText>
             </w:r>
             <w:r>
               <w:rPr>
@@ -1940,6 +1996,154 @@
                 <w:webHidden/>
               </w:rPr>
               <w:t>8</w:t>
+            </w:r>
+            <w:r>
+              <w:rPr>
+                <w:noProof/>
+                <w:webHidden/>
+              </w:rPr>
+              <w:fldChar w:fldCharType="end"/>
+            </w:r>
+          </w:hyperlink>
+        </w:p>
+        <w:p>
+          <w:pPr>
+            <w:pStyle w:val="2"/>
+            <w:tabs>
+              <w:tab w:val="right" w:leader="dot" w:pos="9628"/>
+            </w:tabs>
+            <w:rPr>
+              <w:rFonts w:asciiTheme="minorHAnsi" w:eastAsiaTheme="minorEastAsia" w:hAnsiTheme="minorHAnsi" w:cstheme="minorBidi"/>
+              <w:noProof/>
+              <w:szCs w:val="24"/>
+              <w:lang w:eastAsia="ru-RU" w:bidi="ar-SA"/>
+              <w14:ligatures w14:val="standardContextual"/>
+            </w:rPr>
+          </w:pPr>
+          <w:hyperlink w:anchor="_Toc244015926" w:history="1">
+            <w:r>
+              <w:rPr>
+                <w:rStyle w:val="af0"/>
+                <w:rFonts w:eastAsia="Times New Roman"/>
+                <w:noProof/>
+                <w:lang w:eastAsia="ru-RU"/>
+              </w:rPr>
+              <w:t>4.2 Логическая модель данных</w:t>
+            </w:r>
+            <w:r>
+              <w:rPr>
+                <w:noProof/>
+                <w:webHidden/>
+              </w:rPr>
+              <w:tab/>
+            </w:r>
+            <w:r>
+              <w:rPr>
+                <w:noProof/>
+                <w:webHidden/>
+              </w:rPr>
+              <w:fldChar w:fldCharType="begin"/>
+            </w:r>
+            <w:r>
+              <w:rPr>
+                <w:noProof/>
+                <w:webHidden/>
+              </w:rPr>
+              <w:instrText xml:space="preserve"> PAGEREF _Toc244015926 \h </w:instrText>
+            </w:r>
+            <w:r>
+              <w:rPr>
+                <w:noProof/>
+                <w:webHidden/>
+              </w:rPr>
+            </w:r>
+            <w:r>
+              <w:rPr>
+                <w:noProof/>
+                <w:webHidden/>
+              </w:rPr>
+              <w:fldChar w:fldCharType="separate"/>
+            </w:r>
+            <w:r>
+              <w:rPr>
+                <w:noProof/>
+                <w:webHidden/>
+              </w:rPr>
+              <w:t>9</w:t>
+            </w:r>
+            <w:r>
+              <w:rPr>
+                <w:noProof/>
+                <w:webHidden/>
+              </w:rPr>
+              <w:fldChar w:fldCharType="end"/>
+            </w:r>
+          </w:hyperlink>
+        </w:p>
+        <w:p>
+          <w:pPr>
+            <w:pStyle w:val="2"/>
+            <w:tabs>
+              <w:tab w:val="right" w:leader="dot" w:pos="9628"/>
+            </w:tabs>
+            <w:rPr>
+              <w:rFonts w:asciiTheme="minorHAnsi" w:eastAsiaTheme="minorEastAsia" w:hAnsiTheme="minorHAnsi" w:cstheme="minorBidi"/>
+              <w:noProof/>
+              <w:szCs w:val="24"/>
+              <w:lang w:eastAsia="ru-RU" w:bidi="ar-SA"/>
+              <w14:ligatures w14:val="standardContextual"/>
+            </w:rPr>
+          </w:pPr>
+          <w:hyperlink w:anchor="_Toc244015927" w:history="1">
+            <w:r>
+              <w:rPr>
+                <w:rStyle w:val="af0"/>
+                <w:rFonts w:eastAsia="Times New Roman"/>
+                <w:noProof/>
+                <w:lang w:eastAsia="ru-RU"/>
+              </w:rPr>
+              <w:t>4.3 Алгоритмы</w:t>
+            </w:r>
+            <w:r>
+              <w:rPr>
+                <w:noProof/>
+                <w:webHidden/>
+              </w:rPr>
+              <w:tab/>
+            </w:r>
+            <w:r>
+              <w:rPr>
+                <w:noProof/>
+                <w:webHidden/>
+              </w:rPr>
+              <w:fldChar w:fldCharType="begin"/>
+            </w:r>
+            <w:r>
+              <w:rPr>
+                <w:noProof/>
+                <w:webHidden/>
+              </w:rPr>
+              <w:instrText xml:space="preserve"> PAGEREF _Toc244015927 \h </w:instrText>
+            </w:r>
+            <w:r>
+              <w:rPr>
+                <w:noProof/>
+                <w:webHidden/>
+              </w:rPr>
+            </w:r>
+            <w:r>
+              <w:rPr>
+                <w:noProof/>
+                <w:webHidden/>
+              </w:rPr>
+              <w:fldChar w:fldCharType="separate"/>
+            </w:r>
+            <w:r>
+              <w:rPr>
+                <w:noProof/>
+                <w:webHidden/>
+              </w:rPr>
+              <w:t>11</w:t>
             </w:r>
             <w:r>
               <w:rPr>
@@ -1964,7 +2168,7 @@
               <w14:ligatures w14:val="standardContextual"/>
             </w:rPr>
           </w:pPr>
-          <w:hyperlink w:anchor="_Toc243940249" w:history="1">
+          <w:hyperlink w:anchor="_Toc244015928" w:history="1">
             <w:r>
               <w:rPr>
                 <w:rStyle w:val="af0"/>
@@ -1994,7 +2198,7 @@
                 <w:noProof/>
                 <w:webHidden/>
               </w:rPr>
-              <w:instrText xml:space="preserve"> PAGEREF _Toc243940249 \h </w:instrText>
+              <w:instrText xml:space="preserve"> PAGEREF _Toc244015928 \h </w:instrText>
             </w:r>
             <w:r>
               <w:rPr>
@@ -2014,7 +2218,7 @@
                 <w:noProof/>
                 <w:webHidden/>
               </w:rPr>
-              <w:t>10</w:t>
+              <w:t>15</w:t>
             </w:r>
             <w:r>
               <w:rPr>
@@ -2039,7 +2243,7 @@
               <w14:ligatures w14:val="standardContextual"/>
             </w:rPr>
           </w:pPr>
-          <w:hyperlink w:anchor="_Toc243940250" w:history="1">
+          <w:hyperlink w:anchor="_Toc244015929" w:history="1">
             <w:r>
               <w:rPr>
                 <w:rStyle w:val="af0"/>
@@ -2069,7 +2273,7 @@
                 <w:noProof/>
                 <w:webHidden/>
               </w:rPr>
-              <w:instrText xml:space="preserve"> PAGEREF _Toc243940250 \h </w:instrText>
+              <w:instrText xml:space="preserve"> PAGEREF _Toc244015929 \h </w:instrText>
             </w:r>
             <w:r>
               <w:rPr>
@@ -2089,7 +2293,7 @@
                 <w:noProof/>
                 <w:webHidden/>
               </w:rPr>
-              <w:t>13</w:t>
+              <w:t>18</w:t>
             </w:r>
             <w:r>
               <w:rPr>
@@ -2146,7 +2350,7 @@
           <w:lang w:bidi="ar-SA"/>
         </w:rPr>
       </w:pPr>
-      <w:bookmarkStart w:id="0" w:name="_Toc243940243"/>
+      <w:bookmarkStart w:id="0" w:name="_Toc244015920"/>
       <w:r>
         <w:rPr>
           <w:lang w:bidi="ar-SA"/>
@@ -2489,7 +2693,7 @@
           <w:lang w:eastAsia="ru-RU" w:bidi="ar-SA"/>
         </w:rPr>
       </w:pPr>
-      <w:bookmarkStart w:id="1" w:name="_Toc243940244"/>
+      <w:bookmarkStart w:id="1" w:name="_Toc244015921"/>
       <w:r>
         <w:rPr>
           <w:rFonts w:eastAsia="Times New Roman"/>
@@ -2825,7 +3029,7 @@
           <w:lang w:eastAsia="ru-RU" w:bidi="ar-SA"/>
         </w:rPr>
       </w:pPr>
-      <w:bookmarkStart w:id="2" w:name="_Toc243940245"/>
+      <w:bookmarkStart w:id="2" w:name="_Toc244015922"/>
       <w:r>
         <w:rPr>
           <w:rFonts w:eastAsia="Times New Roman"/>
@@ -3991,7 +4195,7 @@
           <w:lang w:eastAsia="ru-RU" w:bidi="ar-SA"/>
         </w:rPr>
       </w:pPr>
-      <w:bookmarkStart w:id="3" w:name="_Toc243940246"/>
+      <w:bookmarkStart w:id="3" w:name="_Toc244015923"/>
       <w:r>
         <w:rPr>
           <w:rFonts w:eastAsia="Times New Roman"/>
@@ -4669,7 +4873,7 @@
           <w:lang w:eastAsia="ru-RU" w:bidi="ar-SA"/>
         </w:rPr>
       </w:pPr>
-      <w:bookmarkStart w:id="4" w:name="_Toc243940247"/>
+      <w:bookmarkStart w:id="4" w:name="_Toc244015924"/>
       <w:r>
         <w:rPr>
           <w:rFonts w:eastAsia="Times New Roman"/>
@@ -4687,7 +4891,7 @@
           <w:lang w:eastAsia="ru-RU" w:bidi="ar-SA"/>
         </w:rPr>
       </w:pPr>
-      <w:bookmarkStart w:id="5" w:name="_Toc243940248"/>
+      <w:bookmarkStart w:id="5" w:name="_Toc244015925"/>
       <w:r>
         <w:rPr>
           <w:rFonts w:eastAsia="Times New Roman"/>
@@ -4760,7 +4964,51 @@
           <w:szCs w:val="28"/>
           <w:lang w:eastAsia="ru-RU" w:bidi="ar-SA"/>
         </w:rPr>
-        <w:t xml:space="preserve"> models/process.bpmn.</w:t>
+        <w:t xml:space="preserve"> </w:t>
+      </w:r>
+      <w:proofErr w:type="spellStart"/>
+      <w:r>
+        <w:rPr>
+          <w:rFonts w:ascii="Times New Roman" w:eastAsia="Times New Roman" w:hAnsi="Times New Roman" w:cs="Times New Roman"/>
+          <w:kern w:val="0"/>
+          <w:sz w:val="28"/>
+          <w:szCs w:val="28"/>
+          <w:lang w:eastAsia="ru-RU" w:bidi="ar-SA"/>
+        </w:rPr>
+        <w:t>models</w:t>
+      </w:r>
+      <w:proofErr w:type="spellEnd"/>
+      <w:r>
+        <w:rPr>
+          <w:rFonts w:ascii="Times New Roman" w:eastAsia="Times New Roman" w:hAnsi="Times New Roman" w:cs="Times New Roman"/>
+          <w:kern w:val="0"/>
+          <w:sz w:val="28"/>
+          <w:szCs w:val="28"/>
+          <w:lang w:eastAsia="ru-RU" w:bidi="ar-SA"/>
+        </w:rPr>
+        <w:t>/</w:t>
+      </w:r>
+      <w:proofErr w:type="spellStart"/>
+      <w:r>
+        <w:rPr>
+          <w:rFonts w:ascii="Times New Roman" w:eastAsia="Times New Roman" w:hAnsi="Times New Roman" w:cs="Times New Roman"/>
+          <w:kern w:val="0"/>
+          <w:sz w:val="28"/>
+          <w:szCs w:val="28"/>
+          <w:lang w:eastAsia="ru-RU" w:bidi="ar-SA"/>
+        </w:rPr>
+        <w:t>process.bpmn</w:t>
+      </w:r>
+      <w:proofErr w:type="spellEnd"/>
+      <w:r>
+        <w:rPr>
+          <w:rFonts w:ascii="Times New Roman" w:eastAsia="Times New Roman" w:hAnsi="Times New Roman" w:cs="Times New Roman"/>
+          <w:kern w:val="0"/>
+          <w:sz w:val="28"/>
+          <w:szCs w:val="28"/>
+          <w:lang w:eastAsia="ru-RU" w:bidi="ar-SA"/>
+        </w:rPr>
+        <w:t>.</w:t>
       </w:r>
     </w:p>
     <w:p>
@@ -4774,7 +5022,7 @@
           <w:noProof/>
         </w:rPr>
         <w:drawing>
-          <wp:inline distT="0" distB="0" distL="0" distR="0" wp14:anchorId="5FBB84C5" wp14:editId="37E16936">
+          <wp:inline distT="0" distB="0" distL="0" distR="0" wp14:anchorId="488EE15D" wp14:editId="2C6877F1">
             <wp:extent cx="6120130" cy="2841153"/>
             <wp:effectExtent l="0" t="0" r="0" b="0"/>
             <wp:docPr id="901" name="Рисунок 1"/>
@@ -5858,6 +6106,1107 @@
     </w:p>
     <w:p>
       <w:pPr>
+        <w:pStyle w:val="af3"/>
+        <w:rPr>
+          <w:rFonts w:eastAsia="Times New Roman"/>
+          <w:lang w:eastAsia="ru-RU" w:bidi="ar-SA"/>
+        </w:rPr>
+      </w:pPr>
+      <w:bookmarkStart w:id="6" w:name="_Toc244015926"/>
+      <w:r>
+        <w:rPr>
+          <w:rFonts w:eastAsia="Times New Roman"/>
+          <w:lang w:eastAsia="ru-RU" w:bidi="ar-SA"/>
+        </w:rPr>
+        <w:t>4.2 Логическая модель данных</w:t>
+      </w:r>
+      <w:bookmarkEnd w:id="6"/>
+    </w:p>
+    <w:p>
+      <w:pPr>
+        <w:widowControl/>
+        <w:suppressAutoHyphens w:val="0"/>
+        <w:spacing w:line="360" w:lineRule="auto"/>
+        <w:ind w:firstLine="709"/>
+        <w:jc w:val="both"/>
+        <w:rPr>
+          <w:rFonts w:ascii="Times New Roman" w:eastAsia="Times New Roman" w:hAnsi="Times New Roman" w:cs="Times New Roman"/>
+          <w:kern w:val="0"/>
+          <w:sz w:val="28"/>
+          <w:szCs w:val="28"/>
+          <w:lang w:eastAsia="ru-RU" w:bidi="ar-SA"/>
+        </w:rPr>
+      </w:pPr>
+      <w:r>
+        <w:rPr>
+          <w:rFonts w:ascii="Times New Roman" w:eastAsia="Times New Roman" w:hAnsi="Times New Roman" w:cs="Times New Roman"/>
+          <w:kern w:val="0"/>
+          <w:sz w:val="28"/>
+          <w:szCs w:val="28"/>
+          <w:lang w:eastAsia="ru-RU" w:bidi="ar-SA"/>
+        </w:rPr>
+        <w:t xml:space="preserve">Логическая модель данных приведена на рисунке 2, исходный файл </w:t>
+      </w:r>
+      <w:r>
+        <w:rPr>
+          <w:rFonts w:ascii="Times New Roman" w:eastAsia="Times New Roman" w:hAnsi="Times New Roman" w:cs="Times New Roman"/>
+          <w:kern w:val="0"/>
+          <w:sz w:val="28"/>
+          <w:szCs w:val="28"/>
+          <w:lang w:eastAsia="ru-RU" w:bidi="ar-SA"/>
+        </w:rPr>
+        <w:t>расположен в</w:t>
+      </w:r>
+      <w:r>
+        <w:rPr>
+          <w:rFonts w:ascii="Times New Roman" w:eastAsia="Times New Roman" w:hAnsi="Times New Roman" w:cs="Times New Roman"/>
+          <w:kern w:val="0"/>
+          <w:sz w:val="28"/>
+          <w:szCs w:val="28"/>
+          <w:lang w:eastAsia="ru-RU" w:bidi="ar-SA"/>
+        </w:rPr>
+        <w:t xml:space="preserve"> </w:t>
+      </w:r>
+      <w:proofErr w:type="spellStart"/>
+      <w:r>
+        <w:rPr>
+          <w:rFonts w:ascii="Times New Roman" w:eastAsia="Times New Roman" w:hAnsi="Times New Roman" w:cs="Times New Roman"/>
+          <w:kern w:val="0"/>
+          <w:sz w:val="28"/>
+          <w:szCs w:val="28"/>
+          <w:lang w:eastAsia="ru-RU" w:bidi="ar-SA"/>
+        </w:rPr>
+        <w:t>models</w:t>
+      </w:r>
+      <w:proofErr w:type="spellEnd"/>
+      <w:r>
+        <w:rPr>
+          <w:rFonts w:ascii="Times New Roman" w:eastAsia="Times New Roman" w:hAnsi="Times New Roman" w:cs="Times New Roman"/>
+          <w:kern w:val="0"/>
+          <w:sz w:val="28"/>
+          <w:szCs w:val="28"/>
+          <w:lang w:eastAsia="ru-RU" w:bidi="ar-SA"/>
+        </w:rPr>
+        <w:t>/</w:t>
+      </w:r>
+      <w:proofErr w:type="spellStart"/>
+      <w:r>
+        <w:rPr>
+          <w:rFonts w:ascii="Times New Roman" w:eastAsia="Times New Roman" w:hAnsi="Times New Roman" w:cs="Times New Roman"/>
+          <w:kern w:val="0"/>
+          <w:sz w:val="28"/>
+          <w:szCs w:val="28"/>
+          <w:lang w:eastAsia="ru-RU" w:bidi="ar-SA"/>
+        </w:rPr>
+        <w:t>er_model.drawio</w:t>
+      </w:r>
+      <w:proofErr w:type="spellEnd"/>
+      <w:r>
+        <w:rPr>
+          <w:rFonts w:ascii="Times New Roman" w:eastAsia="Times New Roman" w:hAnsi="Times New Roman" w:cs="Times New Roman"/>
+          <w:kern w:val="0"/>
+          <w:sz w:val="28"/>
+          <w:szCs w:val="28"/>
+          <w:lang w:eastAsia="ru-RU" w:bidi="ar-SA"/>
+        </w:rPr>
+        <w:t>, в</w:t>
+      </w:r>
+      <w:r>
+        <w:rPr>
+          <w:rFonts w:ascii="Times New Roman" w:eastAsia="Times New Roman" w:hAnsi="Times New Roman" w:cs="Times New Roman"/>
+          <w:kern w:val="0"/>
+          <w:sz w:val="28"/>
+          <w:szCs w:val="28"/>
+          <w:lang w:eastAsia="ru-RU" w:bidi="ar-SA"/>
+        </w:rPr>
+        <w:t xml:space="preserve"> модели пять сущностей.</w:t>
+      </w:r>
+    </w:p>
+    <w:p>
+      <w:pPr>
+        <w:keepNext/>
+        <w:spacing w:before="120"/>
+        <w:jc w:val="center"/>
+      </w:pPr>
+      <w:r>
+        <w:rPr>
+          <w:noProof/>
+        </w:rPr>
+        <w:lastRenderedPageBreak/>
+        <w:drawing>
+          <wp:inline distT="0" distB="0" distL="0" distR="0" wp14:anchorId="3ECE1325" wp14:editId="02C14DEF">
+            <wp:extent cx="4320000" cy="4416178"/>
+            <wp:effectExtent l="0" t="0" r="0" b="0"/>
+            <wp:docPr id="902" name="Рисунок 2"/>
+            <wp:cNvGraphicFramePr>
+              <a:graphicFrameLocks xmlns:a="http://schemas.openxmlformats.org/drawingml/2006/main" noChangeAspect="1"/>
+            </wp:cNvGraphicFramePr>
+            <a:graphic xmlns:a="http://schemas.openxmlformats.org/drawingml/2006/main">
+              <a:graphicData uri="http://schemas.openxmlformats.org/drawingml/2006/picture">
+                <pic:pic xmlns:pic="http://schemas.openxmlformats.org/drawingml/2006/picture">
+                  <pic:nvPicPr>
+                    <pic:cNvPr id="902" name="process_model.png"/>
+                    <pic:cNvPicPr/>
+                  </pic:nvPicPr>
+                  <pic:blipFill>
+                    <a:blip r:embed="rId11"/>
+                    <a:stretch>
+                      <a:fillRect/>
+                    </a:stretch>
+                  </pic:blipFill>
+                  <pic:spPr>
+                    <a:xfrm>
+                      <a:off x="0" y="0"/>
+                      <a:ext cx="4320000" cy="4416178"/>
+                    </a:xfrm>
+                    <a:prstGeom prst="rect">
+                      <a:avLst/>
+                    </a:prstGeom>
+                  </pic:spPr>
+                </pic:pic>
+              </a:graphicData>
+            </a:graphic>
+          </wp:inline>
+        </w:drawing>
+      </w:r>
+    </w:p>
+    <w:p>
+      <w:pPr>
+        <w:spacing w:before="120" w:after="240" w:line="360" w:lineRule="auto"/>
+        <w:jc w:val="center"/>
+      </w:pPr>
+      <w:r>
+        <w:rPr>
+          <w:rFonts w:ascii="Times New Roman" w:eastAsia="Times New Roman" w:hAnsi="Times New Roman" w:cs="Times New Roman"/>
+          <w:kern w:val="0"/>
+          <w:sz w:val="28"/>
+          <w:szCs w:val="28"/>
+          <w:lang w:eastAsia="ru-RU" w:bidi="ar-SA"/>
+        </w:rPr>
+        <w:t>Рисунок 2 – Логическая модель данных</w:t>
+      </w:r>
+    </w:p>
+    <w:p>
+      <w:pPr>
+        <w:widowControl/>
+        <w:suppressAutoHyphens w:val="0"/>
+        <w:spacing w:line="360" w:lineRule="auto"/>
+        <w:ind w:firstLine="709"/>
+        <w:jc w:val="both"/>
+        <w:rPr>
+          <w:rFonts w:ascii="Times New Roman" w:eastAsia="Times New Roman" w:hAnsi="Times New Roman" w:cs="Times New Roman"/>
+          <w:kern w:val="0"/>
+          <w:sz w:val="28"/>
+          <w:szCs w:val="28"/>
+          <w:lang w:eastAsia="ru-RU" w:bidi="ar-SA"/>
+        </w:rPr>
+      </w:pPr>
+      <w:proofErr w:type="spellStart"/>
+      <w:r>
+        <w:rPr>
+          <w:rFonts w:ascii="Times New Roman" w:eastAsia="Times New Roman" w:hAnsi="Times New Roman" w:cs="Times New Roman"/>
+          <w:kern w:val="0"/>
+          <w:sz w:val="28"/>
+          <w:szCs w:val="28"/>
+          <w:lang w:eastAsia="ru-RU" w:bidi="ar-SA"/>
+        </w:rPr>
+        <w:t>Модель_шлема</w:t>
+      </w:r>
+      <w:proofErr w:type="spellEnd"/>
+      <w:r>
+        <w:rPr>
+          <w:rFonts w:ascii="Times New Roman" w:eastAsia="Times New Roman" w:hAnsi="Times New Roman" w:cs="Times New Roman"/>
+          <w:kern w:val="0"/>
+          <w:sz w:val="28"/>
+          <w:szCs w:val="28"/>
+          <w:lang w:eastAsia="ru-RU" w:bidi="ar-SA"/>
+        </w:rPr>
+        <w:t xml:space="preserve"> и Шлем описывают изделия</w:t>
+      </w:r>
+      <w:r>
+        <w:rPr>
+          <w:rFonts w:ascii="Times New Roman" w:eastAsia="Times New Roman" w:hAnsi="Times New Roman" w:cs="Times New Roman"/>
+          <w:kern w:val="0"/>
+          <w:sz w:val="28"/>
+          <w:szCs w:val="28"/>
+          <w:lang w:eastAsia="ru-RU" w:bidi="ar-SA"/>
+        </w:rPr>
+        <w:t>,</w:t>
+      </w:r>
+      <w:r>
+        <w:rPr>
+          <w:rFonts w:ascii="Times New Roman" w:eastAsia="Times New Roman" w:hAnsi="Times New Roman" w:cs="Times New Roman"/>
+          <w:kern w:val="0"/>
+          <w:sz w:val="28"/>
+          <w:szCs w:val="28"/>
+          <w:lang w:eastAsia="ru-RU" w:bidi="ar-SA"/>
+        </w:rPr>
+        <w:t xml:space="preserve"> у одной модели</w:t>
+      </w:r>
+      <w:r>
+        <w:rPr>
+          <w:rFonts w:ascii="Times New Roman" w:eastAsia="Times New Roman" w:hAnsi="Times New Roman" w:cs="Times New Roman"/>
+          <w:kern w:val="0"/>
+          <w:sz w:val="28"/>
+          <w:szCs w:val="28"/>
+          <w:lang w:eastAsia="ru-RU" w:bidi="ar-SA"/>
+        </w:rPr>
+        <w:t xml:space="preserve"> может быть</w:t>
+      </w:r>
+      <w:r>
+        <w:rPr>
+          <w:rFonts w:ascii="Times New Roman" w:eastAsia="Times New Roman" w:hAnsi="Times New Roman" w:cs="Times New Roman"/>
+          <w:kern w:val="0"/>
+          <w:sz w:val="28"/>
+          <w:szCs w:val="28"/>
+          <w:lang w:eastAsia="ru-RU" w:bidi="ar-SA"/>
+        </w:rPr>
+        <w:t xml:space="preserve"> много шлемов, </w:t>
+      </w:r>
+      <w:r>
+        <w:rPr>
+          <w:rFonts w:ascii="Times New Roman" w:eastAsia="Times New Roman" w:hAnsi="Times New Roman" w:cs="Times New Roman"/>
+          <w:kern w:val="0"/>
+          <w:sz w:val="28"/>
+          <w:szCs w:val="28"/>
+          <w:lang w:eastAsia="ru-RU" w:bidi="ar-SA"/>
+        </w:rPr>
+        <w:t xml:space="preserve">а </w:t>
+      </w:r>
+      <w:r>
+        <w:rPr>
+          <w:rFonts w:ascii="Times New Roman" w:eastAsia="Times New Roman" w:hAnsi="Times New Roman" w:cs="Times New Roman"/>
+          <w:kern w:val="0"/>
+          <w:sz w:val="28"/>
+          <w:szCs w:val="28"/>
+          <w:lang w:eastAsia="ru-RU" w:bidi="ar-SA"/>
+        </w:rPr>
+        <w:t xml:space="preserve">у каждого шлема свой серийный номер и номер партии. В </w:t>
+      </w:r>
+      <w:proofErr w:type="spellStart"/>
+      <w:r>
+        <w:rPr>
+          <w:rFonts w:ascii="Times New Roman" w:eastAsia="Times New Roman" w:hAnsi="Times New Roman" w:cs="Times New Roman"/>
+          <w:kern w:val="0"/>
+          <w:sz w:val="28"/>
+          <w:szCs w:val="28"/>
+          <w:lang w:eastAsia="ru-RU" w:bidi="ar-SA"/>
+        </w:rPr>
+        <w:t>Пункте_проверки</w:t>
+      </w:r>
+      <w:proofErr w:type="spellEnd"/>
+      <w:r>
+        <w:rPr>
+          <w:rFonts w:ascii="Times New Roman" w:eastAsia="Times New Roman" w:hAnsi="Times New Roman" w:cs="Times New Roman"/>
+          <w:kern w:val="0"/>
+          <w:sz w:val="28"/>
+          <w:szCs w:val="28"/>
+          <w:lang w:eastAsia="ru-RU" w:bidi="ar-SA"/>
+        </w:rPr>
+        <w:t xml:space="preserve"> хранится список проверок, у каждой модели он свой. </w:t>
+      </w:r>
+      <w:proofErr w:type="spellStart"/>
+      <w:r>
+        <w:rPr>
+          <w:rFonts w:ascii="Times New Roman" w:eastAsia="Times New Roman" w:hAnsi="Times New Roman" w:cs="Times New Roman"/>
+          <w:kern w:val="0"/>
+          <w:sz w:val="28"/>
+          <w:szCs w:val="28"/>
+          <w:lang w:eastAsia="ru-RU" w:bidi="ar-SA"/>
+        </w:rPr>
+        <w:t>Акт_контроля</w:t>
+      </w:r>
+      <w:proofErr w:type="spellEnd"/>
+      <w:r>
+        <w:rPr>
+          <w:rFonts w:ascii="Times New Roman" w:eastAsia="Times New Roman" w:hAnsi="Times New Roman" w:cs="Times New Roman"/>
+          <w:kern w:val="0"/>
+          <w:sz w:val="28"/>
+          <w:szCs w:val="28"/>
+          <w:lang w:eastAsia="ru-RU" w:bidi="ar-SA"/>
+        </w:rPr>
+        <w:t xml:space="preserve"> – это одна проверка конкретного шлема с датой, фамилией контролёра и решением. Актов у шлема может быть несколько</w:t>
+      </w:r>
+      <w:r>
+        <w:rPr>
+          <w:rFonts w:ascii="Times New Roman" w:eastAsia="Times New Roman" w:hAnsi="Times New Roman" w:cs="Times New Roman"/>
+          <w:kern w:val="0"/>
+          <w:sz w:val="28"/>
+          <w:szCs w:val="28"/>
+          <w:lang w:eastAsia="ru-RU" w:bidi="ar-SA"/>
+        </w:rPr>
+        <w:t>,</w:t>
+      </w:r>
+      <w:r>
+        <w:rPr>
+          <w:rFonts w:ascii="Times New Roman" w:eastAsia="Times New Roman" w:hAnsi="Times New Roman" w:cs="Times New Roman"/>
+          <w:kern w:val="0"/>
+          <w:sz w:val="28"/>
+          <w:szCs w:val="28"/>
+          <w:lang w:eastAsia="ru-RU" w:bidi="ar-SA"/>
+        </w:rPr>
+        <w:t xml:space="preserve"> после доработки он проходит контроль заново, как показывает петля на рисунке 1.</w:t>
+      </w:r>
+    </w:p>
+    <w:p>
+      <w:pPr>
+        <w:widowControl/>
+        <w:suppressAutoHyphens w:val="0"/>
+        <w:spacing w:line="360" w:lineRule="auto"/>
+        <w:ind w:firstLine="709"/>
+        <w:jc w:val="both"/>
+        <w:rPr>
+          <w:rFonts w:ascii="Times New Roman" w:eastAsia="Times New Roman" w:hAnsi="Times New Roman" w:cs="Times New Roman"/>
+          <w:kern w:val="0"/>
+          <w:sz w:val="28"/>
+          <w:szCs w:val="28"/>
+          <w:lang w:eastAsia="ru-RU" w:bidi="ar-SA"/>
+        </w:rPr>
+      </w:pPr>
+      <w:r>
+        <w:rPr>
+          <w:rFonts w:ascii="Times New Roman" w:eastAsia="Times New Roman" w:hAnsi="Times New Roman" w:cs="Times New Roman"/>
+          <w:kern w:val="0"/>
+          <w:sz w:val="28"/>
+          <w:szCs w:val="28"/>
+          <w:lang w:eastAsia="ru-RU" w:bidi="ar-SA"/>
+        </w:rPr>
+        <w:t xml:space="preserve">Между </w:t>
+      </w:r>
+      <w:proofErr w:type="spellStart"/>
+      <w:r>
+        <w:rPr>
+          <w:rFonts w:ascii="Times New Roman" w:eastAsia="Times New Roman" w:hAnsi="Times New Roman" w:cs="Times New Roman"/>
+          <w:kern w:val="0"/>
+          <w:sz w:val="28"/>
+          <w:szCs w:val="28"/>
+          <w:lang w:eastAsia="ru-RU" w:bidi="ar-SA"/>
+        </w:rPr>
+        <w:t>Актом_контроля</w:t>
+      </w:r>
+      <w:proofErr w:type="spellEnd"/>
+      <w:r>
+        <w:rPr>
+          <w:rFonts w:ascii="Times New Roman" w:eastAsia="Times New Roman" w:hAnsi="Times New Roman" w:cs="Times New Roman"/>
+          <w:kern w:val="0"/>
+          <w:sz w:val="28"/>
+          <w:szCs w:val="28"/>
+          <w:lang w:eastAsia="ru-RU" w:bidi="ar-SA"/>
+        </w:rPr>
+        <w:t xml:space="preserve"> и </w:t>
+      </w:r>
+      <w:proofErr w:type="spellStart"/>
+      <w:r>
+        <w:rPr>
+          <w:rFonts w:ascii="Times New Roman" w:eastAsia="Times New Roman" w:hAnsi="Times New Roman" w:cs="Times New Roman"/>
+          <w:kern w:val="0"/>
+          <w:sz w:val="28"/>
+          <w:szCs w:val="28"/>
+          <w:lang w:eastAsia="ru-RU" w:bidi="ar-SA"/>
+        </w:rPr>
+        <w:t>Пунктом_проверки</w:t>
+      </w:r>
+      <w:proofErr w:type="spellEnd"/>
+      <w:r>
+        <w:rPr>
+          <w:rFonts w:ascii="Times New Roman" w:eastAsia="Times New Roman" w:hAnsi="Times New Roman" w:cs="Times New Roman"/>
+          <w:kern w:val="0"/>
+          <w:sz w:val="28"/>
+          <w:szCs w:val="28"/>
+          <w:lang w:eastAsia="ru-RU" w:bidi="ar-SA"/>
+        </w:rPr>
+        <w:t xml:space="preserve"> связь многие-ко-многим</w:t>
+      </w:r>
+      <w:r>
+        <w:rPr>
+          <w:rFonts w:ascii="Times New Roman" w:eastAsia="Times New Roman" w:hAnsi="Times New Roman" w:cs="Times New Roman"/>
+          <w:kern w:val="0"/>
+          <w:sz w:val="28"/>
+          <w:szCs w:val="28"/>
+          <w:lang w:eastAsia="ru-RU" w:bidi="ar-SA"/>
+        </w:rPr>
+        <w:t xml:space="preserve">. Так получилось из-за того, что </w:t>
+      </w:r>
+      <w:r>
+        <w:rPr>
+          <w:rFonts w:ascii="Times New Roman" w:eastAsia="Times New Roman" w:hAnsi="Times New Roman" w:cs="Times New Roman"/>
+          <w:kern w:val="0"/>
+          <w:sz w:val="28"/>
+          <w:szCs w:val="28"/>
+          <w:lang w:eastAsia="ru-RU" w:bidi="ar-SA"/>
+        </w:rPr>
+        <w:t xml:space="preserve">в одном акте проверяется много пунктов, а каждый пункт проверяется во многих актах. Её раскрывает сущность </w:t>
+      </w:r>
+      <w:proofErr w:type="spellStart"/>
+      <w:r>
+        <w:rPr>
+          <w:rFonts w:ascii="Times New Roman" w:eastAsia="Times New Roman" w:hAnsi="Times New Roman" w:cs="Times New Roman"/>
+          <w:kern w:val="0"/>
+          <w:sz w:val="28"/>
+          <w:szCs w:val="28"/>
+          <w:lang w:eastAsia="ru-RU" w:bidi="ar-SA"/>
+        </w:rPr>
+        <w:t>Результат_проверки</w:t>
+      </w:r>
+      <w:proofErr w:type="spellEnd"/>
+      <w:r>
+        <w:rPr>
+          <w:rFonts w:ascii="Times New Roman" w:eastAsia="Times New Roman" w:hAnsi="Times New Roman" w:cs="Times New Roman"/>
+          <w:kern w:val="0"/>
+          <w:sz w:val="28"/>
+          <w:szCs w:val="28"/>
+          <w:lang w:eastAsia="ru-RU" w:bidi="ar-SA"/>
+        </w:rPr>
+        <w:t>. Ключ у неё составной</w:t>
+      </w:r>
+      <w:r>
+        <w:rPr>
+          <w:rFonts w:ascii="Times New Roman" w:eastAsia="Times New Roman" w:hAnsi="Times New Roman" w:cs="Times New Roman"/>
+          <w:kern w:val="0"/>
+          <w:sz w:val="28"/>
+          <w:szCs w:val="28"/>
+          <w:lang w:eastAsia="ru-RU" w:bidi="ar-SA"/>
+        </w:rPr>
+        <w:t>:</w:t>
+      </w:r>
+      <w:r>
+        <w:rPr>
+          <w:rFonts w:ascii="Times New Roman" w:eastAsia="Times New Roman" w:hAnsi="Times New Roman" w:cs="Times New Roman"/>
+          <w:kern w:val="0"/>
+          <w:sz w:val="28"/>
+          <w:szCs w:val="28"/>
+          <w:lang w:eastAsia="ru-RU" w:bidi="ar-SA"/>
+        </w:rPr>
+        <w:t xml:space="preserve"> пара (</w:t>
+      </w:r>
+      <w:proofErr w:type="spellStart"/>
+      <w:r>
+        <w:rPr>
+          <w:rFonts w:ascii="Times New Roman" w:eastAsia="Times New Roman" w:hAnsi="Times New Roman" w:cs="Times New Roman"/>
+          <w:kern w:val="0"/>
+          <w:sz w:val="28"/>
+          <w:szCs w:val="28"/>
+          <w:lang w:eastAsia="ru-RU" w:bidi="ar-SA"/>
+        </w:rPr>
+        <w:t>id_акта</w:t>
+      </w:r>
+      <w:proofErr w:type="spellEnd"/>
+      <w:r>
+        <w:rPr>
+          <w:rFonts w:ascii="Times New Roman" w:eastAsia="Times New Roman" w:hAnsi="Times New Roman" w:cs="Times New Roman"/>
+          <w:kern w:val="0"/>
+          <w:sz w:val="28"/>
+          <w:szCs w:val="28"/>
+          <w:lang w:eastAsia="ru-RU" w:bidi="ar-SA"/>
+        </w:rPr>
+        <w:t xml:space="preserve">, </w:t>
+      </w:r>
+      <w:proofErr w:type="spellStart"/>
+      <w:r>
+        <w:rPr>
+          <w:rFonts w:ascii="Times New Roman" w:eastAsia="Times New Roman" w:hAnsi="Times New Roman" w:cs="Times New Roman"/>
+          <w:kern w:val="0"/>
+          <w:sz w:val="28"/>
+          <w:szCs w:val="28"/>
+          <w:lang w:eastAsia="ru-RU" w:bidi="ar-SA"/>
+        </w:rPr>
+        <w:t>id_пункта</w:t>
+      </w:r>
+      <w:proofErr w:type="spellEnd"/>
+      <w:r>
+        <w:rPr>
+          <w:rFonts w:ascii="Times New Roman" w:eastAsia="Times New Roman" w:hAnsi="Times New Roman" w:cs="Times New Roman"/>
+          <w:kern w:val="0"/>
+          <w:sz w:val="28"/>
+          <w:szCs w:val="28"/>
+          <w:lang w:eastAsia="ru-RU" w:bidi="ar-SA"/>
+        </w:rPr>
+        <w:t>), поэтому один пункт нельзя записать в акт дважды.</w:t>
+      </w:r>
+    </w:p>
+    <w:p>
+      <w:pPr>
+        <w:pStyle w:val="ab"/>
+      </w:pPr>
+      <w:r>
+        <w:t>Модель приведена к третьей нормальной форме.</w:t>
+      </w:r>
+    </w:p>
+    <w:p>
+      <w:pPr>
+        <w:pStyle w:val="ab"/>
+      </w:pPr>
+      <w:r>
+        <w:t xml:space="preserve">1НФ. В каждом поле хранится одно значение. Результаты проверки не записываются списком в акт, а хранятся отдельными строками в таблице </w:t>
+      </w:r>
+      <w:proofErr w:type="spellStart"/>
+      <w:r>
+        <w:lastRenderedPageBreak/>
+        <w:t>Результат_проверки</w:t>
+      </w:r>
+      <w:proofErr w:type="spellEnd"/>
+      <w:r>
+        <w:t>: одна строка на один пункт.</w:t>
+      </w:r>
+    </w:p>
+    <w:p>
+      <w:pPr>
+        <w:pStyle w:val="ab"/>
+      </w:pPr>
+      <w:r>
+        <w:t xml:space="preserve">2НФ. Составной ключ есть только у </w:t>
+      </w:r>
+      <w:proofErr w:type="spellStart"/>
+      <w:r>
+        <w:t>Результата_проверки</w:t>
+      </w:r>
+      <w:proofErr w:type="spellEnd"/>
+      <w:r>
+        <w:t xml:space="preserve"> (</w:t>
+      </w:r>
+      <w:proofErr w:type="spellStart"/>
+      <w:r>
+        <w:t>id_акта</w:t>
+      </w:r>
+      <w:proofErr w:type="spellEnd"/>
+      <w:r>
+        <w:t xml:space="preserve"> + </w:t>
+      </w:r>
+      <w:proofErr w:type="spellStart"/>
+      <w:r>
+        <w:t>id_пункта</w:t>
+      </w:r>
+      <w:proofErr w:type="spellEnd"/>
+      <w:r>
+        <w:t>). Поля «результат» и «</w:t>
+      </w:r>
+      <w:proofErr w:type="spellStart"/>
+      <w:r>
+        <w:t>описание_дефекта</w:t>
+      </w:r>
+      <w:proofErr w:type="spellEnd"/>
+      <w:r>
+        <w:t>» относятся к конкретному пункту в конкретном акте, то есть зависят от обоих полей ключа сразу.</w:t>
+      </w:r>
+    </w:p>
+    <w:p>
+      <w:pPr>
+        <w:pStyle w:val="ab"/>
+      </w:pPr>
+      <w:r>
+        <w:t xml:space="preserve">3НФ. </w:t>
+      </w:r>
+      <w:r>
+        <w:t>Неключевые поля зависят только от ключа своей таблицы, а не друг от друга.</w:t>
+      </w:r>
+      <w:r>
+        <w:t xml:space="preserve"> Модель шлема не хранится в акте, потому что её можно узнать по серийному номеру из таблицы Шлем. Название модели хранится только в таблице </w:t>
+      </w:r>
+      <w:proofErr w:type="spellStart"/>
+      <w:r>
+        <w:t>Модель_шлема</w:t>
+      </w:r>
+      <w:proofErr w:type="spellEnd"/>
+      <w:r>
+        <w:t>, т</w:t>
+      </w:r>
+      <w:r>
+        <w:t>ак в разных таблицах не может оказаться противоречивых данных.</w:t>
+      </w:r>
+    </w:p>
+    <w:p>
+      <w:pPr>
+        <w:pStyle w:val="af3"/>
+        <w:rPr>
+          <w:rFonts w:eastAsia="Times New Roman"/>
+          <w:lang w:eastAsia="ru-RU" w:bidi="ar-SA"/>
+        </w:rPr>
+      </w:pPr>
+      <w:bookmarkStart w:id="7" w:name="_Toc244015927"/>
+      <w:r>
+        <w:rPr>
+          <w:rFonts w:eastAsia="Times New Roman"/>
+          <w:lang w:eastAsia="ru-RU" w:bidi="ar-SA"/>
+        </w:rPr>
+        <w:t>4.3 Алгоритмы</w:t>
+      </w:r>
+      <w:bookmarkEnd w:id="7"/>
+    </w:p>
+    <w:p>
+      <w:pPr>
+        <w:widowControl/>
+        <w:suppressAutoHyphens w:val="0"/>
+        <w:spacing w:line="360" w:lineRule="auto"/>
+        <w:ind w:firstLine="709"/>
+        <w:jc w:val="both"/>
+        <w:rPr>
+          <w:rFonts w:ascii="Times New Roman" w:eastAsia="Times New Roman" w:hAnsi="Times New Roman" w:cs="Times New Roman"/>
+          <w:kern w:val="0"/>
+          <w:sz w:val="28"/>
+          <w:szCs w:val="28"/>
+          <w:lang w:eastAsia="ru-RU" w:bidi="ar-SA"/>
+        </w:rPr>
+      </w:pPr>
+      <w:r>
+        <w:rPr>
+          <w:rFonts w:ascii="Times New Roman" w:eastAsia="Times New Roman" w:hAnsi="Times New Roman" w:cs="Times New Roman"/>
+          <w:kern w:val="0"/>
+          <w:sz w:val="28"/>
+          <w:szCs w:val="28"/>
+          <w:lang w:eastAsia="ru-RU" w:bidi="ar-SA"/>
+        </w:rPr>
+        <w:t>Для системы разработаны два алгоритма</w:t>
+      </w:r>
+      <w:r>
+        <w:rPr>
+          <w:rFonts w:ascii="Times New Roman" w:eastAsia="Times New Roman" w:hAnsi="Times New Roman" w:cs="Times New Roman"/>
+          <w:kern w:val="0"/>
+          <w:sz w:val="28"/>
+          <w:szCs w:val="28"/>
+          <w:lang w:eastAsia="ru-RU" w:bidi="ar-SA"/>
+        </w:rPr>
+        <w:t>, б</w:t>
+      </w:r>
+      <w:r>
+        <w:rPr>
+          <w:rFonts w:ascii="Times New Roman" w:eastAsia="Times New Roman" w:hAnsi="Times New Roman" w:cs="Times New Roman"/>
+          <w:kern w:val="0"/>
+          <w:sz w:val="28"/>
+          <w:szCs w:val="28"/>
+          <w:lang w:eastAsia="ru-RU" w:bidi="ar-SA"/>
+        </w:rPr>
+        <w:t xml:space="preserve">лок-схемы выполнены по ГОСТ 19.701–90 [16] и приведены на рисунках 3 и 4, исходные файлы </w:t>
+      </w:r>
+      <w:r>
+        <w:rPr>
+          <w:rFonts w:ascii="Times New Roman" w:eastAsia="Times New Roman" w:hAnsi="Times New Roman" w:cs="Times New Roman"/>
+          <w:kern w:val="0"/>
+          <w:sz w:val="28"/>
+          <w:szCs w:val="28"/>
+          <w:lang w:eastAsia="ru-RU" w:bidi="ar-SA"/>
+        </w:rPr>
+        <w:t xml:space="preserve">лежат в </w:t>
+      </w:r>
+      <w:proofErr w:type="spellStart"/>
+      <w:r>
+        <w:rPr>
+          <w:rFonts w:ascii="Times New Roman" w:eastAsia="Times New Roman" w:hAnsi="Times New Roman" w:cs="Times New Roman"/>
+          <w:kern w:val="0"/>
+          <w:sz w:val="28"/>
+          <w:szCs w:val="28"/>
+          <w:lang w:eastAsia="ru-RU" w:bidi="ar-SA"/>
+        </w:rPr>
+        <w:t>models</w:t>
+      </w:r>
+      <w:proofErr w:type="spellEnd"/>
+      <w:r>
+        <w:rPr>
+          <w:rFonts w:ascii="Times New Roman" w:eastAsia="Times New Roman" w:hAnsi="Times New Roman" w:cs="Times New Roman"/>
+          <w:kern w:val="0"/>
+          <w:sz w:val="28"/>
+          <w:szCs w:val="28"/>
+          <w:lang w:eastAsia="ru-RU" w:bidi="ar-SA"/>
+        </w:rPr>
+        <w:t xml:space="preserve">/alg1_decision.drawio и </w:t>
+      </w:r>
+      <w:proofErr w:type="spellStart"/>
+      <w:r>
+        <w:rPr>
+          <w:rFonts w:ascii="Times New Roman" w:eastAsia="Times New Roman" w:hAnsi="Times New Roman" w:cs="Times New Roman"/>
+          <w:kern w:val="0"/>
+          <w:sz w:val="28"/>
+          <w:szCs w:val="28"/>
+          <w:lang w:eastAsia="ru-RU" w:bidi="ar-SA"/>
+        </w:rPr>
+        <w:t>models</w:t>
+      </w:r>
+      <w:proofErr w:type="spellEnd"/>
+      <w:r>
+        <w:rPr>
+          <w:rFonts w:ascii="Times New Roman" w:eastAsia="Times New Roman" w:hAnsi="Times New Roman" w:cs="Times New Roman"/>
+          <w:kern w:val="0"/>
+          <w:sz w:val="28"/>
+          <w:szCs w:val="28"/>
+          <w:lang w:eastAsia="ru-RU" w:bidi="ar-SA"/>
+        </w:rPr>
+        <w:t>/alg2_statistics.drawio.</w:t>
+      </w:r>
+    </w:p>
+    <w:p>
+      <w:pPr>
+        <w:widowControl/>
+        <w:suppressAutoHyphens w:val="0"/>
+        <w:spacing w:line="360" w:lineRule="auto"/>
+        <w:ind w:firstLine="709"/>
+        <w:jc w:val="both"/>
+        <w:rPr>
+          <w:rFonts w:ascii="Times New Roman" w:eastAsia="Times New Roman" w:hAnsi="Times New Roman" w:cs="Times New Roman"/>
+          <w:kern w:val="0"/>
+          <w:sz w:val="28"/>
+          <w:szCs w:val="28"/>
+          <w:lang w:eastAsia="ru-RU" w:bidi="ar-SA"/>
+        </w:rPr>
+      </w:pPr>
+      <w:r>
+        <w:rPr>
+          <w:rFonts w:ascii="Times New Roman" w:eastAsia="Times New Roman" w:hAnsi="Times New Roman" w:cs="Times New Roman"/>
+          <w:kern w:val="0"/>
+          <w:sz w:val="28"/>
+          <w:szCs w:val="28"/>
+          <w:lang w:eastAsia="ru-RU" w:bidi="ar-SA"/>
+        </w:rPr>
+        <w:t xml:space="preserve">Первый алгоритм выносит решение по акту контроля, то есть делает то же, что контролёр в шлюзе «Все проверки пройдены?» на рисунке 1. Сначала решение принимается равным «годен», затем цикл проходит по всем результатам акта, </w:t>
+      </w:r>
+      <w:proofErr w:type="gramStart"/>
+      <w:r>
+        <w:rPr>
+          <w:rFonts w:ascii="Times New Roman" w:eastAsia="Times New Roman" w:hAnsi="Times New Roman" w:cs="Times New Roman"/>
+          <w:kern w:val="0"/>
+          <w:sz w:val="28"/>
+          <w:szCs w:val="28"/>
+          <w:lang w:eastAsia="ru-RU" w:bidi="ar-SA"/>
+        </w:rPr>
+        <w:t>и</w:t>
+      </w:r>
+      <w:proofErr w:type="gramEnd"/>
+      <w:r>
+        <w:rPr>
+          <w:rFonts w:ascii="Times New Roman" w:eastAsia="Times New Roman" w:hAnsi="Times New Roman" w:cs="Times New Roman"/>
+          <w:kern w:val="0"/>
+          <w:sz w:val="28"/>
+          <w:szCs w:val="28"/>
+          <w:lang w:eastAsia="ru-RU" w:bidi="ar-SA"/>
+        </w:rPr>
+        <w:t xml:space="preserve"> если хотя бы один пункт не пройден, решение меняется на «брак».</w:t>
+      </w:r>
+    </w:p>
+    <w:p>
+      <w:pPr>
+        <w:keepNext/>
+        <w:spacing w:before="120"/>
+        <w:jc w:val="center"/>
+      </w:pPr>
+      <w:r>
+        <w:rPr>
+          <w:noProof/>
+        </w:rPr>
+        <w:lastRenderedPageBreak/>
+        <w:drawing>
+          <wp:inline distT="0" distB="0" distL="0" distR="0" wp14:anchorId="4CD774FC" wp14:editId="63446A4E">
+            <wp:extent cx="2941320" cy="6840078"/>
+            <wp:effectExtent l="0" t="0" r="0" b="0"/>
+            <wp:docPr id="903" name="Рисунок 3"/>
+            <wp:cNvGraphicFramePr>
+              <a:graphicFrameLocks xmlns:a="http://schemas.openxmlformats.org/drawingml/2006/main" noChangeAspect="1"/>
+            </wp:cNvGraphicFramePr>
+            <a:graphic xmlns:a="http://schemas.openxmlformats.org/drawingml/2006/main">
+              <a:graphicData uri="http://schemas.openxmlformats.org/drawingml/2006/picture">
+                <pic:pic xmlns:pic="http://schemas.openxmlformats.org/drawingml/2006/picture">
+                  <pic:nvPicPr>
+                    <pic:cNvPr id="903" name="process_model.png"/>
+                    <pic:cNvPicPr/>
+                  </pic:nvPicPr>
+                  <pic:blipFill>
+                    <a:blip r:embed="rId12"/>
+                    <a:stretch>
+                      <a:fillRect/>
+                    </a:stretch>
+                  </pic:blipFill>
+                  <pic:spPr>
+                    <a:xfrm>
+                      <a:off x="0" y="0"/>
+                      <a:ext cx="2943126" cy="6844278"/>
+                    </a:xfrm>
+                    <a:prstGeom prst="rect">
+                      <a:avLst/>
+                    </a:prstGeom>
+                  </pic:spPr>
+                </pic:pic>
+              </a:graphicData>
+            </a:graphic>
+          </wp:inline>
+        </w:drawing>
+      </w:r>
+    </w:p>
+    <w:p>
+      <w:pPr>
+        <w:spacing w:before="120" w:after="240" w:line="360" w:lineRule="auto"/>
+        <w:jc w:val="center"/>
+      </w:pPr>
+      <w:r>
+        <w:rPr>
+          <w:rFonts w:ascii="Times New Roman" w:eastAsia="Times New Roman" w:hAnsi="Times New Roman" w:cs="Times New Roman"/>
+          <w:kern w:val="0"/>
+          <w:sz w:val="28"/>
+          <w:szCs w:val="28"/>
+          <w:lang w:eastAsia="ru-RU" w:bidi="ar-SA"/>
+        </w:rPr>
+        <w:t>Рисунок 3 – Блок-схема алгоритма решения по акту контроля</w:t>
+      </w:r>
+    </w:p>
+    <w:p>
+      <w:pPr>
+        <w:widowControl/>
+        <w:suppressAutoHyphens w:val="0"/>
+        <w:spacing w:line="360" w:lineRule="auto"/>
+        <w:ind w:firstLine="709"/>
+        <w:jc w:val="both"/>
+        <w:rPr>
+          <w:rFonts w:ascii="Times New Roman" w:eastAsia="Times New Roman" w:hAnsi="Times New Roman" w:cs="Times New Roman"/>
+          <w:kern w:val="0"/>
+          <w:sz w:val="28"/>
+          <w:szCs w:val="28"/>
+          <w:lang w:eastAsia="ru-RU" w:bidi="ar-SA"/>
+        </w:rPr>
+      </w:pPr>
+      <w:r>
+        <w:rPr>
+          <w:rFonts w:ascii="Times New Roman" w:eastAsia="Times New Roman" w:hAnsi="Times New Roman" w:cs="Times New Roman"/>
+          <w:kern w:val="0"/>
+          <w:sz w:val="28"/>
+          <w:szCs w:val="28"/>
+          <w:lang w:eastAsia="ru-RU" w:bidi="ar-SA"/>
+        </w:rPr>
+        <w:t xml:space="preserve">Пусть n – число результатов в акте. Цикл выполняется n раз, а внутри него только сравнение и присваивание, поэтому сложность алгоритма O(n), дополнительная память </w:t>
+      </w:r>
+      <w:proofErr w:type="gramStart"/>
+      <w:r>
+        <w:rPr>
+          <w:rFonts w:ascii="Times New Roman" w:eastAsia="Times New Roman" w:hAnsi="Times New Roman" w:cs="Times New Roman"/>
+          <w:kern w:val="0"/>
+          <w:sz w:val="28"/>
+          <w:szCs w:val="28"/>
+          <w:lang w:eastAsia="ru-RU" w:bidi="ar-SA"/>
+        </w:rPr>
+        <w:t>O(</w:t>
+      </w:r>
+      <w:proofErr w:type="gramEnd"/>
+      <w:r>
+        <w:rPr>
+          <w:rFonts w:ascii="Times New Roman" w:eastAsia="Times New Roman" w:hAnsi="Times New Roman" w:cs="Times New Roman"/>
+          <w:kern w:val="0"/>
+          <w:sz w:val="28"/>
+          <w:szCs w:val="28"/>
+          <w:lang w:eastAsia="ru-RU" w:bidi="ar-SA"/>
+        </w:rPr>
+        <w:t>1). Цикл можно было бы прерывать на первом непройденном пункте, но для годного шлема всё равно придётся просмотреть все n результатов, так что оценка в худшем случае не меняется.</w:t>
+      </w:r>
+    </w:p>
+    <w:p>
+      <w:pPr>
+        <w:widowControl/>
+        <w:suppressAutoHyphens w:val="0"/>
+        <w:spacing w:line="360" w:lineRule="auto"/>
+        <w:ind w:firstLine="709"/>
+        <w:jc w:val="both"/>
+        <w:rPr>
+          <w:rFonts w:ascii="Times New Roman" w:eastAsia="Times New Roman" w:hAnsi="Times New Roman" w:cs="Times New Roman"/>
+          <w:kern w:val="0"/>
+          <w:sz w:val="28"/>
+          <w:szCs w:val="28"/>
+          <w:lang w:eastAsia="ru-RU" w:bidi="ar-SA"/>
+        </w:rPr>
+      </w:pPr>
+      <w:r>
+        <w:rPr>
+          <w:rFonts w:ascii="Times New Roman" w:eastAsia="Times New Roman" w:hAnsi="Times New Roman" w:cs="Times New Roman"/>
+          <w:kern w:val="0"/>
+          <w:sz w:val="28"/>
+          <w:szCs w:val="28"/>
+          <w:lang w:eastAsia="ru-RU" w:bidi="ar-SA"/>
+        </w:rPr>
+        <w:lastRenderedPageBreak/>
+        <w:t xml:space="preserve">Второй алгоритм нужен инженеру по качеству: он считает, сколько шлемов каждой модели было забраковано за выбранный период. Внешний цикл перебирает модели, вложенный акты контроля. Для каждого акта модель определяется по серийному номеру шлема </w:t>
+      </w:r>
+      <w:proofErr w:type="gramStart"/>
+      <w:r>
+        <w:rPr>
+          <w:rFonts w:ascii="Times New Roman" w:eastAsia="Times New Roman" w:hAnsi="Times New Roman" w:cs="Times New Roman"/>
+          <w:kern w:val="0"/>
+          <w:sz w:val="28"/>
+          <w:szCs w:val="28"/>
+          <w:lang w:eastAsia="ru-RU" w:bidi="ar-SA"/>
+        </w:rPr>
+        <w:t>и</w:t>
+      </w:r>
+      <w:proofErr w:type="gramEnd"/>
+      <w:r>
+        <w:rPr>
+          <w:rFonts w:ascii="Times New Roman" w:eastAsia="Times New Roman" w:hAnsi="Times New Roman" w:cs="Times New Roman"/>
+          <w:kern w:val="0"/>
+          <w:sz w:val="28"/>
+          <w:szCs w:val="28"/>
+          <w:lang w:eastAsia="ru-RU" w:bidi="ar-SA"/>
+        </w:rPr>
+        <w:t xml:space="preserve"> если она совпадает с текущей, дата попадает в период, а решение </w:t>
+      </w:r>
+      <w:r>
+        <w:rPr>
+          <w:rFonts w:ascii="Times New Roman" w:eastAsia="Times New Roman" w:hAnsi="Times New Roman" w:cs="Times New Roman"/>
+          <w:kern w:val="0"/>
+          <w:sz w:val="28"/>
+          <w:szCs w:val="28"/>
+          <w:lang w:eastAsia="ru-RU" w:bidi="ar-SA"/>
+        </w:rPr>
+        <w:t>акта становится</w:t>
+      </w:r>
+      <w:r>
+        <w:rPr>
+          <w:rFonts w:ascii="Times New Roman" w:eastAsia="Times New Roman" w:hAnsi="Times New Roman" w:cs="Times New Roman"/>
+          <w:kern w:val="0"/>
+          <w:sz w:val="28"/>
+          <w:szCs w:val="28"/>
+          <w:lang w:eastAsia="ru-RU" w:bidi="ar-SA"/>
+        </w:rPr>
+        <w:t xml:space="preserve"> </w:t>
+      </w:r>
+      <w:r>
+        <w:rPr>
+          <w:rFonts w:ascii="Times New Roman" w:eastAsia="Times New Roman" w:hAnsi="Times New Roman" w:cs="Times New Roman"/>
+          <w:kern w:val="0"/>
+          <w:sz w:val="28"/>
+          <w:szCs w:val="28"/>
+          <w:lang w:eastAsia="ru-RU" w:bidi="ar-SA"/>
+        </w:rPr>
+        <w:t>«брак», счётчик увеличивается.</w:t>
+      </w:r>
+    </w:p>
+    <w:p>
+      <w:pPr>
+        <w:keepNext/>
+        <w:spacing w:before="120"/>
+        <w:jc w:val="center"/>
+      </w:pPr>
+      <w:r>
+        <w:rPr>
+          <w:noProof/>
+        </w:rPr>
+        <w:drawing>
+          <wp:inline distT="0" distB="0" distL="0" distR="0" wp14:anchorId="6F72F478" wp14:editId="281987E6">
+            <wp:extent cx="2402281" cy="6480000"/>
+            <wp:effectExtent l="0" t="0" r="0" b="0"/>
+            <wp:docPr id="904" name="Рисунок 4"/>
+            <wp:cNvGraphicFramePr>
+              <a:graphicFrameLocks xmlns:a="http://schemas.openxmlformats.org/drawingml/2006/main" noChangeAspect="1"/>
+            </wp:cNvGraphicFramePr>
+            <a:graphic xmlns:a="http://schemas.openxmlformats.org/drawingml/2006/main">
+              <a:graphicData uri="http://schemas.openxmlformats.org/drawingml/2006/picture">
+                <pic:pic xmlns:pic="http://schemas.openxmlformats.org/drawingml/2006/picture">
+                  <pic:nvPicPr>
+                    <pic:cNvPr id="904" name="process_model.png"/>
+                    <pic:cNvPicPr/>
+                  </pic:nvPicPr>
+                  <pic:blipFill>
+                    <a:blip r:embed="rId13"/>
+                    <a:stretch>
+                      <a:fillRect/>
+                    </a:stretch>
+                  </pic:blipFill>
+                  <pic:spPr>
+                    <a:xfrm>
+                      <a:off x="0" y="0"/>
+                      <a:ext cx="2402281" cy="6480000"/>
+                    </a:xfrm>
+                    <a:prstGeom prst="rect">
+                      <a:avLst/>
+                    </a:prstGeom>
+                  </pic:spPr>
+                </pic:pic>
+              </a:graphicData>
+            </a:graphic>
+          </wp:inline>
+        </w:drawing>
+      </w:r>
+    </w:p>
+    <w:p>
+      <w:pPr>
+        <w:spacing w:before="120" w:after="240" w:line="360" w:lineRule="auto"/>
+        <w:jc w:val="center"/>
+      </w:pPr>
+      <w:r>
+        <w:rPr>
+          <w:rFonts w:ascii="Times New Roman" w:eastAsia="Times New Roman" w:hAnsi="Times New Roman" w:cs="Times New Roman"/>
+          <w:kern w:val="0"/>
+          <w:sz w:val="28"/>
+          <w:szCs w:val="28"/>
+          <w:lang w:eastAsia="ru-RU" w:bidi="ar-SA"/>
+        </w:rPr>
+        <w:t>Рисунок 4 – Блок-схема алгоритма подсчёта брака по моделям</w:t>
+      </w:r>
+    </w:p>
+    <w:p>
+      <w:pPr>
+        <w:widowControl/>
+        <w:suppressAutoHyphens w:val="0"/>
+        <w:spacing w:line="360" w:lineRule="auto"/>
+        <w:ind w:firstLine="709"/>
+        <w:jc w:val="both"/>
+        <w:rPr>
+          <w:rFonts w:ascii="Times New Roman" w:eastAsia="Times New Roman" w:hAnsi="Times New Roman" w:cs="Times New Roman"/>
+          <w:kern w:val="0"/>
+          <w:sz w:val="28"/>
+          <w:szCs w:val="28"/>
+          <w:lang w:eastAsia="ru-RU" w:bidi="ar-SA"/>
+        </w:rPr>
+      </w:pPr>
+      <w:r>
+        <w:rPr>
+          <w:rFonts w:ascii="Times New Roman" w:eastAsia="Times New Roman" w:hAnsi="Times New Roman" w:cs="Times New Roman"/>
+          <w:kern w:val="0"/>
+          <w:sz w:val="28"/>
+          <w:szCs w:val="28"/>
+          <w:lang w:eastAsia="ru-RU" w:bidi="ar-SA"/>
+        </w:rPr>
+        <w:lastRenderedPageBreak/>
+        <w:t xml:space="preserve">Если M – число моделей, A – число актов, то тело вложенного цикла выполняется M · A раз. Модель по серийному номеру в программе ищется в словаре шлемов, в среднем за </w:t>
+      </w:r>
+      <w:proofErr w:type="gramStart"/>
+      <w:r>
+        <w:rPr>
+          <w:rFonts w:ascii="Times New Roman" w:eastAsia="Times New Roman" w:hAnsi="Times New Roman" w:cs="Times New Roman"/>
+          <w:kern w:val="0"/>
+          <w:sz w:val="28"/>
+          <w:szCs w:val="28"/>
+          <w:lang w:eastAsia="ru-RU" w:bidi="ar-SA"/>
+        </w:rPr>
+        <w:t>O(</w:t>
+      </w:r>
+      <w:proofErr w:type="gramEnd"/>
+      <w:r>
+        <w:rPr>
+          <w:rFonts w:ascii="Times New Roman" w:eastAsia="Times New Roman" w:hAnsi="Times New Roman" w:cs="Times New Roman"/>
+          <w:kern w:val="0"/>
+          <w:sz w:val="28"/>
+          <w:szCs w:val="28"/>
+          <w:lang w:eastAsia="ru-RU" w:bidi="ar-SA"/>
+        </w:rPr>
+        <w:t xml:space="preserve">1), поэтому общая сложность </w:t>
+      </w:r>
+      <w:proofErr w:type="gramStart"/>
+      <w:r>
+        <w:rPr>
+          <w:rFonts w:ascii="Times New Roman" w:eastAsia="Times New Roman" w:hAnsi="Times New Roman" w:cs="Times New Roman"/>
+          <w:kern w:val="0"/>
+          <w:sz w:val="28"/>
+          <w:szCs w:val="28"/>
+          <w:lang w:eastAsia="ru-RU" w:bidi="ar-SA"/>
+        </w:rPr>
+        <w:t>O(</w:t>
+      </w:r>
+      <w:proofErr w:type="gramEnd"/>
+      <w:r>
+        <w:rPr>
+          <w:rFonts w:ascii="Times New Roman" w:eastAsia="Times New Roman" w:hAnsi="Times New Roman" w:cs="Times New Roman"/>
+          <w:kern w:val="0"/>
+          <w:sz w:val="28"/>
+          <w:szCs w:val="28"/>
+          <w:lang w:eastAsia="ru-RU" w:bidi="ar-SA"/>
+        </w:rPr>
+        <w:t>M · A).</w:t>
+      </w:r>
+    </w:p>
+    <w:p>
+      <w:pPr>
         <w:keepNext/>
         <w:pageBreakBefore/>
         <w:widowControl/>
@@ -5876,7 +7225,7 @@
           <w:lang w:eastAsia="ru-RU" w:bidi="ar-SA"/>
         </w:rPr>
       </w:pPr>
-      <w:bookmarkStart w:id="6" w:name="_Toc243940249"/>
+      <w:bookmarkStart w:id="8" w:name="_Toc244015928"/>
       <w:r>
         <w:rPr>
           <w:rFonts w:ascii="Times New Roman" w:eastAsia="Times New Roman" w:hAnsi="Times New Roman" w:cs="Times New Roman"/>
@@ -5891,7 +7240,7 @@
         <w:lastRenderedPageBreak/>
         <w:t>СПИСОК ИСПОЛЬЗОВАННЫХ ИСТОЧНИКОВ</w:t>
       </w:r>
-      <w:bookmarkEnd w:id="6"/>
+      <w:bookmarkEnd w:id="8"/>
     </w:p>
     <w:p>
       <w:pPr>
@@ -5905,7 +7254,7 @@
       <w:r>
         <w:t xml:space="preserve">Пьянова Н. В., Столярова Е. А., Пьянов Р. Р. Современные тенденции применения VR-технологий в бизнес-индустрии // Известия Юго-Западного государственного университета. Серия: Экономика. Социология. Менеджмент. – 2024. – Т. 14, № 1. – С. 94–104. – DOI 10.21869/2223-1552-2024-14-1-94-104. – URL: </w:t>
       </w:r>
-      <w:hyperlink r:id="rId11" w:history="1">
+      <w:hyperlink r:id="rId14" w:history="1">
         <w:r>
           <w:rPr>
             <w:rStyle w:val="af0"/>
@@ -5929,7 +7278,7 @@
       <w:r>
         <w:t xml:space="preserve">Кашапов М. Н. Виртуальная и дополненная реальность как двигатель экономики впечатлений // Казанский экономический вестник. – 2023. – № 2 (64). – С. 93–97. – URL: </w:t>
       </w:r>
-      <w:hyperlink r:id="rId12" w:history="1">
+      <w:hyperlink r:id="rId15" w:history="1">
         <w:r>
           <w:rPr>
             <w:rStyle w:val="af0"/>
@@ -5959,7 +7308,7 @@
         </w:rPr>
         <w:t xml:space="preserve">Ren Z., Fu X., Dong K. [et al.] Advanced Study of Optical Imaging Systems for Virtual Reality Head-Mounted Displays // Photonics. – 2023. – Vol. 10, No. 5. – Art. 555. – DOI 10.3390/photonics10050555. – URL: </w:t>
       </w:r>
-      <w:hyperlink r:id="rId13" w:history="1">
+      <w:hyperlink r:id="rId16" w:history="1">
         <w:r>
           <w:rPr>
             <w:rStyle w:val="af0"/>
@@ -6021,7 +7370,7 @@
       <w:r>
         <w:t xml:space="preserve"> дисплея // Фотоника. – 2024. – Т. 18, № 7. – С. 564–568. – DOI 10.22184/1993-7296.FRos.2024.18.7.564.568. – URL: </w:t>
       </w:r>
-      <w:hyperlink r:id="rId14" w:history="1">
+      <w:hyperlink r:id="rId17" w:history="1">
         <w:r>
           <w:rPr>
             <w:rStyle w:val="af0"/>
@@ -6051,7 +7400,7 @@
         </w:rPr>
         <w:t xml:space="preserve">Zhao C., Bhansali K., Beams R. [et al.] Integrating eye rotation and contrast sensitivity into image quality evaluation of virtual reality head-mounted displays // Optics Express. – 2024. – Vol. 32, No. 14. – P. 24968–24984. – DOI 10.1364/OE.527660. – URL: </w:t>
       </w:r>
-      <w:hyperlink r:id="rId15" w:history="1">
+      <w:hyperlink r:id="rId18" w:history="1">
         <w:r>
           <w:rPr>
             <w:rStyle w:val="af0"/>
@@ -6103,7 +7452,7 @@
         </w:rPr>
         <w:t xml:space="preserve">Bhansali K., Lago M. A., Beams R., Zhao C. Evaluation of monocular and binocular contrast perception on virtual reality head-mounted displays // Journal of Medical Imaging. – 2024. – Vol. 11, No. 6. – Art. 062605. – DOI 10.1117/1.JMI.11.6.062605. – URL: </w:t>
       </w:r>
-      <w:hyperlink r:id="rId16" w:history="1">
+      <w:hyperlink r:id="rId19" w:history="1">
         <w:r>
           <w:rPr>
             <w:rStyle w:val="af0"/>
@@ -6182,7 +7531,7 @@
       <w:r>
         <w:t xml:space="preserve">, 2011. – URL: </w:t>
       </w:r>
-      <w:hyperlink r:id="rId17" w:history="1">
+      <w:hyperlink r:id="rId20" w:history="1">
         <w:r>
           <w:rPr>
             <w:rStyle w:val="af0"/>
@@ -6238,7 +7587,7 @@
       <w:r>
         <w:t xml:space="preserve">, 2009. – URL: </w:t>
       </w:r>
-      <w:hyperlink r:id="rId18" w:history="1">
+      <w:hyperlink r:id="rId21" w:history="1">
         <w:r>
           <w:rPr>
             <w:rStyle w:val="af0"/>
@@ -6294,7 +7643,7 @@
       <w:r>
         <w:t xml:space="preserve">, 2015. – URL: </w:t>
       </w:r>
-      <w:hyperlink r:id="rId19" w:history="1">
+      <w:hyperlink r:id="rId22" w:history="1">
         <w:r>
           <w:rPr>
             <w:rStyle w:val="af0"/>
@@ -6318,7 +7667,7 @@
       <w:r>
         <w:t xml:space="preserve">Кремлев К. Актуальные методы контроля качества при проведении монтажа электронных компонентов // Электроника: Наука, технология, бизнес. – 2024. – № 8. – С. 74–78. – DOI 10.22184/1992-4178.2024.239.8.74.78. – URL: </w:t>
       </w:r>
-      <w:hyperlink r:id="rId20" w:history="1">
+      <w:hyperlink r:id="rId23" w:history="1">
         <w:r>
           <w:rPr>
             <w:rStyle w:val="af0"/>
@@ -6348,7 +7697,7 @@
         </w:rPr>
         <w:t xml:space="preserve">Montoya Magaña B., Hernández-Uribe Ó., Cárdenas-Robledo L. A., Cantoral-Ceballos J. A. Deep Learning Algorithms for Defect Detection on Electronic Assemblies: A Systematic Literature Review // Machine Learning and Knowledge Extraction. – 2026. – Vol. 8, No. 1. – Art. 5. – DOI 10.3390/make8010005. – URL: </w:t>
       </w:r>
-      <w:hyperlink r:id="rId21" w:history="1">
+      <w:hyperlink r:id="rId24" w:history="1">
         <w:r>
           <w:rPr>
             <w:rStyle w:val="af0"/>
@@ -6400,7 +7749,7 @@
         </w:rPr>
         <w:t xml:space="preserve">Weiss E. Advancements in Electronic Component Assembly: Real-Time AI-Driven Inspection Techniques // Electronics. – 2024. – Vol. 13, No. 18. – Art. 3707. – DOI 10.3390/electronics13183707. – URL: </w:t>
       </w:r>
-      <w:hyperlink r:id="rId22" w:history="1">
+      <w:hyperlink r:id="rId25" w:history="1">
         <w:r>
           <w:rPr>
             <w:rStyle w:val="af0"/>
@@ -6450,7 +7799,7 @@
         <w:lastRenderedPageBreak/>
         <w:t xml:space="preserve">оптической инспекции (АОИ) Maker-Ray. Часть 1 // Электроника: Наука, технология, бизнес. – 2023. – № 10. – С. 120–124. – DOI 10.22184/1992-4178.2023.231.10.120.124. – URL: </w:t>
       </w:r>
-      <w:hyperlink r:id="rId23" w:history="1">
+      <w:hyperlink r:id="rId26" w:history="1">
         <w:r>
           <w:rPr>
             <w:rStyle w:val="af0"/>
@@ -6474,7 +7823,7 @@
       <w:r>
         <w:t xml:space="preserve">Рожков И., Гаранин А., Подольский Д. В погоне за совершенством: от глубоко машинного обучения к искусственному интеллекту в системах оптической инспекции (АОИ) Maker-Ray. Часть 2 // Электроника: Наука, технология, бизнес. – 2024. – № 3. – С. 200–206. – DOI 10.22184/1992-4178.2024.234.3.200.206. – URL: </w:t>
       </w:r>
-      <w:hyperlink r:id="rId24" w:history="1">
+      <w:hyperlink r:id="rId27" w:history="1">
         <w:r>
           <w:rPr>
             <w:rStyle w:val="af0"/>
@@ -6498,7 +7847,7 @@
       <w:r>
         <w:t xml:space="preserve">Васильев В. А., Александрова С. В. Управление качеством на основе цифровых технологий // Наукоёмкие технологии в машиностроении. – 2022. – № 9. – С. 18–25. – DOI 10.30987/2223-4608-2022-9-18-25. – URL: </w:t>
       </w:r>
-      <w:hyperlink r:id="rId25" w:history="1">
+      <w:hyperlink r:id="rId28" w:history="1">
         <w:r>
           <w:rPr>
             <w:rStyle w:val="af0"/>
@@ -6512,6 +7861,62 @@
     </w:p>
     <w:p>
       <w:pPr>
+        <w:pStyle w:val="ab"/>
+        <w:numPr>
+          <w:ilvl w:val="0"/>
+          <w:numId w:val="28"/>
+        </w:numPr>
+        <w:ind w:left="0" w:firstLine="709"/>
+      </w:pPr>
+      <w:r>
+        <w:t xml:space="preserve">ГОСТ 19.701–90 (ИСО 5807–85). Единая система программной документации. Схемы алгоритмов, программ, данных и систем. Обозначения условные и правила </w:t>
+      </w:r>
+      <w:proofErr w:type="gramStart"/>
+      <w:r>
+        <w:t>выполнения :</w:t>
+      </w:r>
+      <w:proofErr w:type="gramEnd"/>
+      <w:r>
+        <w:t xml:space="preserve"> межгосударственный </w:t>
+      </w:r>
+      <w:proofErr w:type="gramStart"/>
+      <w:r>
+        <w:t>стандарт :</w:t>
+      </w:r>
+      <w:proofErr w:type="gramEnd"/>
+      <w:r>
+        <w:t xml:space="preserve"> дата введения 1992-01-01. – </w:t>
+      </w:r>
+      <w:proofErr w:type="gramStart"/>
+      <w:r>
+        <w:t>Москва :</w:t>
+      </w:r>
+      <w:proofErr w:type="gramEnd"/>
+      <w:r>
+        <w:t xml:space="preserve"> </w:t>
+      </w:r>
+      <w:proofErr w:type="spellStart"/>
+      <w:r>
+        <w:t>Стандартинформ</w:t>
+      </w:r>
+      <w:proofErr w:type="spellEnd"/>
+      <w:r>
+        <w:t xml:space="preserve">, 2010. – URL: </w:t>
+      </w:r>
+      <w:hyperlink r:id="rId29" w:history="1">
+        <w:r>
+          <w:rPr>
+            <w:rStyle w:val="af0"/>
+          </w:rPr>
+          <w:t>https://meganorm.ru/Data2/1/4294848/4294848992.htm</w:t>
+        </w:r>
+      </w:hyperlink>
+      <w:r>
+        <w:t xml:space="preserve"> (дата обращения: 27.10.2026).</w:t>
+      </w:r>
+    </w:p>
+    <w:p>
+      <w:pPr>
         <w:pageBreakBefore/>
         <w:widowControl/>
         <w:suppressAutoHyphens w:val="0"/>
@@ -6529,7 +7934,7 @@
           <w:lang w:eastAsia="ru-RU" w:bidi="ar-SA"/>
         </w:rPr>
       </w:pPr>
-      <w:bookmarkStart w:id="7" w:name="_Toc243940250"/>
+      <w:bookmarkStart w:id="9" w:name="_Toc244015929"/>
       <w:r>
         <w:rPr>
           <w:rFonts w:ascii="Times New Roman" w:eastAsia="Times New Roman" w:hAnsi="Times New Roman" w:cs="Times New Roman"/>
@@ -6544,7 +7949,7 @@
         <w:lastRenderedPageBreak/>
         <w:t>ПРИЛОЖЕНИЕ А</w:t>
       </w:r>
-      <w:bookmarkEnd w:id="7"/>
+      <w:bookmarkEnd w:id="9"/>
     </w:p>
     <w:p>
       <w:pPr>
@@ -6885,7 +8290,7 @@
         </w:rPr>
         <w:t xml:space="preserve">URL: </w:t>
       </w:r>
-      <w:hyperlink r:id="rId26" w:history="1">
+      <w:hyperlink r:id="rId30" w:history="1">
         <w:r>
           <w:rPr>
             <w:rStyle w:val="af0"/>
@@ -7336,8 +8741,8 @@
     </w:p>
     <w:p/>
     <w:sectPr>
-      <w:footerReference w:type="default" r:id="rId27"/>
-      <w:footerReference w:type="first" r:id="rId28"/>
+      <w:footerReference w:type="default" r:id="rId31"/>
+      <w:footerReference w:type="first" r:id="rId32"/>
       <w:pgSz w:w="11906" w:h="16838"/>
       <w:pgMar w:top="1134" w:right="567" w:bottom="1134" w:left="1701" w:header="567" w:footer="567" w:gutter="0"/>
       <w:cols w:space="720"/>
@@ -10484,7 +11889,6 @@
   <w:style w:type="character" w:default="1" w:styleId="a0">
     <w:name w:val="Default Paragraph Font"/>
     <w:uiPriority w:val="1"/>
-    <w:semiHidden/>
     <w:unhideWhenUsed/>
   </w:style>
   <w:style w:type="table" w:default="1" w:styleId="a1">

--- a/docs/Отчет_ИКБО-31-24_УшверидзеАА_КТ2.docx
+++ b/docs/Отчет_ИКБО-31-24_УшверидзеАА_КТ2.docx
@@ -25,7 +25,7 @@
           <w:lang w:eastAsia="ru-RU" w:bidi="ar-SA"/>
         </w:rPr>
         <w:drawing>
-          <wp:inline distT="0" distB="0" distL="0" distR="0" wp14:anchorId="5BB2BCD5" wp14:editId="73031124">
+          <wp:inline distT="0" distB="0" distL="0" distR="0" wp14:anchorId="0FC8C302" wp14:editId="23EDD2C9">
             <wp:extent cx="952500" cy="1066800"/>
             <wp:effectExtent l="0" t="0" r="0" b="0"/>
             <wp:docPr id="6" name="Рисунок 1" descr="Изображение выглядит как эмблема, символ, герб, нашивка  Автоматически созданное описание"/>
@@ -173,7 +173,7 @@
         <mc:AlternateContent>
           <mc:Choice Requires="wpg">
             <w:drawing>
-              <wp:anchor distT="0" distB="0" distL="114300" distR="114300" simplePos="0" relativeHeight="251659264" behindDoc="0" locked="0" layoutInCell="1" allowOverlap="1" wp14:anchorId="57B58325" wp14:editId="69750006">
+              <wp:anchor distT="0" distB="0" distL="114300" distR="114300" simplePos="0" relativeHeight="251659264" behindDoc="0" locked="0" layoutInCell="1" allowOverlap="1" wp14:anchorId="75BC1F31" wp14:editId="4D058127">
                 <wp:simplePos x="0" y="0"/>
                 <wp:positionH relativeFrom="margin">
                   <wp:posOffset>172720</wp:posOffset>
@@ -1578,7 +1578,7 @@
           <w:r>
             <w:fldChar w:fldCharType="separate"/>
           </w:r>
-          <w:hyperlink w:anchor="_Toc244015920" w:history="1">
+          <w:hyperlink w:anchor="_Toc244088334" w:history="1">
             <w:r>
               <w:rPr>
                 <w:rStyle w:val="af0"/>
@@ -1605,7 +1605,7 @@
                 <w:noProof/>
                 <w:webHidden/>
               </w:rPr>
-              <w:instrText xml:space="preserve"> PAGEREF _Toc244015920 \h </w:instrText>
+              <w:instrText xml:space="preserve"> PAGEREF _Toc244088334 \h </w:instrText>
             </w:r>
             <w:r>
               <w:rPr>
@@ -1650,7 +1650,7 @@
               <w14:ligatures w14:val="standardContextual"/>
             </w:rPr>
           </w:pPr>
-          <w:hyperlink w:anchor="_Toc244015921" w:history="1">
+          <w:hyperlink w:anchor="_Toc244088335" w:history="1">
             <w:r>
               <w:rPr>
                 <w:rStyle w:val="af0"/>
@@ -1679,7 +1679,7 @@
                 <w:noProof/>
                 <w:webHidden/>
               </w:rPr>
-              <w:instrText xml:space="preserve"> PAGEREF _Toc244015921 \h </w:instrText>
+              <w:instrText xml:space="preserve"> PAGEREF _Toc244088335 \h </w:instrText>
             </w:r>
             <w:r>
               <w:rPr>
@@ -1724,7 +1724,7 @@
               <w14:ligatures w14:val="standardContextual"/>
             </w:rPr>
           </w:pPr>
-          <w:hyperlink w:anchor="_Toc244015922" w:history="1">
+          <w:hyperlink w:anchor="_Toc244088336" w:history="1">
             <w:r>
               <w:rPr>
                 <w:rStyle w:val="af0"/>
@@ -1753,7 +1753,7 @@
                 <w:noProof/>
                 <w:webHidden/>
               </w:rPr>
-              <w:instrText xml:space="preserve"> PAGEREF _Toc244015922 \h </w:instrText>
+              <w:instrText xml:space="preserve"> PAGEREF _Toc244088336 \h </w:instrText>
             </w:r>
             <w:r>
               <w:rPr>
@@ -1798,7 +1798,7 @@
               <w14:ligatures w14:val="standardContextual"/>
             </w:rPr>
           </w:pPr>
-          <w:hyperlink w:anchor="_Toc244015923" w:history="1">
+          <w:hyperlink w:anchor="_Toc244088337" w:history="1">
             <w:r>
               <w:rPr>
                 <w:rStyle w:val="af0"/>
@@ -1827,7 +1827,7 @@
                 <w:noProof/>
                 <w:webHidden/>
               </w:rPr>
-              <w:instrText xml:space="preserve"> PAGEREF _Toc244015923 \h </w:instrText>
+              <w:instrText xml:space="preserve"> PAGEREF _Toc244088337 \h </w:instrText>
             </w:r>
             <w:r>
               <w:rPr>
@@ -1872,7 +1872,7 @@
               <w14:ligatures w14:val="standardContextual"/>
             </w:rPr>
           </w:pPr>
-          <w:hyperlink w:anchor="_Toc244015924" w:history="1">
+          <w:hyperlink w:anchor="_Toc244088338" w:history="1">
             <w:r>
               <w:rPr>
                 <w:rStyle w:val="af0"/>
@@ -1901,7 +1901,7 @@
                 <w:noProof/>
                 <w:webHidden/>
               </w:rPr>
-              <w:instrText xml:space="preserve"> PAGEREF _Toc244015924 \h </w:instrText>
+              <w:instrText xml:space="preserve"> PAGEREF _Toc244088338 \h </w:instrText>
             </w:r>
             <w:r>
               <w:rPr>
@@ -1946,7 +1946,7 @@
               <w14:ligatures w14:val="standardContextual"/>
             </w:rPr>
           </w:pPr>
-          <w:hyperlink w:anchor="_Toc244015925" w:history="1">
+          <w:hyperlink w:anchor="_Toc244088339" w:history="1">
             <w:r>
               <w:rPr>
                 <w:rStyle w:val="af0"/>
@@ -1975,7 +1975,7 @@
                 <w:noProof/>
                 <w:webHidden/>
               </w:rPr>
-              <w:instrText xml:space="preserve"> PAGEREF _Toc244015925 \h </w:instrText>
+              <w:instrText xml:space="preserve"> PAGEREF _Toc244088339 \h </w:instrText>
             </w:r>
             <w:r>
               <w:rPr>
@@ -2020,7 +2020,7 @@
               <w14:ligatures w14:val="standardContextual"/>
             </w:rPr>
           </w:pPr>
-          <w:hyperlink w:anchor="_Toc244015926" w:history="1">
+          <w:hyperlink w:anchor="_Toc244088340" w:history="1">
             <w:r>
               <w:rPr>
                 <w:rStyle w:val="af0"/>
@@ -2049,7 +2049,7 @@
                 <w:noProof/>
                 <w:webHidden/>
               </w:rPr>
-              <w:instrText xml:space="preserve"> PAGEREF _Toc244015926 \h </w:instrText>
+              <w:instrText xml:space="preserve"> PAGEREF _Toc244088340 \h </w:instrText>
             </w:r>
             <w:r>
               <w:rPr>
@@ -2094,7 +2094,7 @@
               <w14:ligatures w14:val="standardContextual"/>
             </w:rPr>
           </w:pPr>
-          <w:hyperlink w:anchor="_Toc244015927" w:history="1">
+          <w:hyperlink w:anchor="_Toc244088341" w:history="1">
             <w:r>
               <w:rPr>
                 <w:rStyle w:val="af0"/>
@@ -2123,7 +2123,7 @@
                 <w:noProof/>
                 <w:webHidden/>
               </w:rPr>
-              <w:instrText xml:space="preserve"> PAGEREF _Toc244015927 \h </w:instrText>
+              <w:instrText xml:space="preserve"> PAGEREF _Toc244088341 \h </w:instrText>
             </w:r>
             <w:r>
               <w:rPr>
@@ -2144,6 +2144,80 @@
                 <w:webHidden/>
               </w:rPr>
               <w:t>11</w:t>
+            </w:r>
+            <w:r>
+              <w:rPr>
+                <w:noProof/>
+                <w:webHidden/>
+              </w:rPr>
+              <w:fldChar w:fldCharType="end"/>
+            </w:r>
+          </w:hyperlink>
+        </w:p>
+        <w:p>
+          <w:pPr>
+            <w:pStyle w:val="2"/>
+            <w:tabs>
+              <w:tab w:val="right" w:leader="dot" w:pos="9628"/>
+            </w:tabs>
+            <w:rPr>
+              <w:rFonts w:asciiTheme="minorHAnsi" w:eastAsiaTheme="minorEastAsia" w:hAnsiTheme="minorHAnsi" w:cstheme="minorBidi"/>
+              <w:noProof/>
+              <w:szCs w:val="24"/>
+              <w:lang w:eastAsia="ru-RU" w:bidi="ar-SA"/>
+              <w14:ligatures w14:val="standardContextual"/>
+            </w:rPr>
+          </w:pPr>
+          <w:hyperlink w:anchor="_Toc244088342" w:history="1">
+            <w:r>
+              <w:rPr>
+                <w:rStyle w:val="af0"/>
+                <w:rFonts w:eastAsia="Times New Roman"/>
+                <w:noProof/>
+                <w:lang w:eastAsia="ru-RU"/>
+              </w:rPr>
+              <w:t>4.4 Процедурная реализация</w:t>
+            </w:r>
+            <w:r>
+              <w:rPr>
+                <w:noProof/>
+                <w:webHidden/>
+              </w:rPr>
+              <w:tab/>
+            </w:r>
+            <w:r>
+              <w:rPr>
+                <w:noProof/>
+                <w:webHidden/>
+              </w:rPr>
+              <w:fldChar w:fldCharType="begin"/>
+            </w:r>
+            <w:r>
+              <w:rPr>
+                <w:noProof/>
+                <w:webHidden/>
+              </w:rPr>
+              <w:instrText xml:space="preserve"> PAGEREF _Toc244088342 \h </w:instrText>
+            </w:r>
+            <w:r>
+              <w:rPr>
+                <w:noProof/>
+                <w:webHidden/>
+              </w:rPr>
+            </w:r>
+            <w:r>
+              <w:rPr>
+                <w:noProof/>
+                <w:webHidden/>
+              </w:rPr>
+              <w:fldChar w:fldCharType="separate"/>
+            </w:r>
+            <w:r>
+              <w:rPr>
+                <w:noProof/>
+                <w:webHidden/>
+              </w:rPr>
+              <w:t>14</w:t>
             </w:r>
             <w:r>
               <w:rPr>
@@ -2168,7 +2242,7 @@
               <w14:ligatures w14:val="standardContextual"/>
             </w:rPr>
           </w:pPr>
-          <w:hyperlink w:anchor="_Toc244015928" w:history="1">
+          <w:hyperlink w:anchor="_Toc244088343" w:history="1">
             <w:r>
               <w:rPr>
                 <w:rStyle w:val="af0"/>
@@ -2198,7 +2272,7 @@
                 <w:noProof/>
                 <w:webHidden/>
               </w:rPr>
-              <w:instrText xml:space="preserve"> PAGEREF _Toc244015928 \h </w:instrText>
+              <w:instrText xml:space="preserve"> PAGEREF _Toc244088343 \h </w:instrText>
             </w:r>
             <w:r>
               <w:rPr>
@@ -2218,7 +2292,7 @@
                 <w:noProof/>
                 <w:webHidden/>
               </w:rPr>
-              <w:t>15</w:t>
+              <w:t>17</w:t>
             </w:r>
             <w:r>
               <w:rPr>
@@ -2243,7 +2317,7 @@
               <w14:ligatures w14:val="standardContextual"/>
             </w:rPr>
           </w:pPr>
-          <w:hyperlink w:anchor="_Toc244015929" w:history="1">
+          <w:hyperlink w:anchor="_Toc244088344" w:history="1">
             <w:r>
               <w:rPr>
                 <w:rStyle w:val="af0"/>
@@ -2273,7 +2347,7 @@
                 <w:noProof/>
                 <w:webHidden/>
               </w:rPr>
-              <w:instrText xml:space="preserve"> PAGEREF _Toc244015929 \h </w:instrText>
+              <w:instrText xml:space="preserve"> PAGEREF _Toc244088344 \h </w:instrText>
             </w:r>
             <w:r>
               <w:rPr>
@@ -2293,7 +2367,7 @@
                 <w:noProof/>
                 <w:webHidden/>
               </w:rPr>
-              <w:t>18</w:t>
+              <w:t>20</w:t>
             </w:r>
             <w:r>
               <w:rPr>
@@ -2350,7 +2424,7 @@
           <w:lang w:bidi="ar-SA"/>
         </w:rPr>
       </w:pPr>
-      <w:bookmarkStart w:id="0" w:name="_Toc244015920"/>
+      <w:bookmarkStart w:id="0" w:name="_Toc244088334"/>
       <w:r>
         <w:rPr>
           <w:lang w:bidi="ar-SA"/>
@@ -2693,7 +2767,7 @@
           <w:lang w:eastAsia="ru-RU" w:bidi="ar-SA"/>
         </w:rPr>
       </w:pPr>
-      <w:bookmarkStart w:id="1" w:name="_Toc244015921"/>
+      <w:bookmarkStart w:id="1" w:name="_Toc244088335"/>
       <w:r>
         <w:rPr>
           <w:rFonts w:eastAsia="Times New Roman"/>
@@ -3029,7 +3103,7 @@
           <w:lang w:eastAsia="ru-RU" w:bidi="ar-SA"/>
         </w:rPr>
       </w:pPr>
-      <w:bookmarkStart w:id="2" w:name="_Toc244015922"/>
+      <w:bookmarkStart w:id="2" w:name="_Toc244088336"/>
       <w:r>
         <w:rPr>
           <w:rFonts w:eastAsia="Times New Roman"/>
@@ -4195,7 +4269,7 @@
           <w:lang w:eastAsia="ru-RU" w:bidi="ar-SA"/>
         </w:rPr>
       </w:pPr>
-      <w:bookmarkStart w:id="3" w:name="_Toc244015923"/>
+      <w:bookmarkStart w:id="3" w:name="_Toc244088337"/>
       <w:r>
         <w:rPr>
           <w:rFonts w:eastAsia="Times New Roman"/>
@@ -4873,7 +4947,7 @@
           <w:lang w:eastAsia="ru-RU" w:bidi="ar-SA"/>
         </w:rPr>
       </w:pPr>
-      <w:bookmarkStart w:id="4" w:name="_Toc244015924"/>
+      <w:bookmarkStart w:id="4" w:name="_Toc244088338"/>
       <w:r>
         <w:rPr>
           <w:rFonts w:eastAsia="Times New Roman"/>
@@ -4891,7 +4965,7 @@
           <w:lang w:eastAsia="ru-RU" w:bidi="ar-SA"/>
         </w:rPr>
       </w:pPr>
-      <w:bookmarkStart w:id="5" w:name="_Toc244015925"/>
+      <w:bookmarkStart w:id="5" w:name="_Toc244088339"/>
       <w:r>
         <w:rPr>
           <w:rFonts w:eastAsia="Times New Roman"/>
@@ -5022,7 +5096,7 @@
           <w:noProof/>
         </w:rPr>
         <w:drawing>
-          <wp:inline distT="0" distB="0" distL="0" distR="0" wp14:anchorId="488EE15D" wp14:editId="2C6877F1">
+          <wp:inline distT="0" distB="0" distL="0" distR="0" wp14:anchorId="673893CD" wp14:editId="008B0920">
             <wp:extent cx="6120130" cy="2841153"/>
             <wp:effectExtent l="0" t="0" r="0" b="0"/>
             <wp:docPr id="901" name="Рисунок 1"/>
@@ -6112,7 +6186,7 @@
           <w:lang w:eastAsia="ru-RU" w:bidi="ar-SA"/>
         </w:rPr>
       </w:pPr>
-      <w:bookmarkStart w:id="6" w:name="_Toc244015926"/>
+      <w:bookmarkStart w:id="6" w:name="_Toc244088340"/>
       <w:r>
         <w:rPr>
           <w:rFonts w:eastAsia="Times New Roman"/>
@@ -6234,7 +6308,7 @@
         </w:rPr>
         <w:lastRenderedPageBreak/>
         <w:drawing>
-          <wp:inline distT="0" distB="0" distL="0" distR="0" wp14:anchorId="3ECE1325" wp14:editId="02C14DEF">
+          <wp:inline distT="0" distB="0" distL="0" distR="0" wp14:anchorId="70E9C872" wp14:editId="53BBA39E">
             <wp:extent cx="4320000" cy="4416178"/>
             <wp:effectExtent l="0" t="0" r="0" b="0"/>
             <wp:docPr id="902" name="Рисунок 2"/>
@@ -6722,7 +6796,7 @@
           <w:lang w:eastAsia="ru-RU" w:bidi="ar-SA"/>
         </w:rPr>
       </w:pPr>
-      <w:bookmarkStart w:id="7" w:name="_Toc244015927"/>
+      <w:bookmarkStart w:id="7" w:name="_Toc244088341"/>
       <w:r>
         <w:rPr>
           <w:rFonts w:eastAsia="Times New Roman"/>
@@ -6892,7 +6966,7 @@
         </w:rPr>
         <w:lastRenderedPageBreak/>
         <w:drawing>
-          <wp:inline distT="0" distB="0" distL="0" distR="0" wp14:anchorId="4CD774FC" wp14:editId="63446A4E">
+          <wp:inline distT="0" distB="0" distL="0" distR="0" wp14:anchorId="6080C07C" wp14:editId="466537F4">
             <wp:extent cx="2941320" cy="6840078"/>
             <wp:effectExtent l="0" t="0" r="0" b="0"/>
             <wp:docPr id="903" name="Рисунок 3"/>
@@ -7082,7 +7156,7 @@
           <w:noProof/>
         </w:rPr>
         <w:drawing>
-          <wp:inline distT="0" distB="0" distL="0" distR="0" wp14:anchorId="6F72F478" wp14:editId="281987E6">
+          <wp:inline distT="0" distB="0" distL="0" distR="0" wp14:anchorId="34205C7D" wp14:editId="588900E0">
             <wp:extent cx="2402281" cy="6480000"/>
             <wp:effectExtent l="0" t="0" r="0" b="0"/>
             <wp:docPr id="904" name="Рисунок 4"/>
@@ -7207,6 +7281,2484 @@
     </w:p>
     <w:p>
       <w:pPr>
+        <w:pStyle w:val="af3"/>
+        <w:rPr>
+          <w:rFonts w:eastAsia="Times New Roman"/>
+          <w:lang w:eastAsia="ru-RU" w:bidi="ar-SA"/>
+        </w:rPr>
+      </w:pPr>
+      <w:bookmarkStart w:id="8" w:name="_Toc244088342"/>
+      <w:r>
+        <w:rPr>
+          <w:rFonts w:eastAsia="Times New Roman"/>
+          <w:lang w:eastAsia="ru-RU" w:bidi="ar-SA"/>
+        </w:rPr>
+        <w:t>4.4 Процедурная реализация</w:t>
+      </w:r>
+      <w:bookmarkEnd w:id="8"/>
+    </w:p>
+    <w:p>
+      <w:pPr>
+        <w:widowControl/>
+        <w:suppressAutoHyphens w:val="0"/>
+        <w:spacing w:line="360" w:lineRule="auto"/>
+        <w:ind w:firstLine="709"/>
+        <w:jc w:val="both"/>
+        <w:rPr>
+          <w:rFonts w:ascii="Times New Roman" w:eastAsia="Times New Roman" w:hAnsi="Times New Roman" w:cs="Times New Roman"/>
+          <w:kern w:val="0"/>
+          <w:sz w:val="28"/>
+          <w:szCs w:val="28"/>
+          <w:lang w:eastAsia="ru-RU" w:bidi="ar-SA"/>
+        </w:rPr>
+      </w:pPr>
+      <w:r>
+        <w:rPr>
+          <w:rFonts w:ascii="Times New Roman" w:eastAsia="Times New Roman" w:hAnsi="Times New Roman" w:cs="Times New Roman"/>
+          <w:kern w:val="0"/>
+          <w:sz w:val="28"/>
+          <w:szCs w:val="28"/>
+          <w:lang w:eastAsia="ru-RU" w:bidi="ar-SA"/>
+        </w:rPr>
+        <w:t>Реализация написана на Python 3.14.8 в процедурном стиле</w:t>
+      </w:r>
+      <w:r>
+        <w:rPr>
+          <w:rFonts w:ascii="Times New Roman" w:eastAsia="Times New Roman" w:hAnsi="Times New Roman" w:cs="Times New Roman"/>
+          <w:kern w:val="0"/>
+          <w:sz w:val="28"/>
+          <w:szCs w:val="28"/>
+          <w:lang w:eastAsia="ru-RU" w:bidi="ar-SA"/>
+        </w:rPr>
+        <w:t>,</w:t>
+      </w:r>
+      <w:r>
+        <w:rPr>
+          <w:rFonts w:ascii="Times New Roman" w:eastAsia="Times New Roman" w:hAnsi="Times New Roman" w:cs="Times New Roman"/>
+          <w:kern w:val="0"/>
+          <w:sz w:val="28"/>
+          <w:szCs w:val="28"/>
+          <w:lang w:eastAsia="ru-RU" w:bidi="ar-SA"/>
+        </w:rPr>
+        <w:t xml:space="preserve"> программа состоит только из функций и работает со стандартными структурами данных</w:t>
+      </w:r>
+      <w:r>
+        <w:rPr>
+          <w:rFonts w:ascii="Times New Roman" w:eastAsia="Times New Roman" w:hAnsi="Times New Roman" w:cs="Times New Roman"/>
+          <w:kern w:val="0"/>
+          <w:sz w:val="28"/>
+          <w:szCs w:val="28"/>
+          <w:lang w:eastAsia="ru-RU" w:bidi="ar-SA"/>
+        </w:rPr>
+        <w:t>, а именно</w:t>
+      </w:r>
+      <w:r>
+        <w:rPr>
+          <w:rFonts w:ascii="Times New Roman" w:eastAsia="Times New Roman" w:hAnsi="Times New Roman" w:cs="Times New Roman"/>
+          <w:kern w:val="0"/>
+          <w:sz w:val="28"/>
+          <w:szCs w:val="28"/>
+          <w:lang w:eastAsia="ru-RU" w:bidi="ar-SA"/>
+        </w:rPr>
+        <w:t xml:space="preserve"> списками, словарями и кортежами, своих классов в ней нет. Код лежит в папке src: main.py – программа, data.json – пример входных данных, README.md – описание запуска.</w:t>
+      </w:r>
+    </w:p>
+    <w:p>
+      <w:pPr>
+        <w:widowControl/>
+        <w:suppressAutoHyphens w:val="0"/>
+        <w:spacing w:line="360" w:lineRule="auto"/>
+        <w:ind w:firstLine="709"/>
+        <w:jc w:val="both"/>
+        <w:rPr>
+          <w:rFonts w:ascii="Times New Roman" w:eastAsia="Times New Roman" w:hAnsi="Times New Roman" w:cs="Times New Roman"/>
+          <w:kern w:val="0"/>
+          <w:sz w:val="28"/>
+          <w:szCs w:val="28"/>
+          <w:lang w:eastAsia="ru-RU" w:bidi="ar-SA"/>
+        </w:rPr>
+      </w:pPr>
+      <w:r>
+        <w:rPr>
+          <w:rFonts w:ascii="Times New Roman" w:eastAsia="Times New Roman" w:hAnsi="Times New Roman" w:cs="Times New Roman"/>
+          <w:kern w:val="0"/>
+          <w:sz w:val="28"/>
+          <w:szCs w:val="28"/>
+          <w:lang w:eastAsia="ru-RU" w:bidi="ar-SA"/>
+        </w:rPr>
+        <w:t>Входные данные хранятся в JSON-файле из пяти списков, по одному на каждую сущность логической модели. Поля в программе названы по-английски, их соответствие модели приведено в таблице 3.</w:t>
+      </w:r>
+    </w:p>
+    <w:p>
+      <w:pPr>
+        <w:keepNext/>
+        <w:widowControl/>
+        <w:suppressAutoHyphens w:val="0"/>
+        <w:rPr>
+          <w:rFonts w:ascii="Times New Roman" w:eastAsia="Times New Roman" w:hAnsi="Times New Roman" w:cs="Times New Roman"/>
+          <w:i/>
+          <w:iCs/>
+          <w:kern w:val="0"/>
+          <w:lang w:eastAsia="ru-RU" w:bidi="ar-SA"/>
+        </w:rPr>
+      </w:pPr>
+      <w:r>
+        <w:rPr>
+          <w:rFonts w:ascii="Times New Roman" w:eastAsia="Times New Roman" w:hAnsi="Times New Roman" w:cs="Times New Roman"/>
+          <w:i/>
+          <w:iCs/>
+          <w:kern w:val="0"/>
+          <w:lang w:eastAsia="ru-RU" w:bidi="ar-SA"/>
+        </w:rPr>
+        <w:t>Таблица 3 – Соответствие данных программы логической модели</w:t>
+      </w:r>
+    </w:p>
+    <w:tbl>
+      <w:tblPr>
+        <w:tblW w:w="9638" w:type="dxa"/>
+        <w:tblBorders>
+          <w:top w:val="single" w:sz="4" w:space="0" w:color="auto"/>
+          <w:left w:val="single" w:sz="4" w:space="0" w:color="auto"/>
+          <w:bottom w:val="single" w:sz="4" w:space="0" w:color="auto"/>
+          <w:right w:val="single" w:sz="4" w:space="0" w:color="auto"/>
+          <w:insideH w:val="single" w:sz="4" w:space="0" w:color="auto"/>
+          <w:insideV w:val="single" w:sz="4" w:space="0" w:color="auto"/>
+        </w:tblBorders>
+        <w:tblCellMar>
+          <w:left w:w="10" w:type="dxa"/>
+          <w:right w:w="10" w:type="dxa"/>
+        </w:tblCellMar>
+        <w:tblLook w:val="04A0" w:firstRow="1" w:lastRow="0" w:firstColumn="1" w:lastColumn="0" w:noHBand="0" w:noVBand="1"/>
+      </w:tblPr>
+      <w:tblGrid>
+        <w:gridCol w:w="3700"/>
+        <w:gridCol w:w="5938"/>
+      </w:tblGrid>
+      <w:tr>
+        <w:trPr>
+          <w:cantSplit/>
+          <w:tblHeader/>
+        </w:trPr>
+        <w:tc>
+          <w:tcPr>
+            <w:tcW w:w="3700" w:type="dxa"/>
+            <w:tcBorders>
+              <w:top w:val="single" w:sz="4" w:space="0" w:color="000000"/>
+              <w:left w:val="single" w:sz="4" w:space="0" w:color="000000"/>
+              <w:bottom w:val="single" w:sz="4" w:space="0" w:color="000000"/>
+              <w:right w:val="single" w:sz="4" w:space="0" w:color="000000"/>
+            </w:tcBorders>
+            <w:tcMar>
+              <w:top w:w="60" w:type="dxa"/>
+              <w:left w:w="100" w:type="dxa"/>
+              <w:bottom w:w="60" w:type="dxa"/>
+              <w:right w:w="100" w:type="dxa"/>
+            </w:tcMar>
+            <w:vAlign w:val="center"/>
+          </w:tcPr>
+          <w:p>
+            <w:pPr>
+              <w:keepNext/>
+              <w:keepLines/>
+              <w:widowControl/>
+              <w:suppressAutoHyphens w:val="0"/>
+              <w:jc w:val="center"/>
+              <w:rPr>
+                <w:rFonts w:ascii="Times New Roman" w:eastAsia="Times New Roman" w:hAnsi="Times New Roman" w:cs="Times New Roman"/>
+                <w:kern w:val="0"/>
+                <w:sz w:val="28"/>
+                <w:szCs w:val="28"/>
+                <w:lang w:eastAsia="ru-RU" w:bidi="ar-SA"/>
+              </w:rPr>
+            </w:pPr>
+            <w:r>
+              <w:rPr>
+                <w:rFonts w:ascii="Times New Roman" w:eastAsia="Times New Roman" w:hAnsi="Times New Roman" w:cs="Times New Roman"/>
+                <w:b/>
+                <w:bCs/>
+                <w:kern w:val="0"/>
+                <w:lang w:eastAsia="ru-RU" w:bidi="ar-SA"/>
+              </w:rPr>
+              <w:t>Сущность и поля в логической модели</w:t>
+            </w:r>
+          </w:p>
+        </w:tc>
+        <w:tc>
+          <w:tcPr>
+            <w:tcW w:w="5938" w:type="dxa"/>
+            <w:tcBorders>
+              <w:top w:val="single" w:sz="4" w:space="0" w:color="000000"/>
+              <w:left w:val="single" w:sz="4" w:space="0" w:color="000000"/>
+              <w:bottom w:val="single" w:sz="4" w:space="0" w:color="000000"/>
+              <w:right w:val="single" w:sz="4" w:space="0" w:color="000000"/>
+            </w:tcBorders>
+            <w:tcMar>
+              <w:top w:w="60" w:type="dxa"/>
+              <w:left w:w="100" w:type="dxa"/>
+              <w:bottom w:w="60" w:type="dxa"/>
+              <w:right w:w="100" w:type="dxa"/>
+            </w:tcMar>
+            <w:vAlign w:val="center"/>
+          </w:tcPr>
+          <w:p>
+            <w:pPr>
+              <w:keepNext/>
+              <w:keepLines/>
+              <w:widowControl/>
+              <w:suppressAutoHyphens w:val="0"/>
+              <w:jc w:val="center"/>
+              <w:rPr>
+                <w:rFonts w:ascii="Times New Roman" w:eastAsia="Times New Roman" w:hAnsi="Times New Roman" w:cs="Times New Roman"/>
+                <w:kern w:val="0"/>
+                <w:sz w:val="28"/>
+                <w:szCs w:val="28"/>
+                <w:lang w:eastAsia="ru-RU" w:bidi="ar-SA"/>
+              </w:rPr>
+            </w:pPr>
+            <w:r>
+              <w:rPr>
+                <w:rFonts w:ascii="Times New Roman" w:eastAsia="Times New Roman" w:hAnsi="Times New Roman" w:cs="Times New Roman"/>
+                <w:b/>
+                <w:bCs/>
+                <w:kern w:val="0"/>
+                <w:lang w:eastAsia="ru-RU" w:bidi="ar-SA"/>
+              </w:rPr>
+              <w:t>Список и поля в программе</w:t>
+            </w:r>
+          </w:p>
+        </w:tc>
+      </w:tr>
+      <w:tr>
+        <w:trPr>
+          <w:cantSplit/>
+        </w:trPr>
+        <w:tc>
+          <w:tcPr>
+            <w:tcW w:w="3700" w:type="dxa"/>
+            <w:tcBorders>
+              <w:top w:val="single" w:sz="4" w:space="0" w:color="000000"/>
+              <w:left w:val="single" w:sz="4" w:space="0" w:color="000000"/>
+              <w:bottom w:val="single" w:sz="4" w:space="0" w:color="000000"/>
+              <w:right w:val="single" w:sz="4" w:space="0" w:color="000000"/>
+            </w:tcBorders>
+            <w:tcMar>
+              <w:top w:w="60" w:type="dxa"/>
+              <w:left w:w="100" w:type="dxa"/>
+              <w:bottom w:w="60" w:type="dxa"/>
+              <w:right w:w="100" w:type="dxa"/>
+            </w:tcMar>
+            <w:vAlign w:val="center"/>
+          </w:tcPr>
+          <w:p>
+            <w:pPr>
+              <w:keepNext/>
+              <w:keepLines/>
+              <w:widowControl/>
+              <w:suppressAutoHyphens w:val="0"/>
+              <w:rPr>
+                <w:rFonts w:ascii="Times New Roman" w:eastAsia="Times New Roman" w:hAnsi="Times New Roman" w:cs="Times New Roman"/>
+                <w:kern w:val="0"/>
+                <w:sz w:val="28"/>
+                <w:szCs w:val="28"/>
+                <w:lang w:eastAsia="ru-RU" w:bidi="ar-SA"/>
+              </w:rPr>
+            </w:pPr>
+            <w:r>
+              <w:rPr>
+                <w:rFonts w:ascii="Times New Roman" w:eastAsia="Times New Roman" w:hAnsi="Times New Roman" w:cs="Times New Roman"/>
+                <w:kern w:val="0"/>
+                <w:lang w:eastAsia="ru-RU" w:bidi="ar-SA"/>
+              </w:rPr>
+              <w:t>Модель_шлема: id_модели, название</w:t>
+            </w:r>
+          </w:p>
+        </w:tc>
+        <w:tc>
+          <w:tcPr>
+            <w:tcW w:w="5938" w:type="dxa"/>
+            <w:tcBorders>
+              <w:top w:val="single" w:sz="4" w:space="0" w:color="000000"/>
+              <w:left w:val="single" w:sz="4" w:space="0" w:color="000000"/>
+              <w:bottom w:val="single" w:sz="4" w:space="0" w:color="000000"/>
+              <w:right w:val="single" w:sz="4" w:space="0" w:color="000000"/>
+            </w:tcBorders>
+            <w:tcMar>
+              <w:top w:w="60" w:type="dxa"/>
+              <w:left w:w="100" w:type="dxa"/>
+              <w:bottom w:w="60" w:type="dxa"/>
+              <w:right w:w="100" w:type="dxa"/>
+            </w:tcMar>
+            <w:vAlign w:val="center"/>
+          </w:tcPr>
+          <w:p>
+            <w:pPr>
+              <w:keepNext/>
+              <w:keepLines/>
+              <w:widowControl/>
+              <w:suppressAutoHyphens w:val="0"/>
+              <w:rPr>
+                <w:rFonts w:ascii="Times New Roman" w:eastAsia="Times New Roman" w:hAnsi="Times New Roman" w:cs="Times New Roman"/>
+                <w:kern w:val="0"/>
+                <w:sz w:val="28"/>
+                <w:szCs w:val="28"/>
+                <w:lang w:eastAsia="ru-RU" w:bidi="ar-SA"/>
+              </w:rPr>
+            </w:pPr>
+            <w:r>
+              <w:rPr>
+                <w:rFonts w:ascii="Times New Roman" w:eastAsia="Times New Roman" w:hAnsi="Times New Roman" w:cs="Times New Roman"/>
+                <w:kern w:val="0"/>
+                <w:lang w:eastAsia="ru-RU" w:bidi="ar-SA"/>
+              </w:rPr>
+              <w:t>models: model_id, name</w:t>
+            </w:r>
+          </w:p>
+        </w:tc>
+      </w:tr>
+      <w:tr>
+        <w:trPr>
+          <w:cantSplit/>
+        </w:trPr>
+        <w:tc>
+          <w:tcPr>
+            <w:tcW w:w="3700" w:type="dxa"/>
+            <w:tcBorders>
+              <w:top w:val="single" w:sz="4" w:space="0" w:color="000000"/>
+              <w:left w:val="single" w:sz="4" w:space="0" w:color="000000"/>
+              <w:bottom w:val="single" w:sz="4" w:space="0" w:color="000000"/>
+              <w:right w:val="single" w:sz="4" w:space="0" w:color="000000"/>
+            </w:tcBorders>
+            <w:tcMar>
+              <w:top w:w="60" w:type="dxa"/>
+              <w:left w:w="100" w:type="dxa"/>
+              <w:bottom w:w="60" w:type="dxa"/>
+              <w:right w:w="100" w:type="dxa"/>
+            </w:tcMar>
+            <w:vAlign w:val="center"/>
+          </w:tcPr>
+          <w:p>
+            <w:pPr>
+              <w:keepNext/>
+              <w:keepLines/>
+              <w:widowControl/>
+              <w:suppressAutoHyphens w:val="0"/>
+              <w:rPr>
+                <w:rFonts w:ascii="Times New Roman" w:eastAsia="Times New Roman" w:hAnsi="Times New Roman" w:cs="Times New Roman"/>
+                <w:kern w:val="0"/>
+                <w:sz w:val="28"/>
+                <w:szCs w:val="28"/>
+                <w:lang w:eastAsia="ru-RU" w:bidi="ar-SA"/>
+              </w:rPr>
+            </w:pPr>
+            <w:r>
+              <w:rPr>
+                <w:rFonts w:ascii="Times New Roman" w:eastAsia="Times New Roman" w:hAnsi="Times New Roman" w:cs="Times New Roman"/>
+                <w:kern w:val="0"/>
+                <w:lang w:eastAsia="ru-RU" w:bidi="ar-SA"/>
+              </w:rPr>
+              <w:t>Шлем: серийный_номер, id_модели, номер_партии</w:t>
+            </w:r>
+          </w:p>
+        </w:tc>
+        <w:tc>
+          <w:tcPr>
+            <w:tcW w:w="5938" w:type="dxa"/>
+            <w:tcBorders>
+              <w:top w:val="single" w:sz="4" w:space="0" w:color="000000"/>
+              <w:left w:val="single" w:sz="4" w:space="0" w:color="000000"/>
+              <w:bottom w:val="single" w:sz="4" w:space="0" w:color="000000"/>
+              <w:right w:val="single" w:sz="4" w:space="0" w:color="000000"/>
+            </w:tcBorders>
+            <w:tcMar>
+              <w:top w:w="60" w:type="dxa"/>
+              <w:left w:w="100" w:type="dxa"/>
+              <w:bottom w:w="60" w:type="dxa"/>
+              <w:right w:w="100" w:type="dxa"/>
+            </w:tcMar>
+            <w:vAlign w:val="center"/>
+          </w:tcPr>
+          <w:p>
+            <w:pPr>
+              <w:keepNext/>
+              <w:keepLines/>
+              <w:widowControl/>
+              <w:suppressAutoHyphens w:val="0"/>
+              <w:rPr>
+                <w:rFonts w:ascii="Times New Roman" w:eastAsia="Times New Roman" w:hAnsi="Times New Roman" w:cs="Times New Roman"/>
+                <w:kern w:val="0"/>
+                <w:sz w:val="28"/>
+                <w:szCs w:val="28"/>
+                <w:lang w:val="en-US" w:eastAsia="ru-RU" w:bidi="ar-SA"/>
+              </w:rPr>
+            </w:pPr>
+            <w:r>
+              <w:rPr>
+                <w:rFonts w:ascii="Times New Roman" w:eastAsia="Times New Roman" w:hAnsi="Times New Roman" w:cs="Times New Roman"/>
+                <w:kern w:val="0"/>
+                <w:lang w:val="en-US" w:eastAsia="ru-RU" w:bidi="ar-SA"/>
+              </w:rPr>
+              <w:t xml:space="preserve">helmets: serial, </w:t>
+            </w:r>
+            <w:proofErr w:type="spellStart"/>
+            <w:r>
+              <w:rPr>
+                <w:rFonts w:ascii="Times New Roman" w:eastAsia="Times New Roman" w:hAnsi="Times New Roman" w:cs="Times New Roman"/>
+                <w:kern w:val="0"/>
+                <w:lang w:val="en-US" w:eastAsia="ru-RU" w:bidi="ar-SA"/>
+              </w:rPr>
+              <w:t>model_id</w:t>
+            </w:r>
+            <w:proofErr w:type="spellEnd"/>
+            <w:r>
+              <w:rPr>
+                <w:rFonts w:ascii="Times New Roman" w:eastAsia="Times New Roman" w:hAnsi="Times New Roman" w:cs="Times New Roman"/>
+                <w:kern w:val="0"/>
+                <w:lang w:val="en-US" w:eastAsia="ru-RU" w:bidi="ar-SA"/>
+              </w:rPr>
+              <w:t>, batch</w:t>
+            </w:r>
+          </w:p>
+        </w:tc>
+      </w:tr>
+      <w:tr>
+        <w:trPr>
+          <w:cantSplit/>
+        </w:trPr>
+        <w:tc>
+          <w:tcPr>
+            <w:tcW w:w="3700" w:type="dxa"/>
+            <w:tcBorders>
+              <w:top w:val="single" w:sz="4" w:space="0" w:color="000000"/>
+              <w:left w:val="single" w:sz="4" w:space="0" w:color="000000"/>
+              <w:bottom w:val="single" w:sz="4" w:space="0" w:color="000000"/>
+              <w:right w:val="single" w:sz="4" w:space="0" w:color="000000"/>
+            </w:tcBorders>
+            <w:tcMar>
+              <w:top w:w="60" w:type="dxa"/>
+              <w:left w:w="100" w:type="dxa"/>
+              <w:bottom w:w="60" w:type="dxa"/>
+              <w:right w:w="100" w:type="dxa"/>
+            </w:tcMar>
+            <w:vAlign w:val="center"/>
+          </w:tcPr>
+          <w:p>
+            <w:pPr>
+              <w:keepNext/>
+              <w:keepLines/>
+              <w:widowControl/>
+              <w:suppressAutoHyphens w:val="0"/>
+              <w:rPr>
+                <w:rFonts w:ascii="Times New Roman" w:eastAsia="Times New Roman" w:hAnsi="Times New Roman" w:cs="Times New Roman"/>
+                <w:kern w:val="0"/>
+                <w:sz w:val="28"/>
+                <w:szCs w:val="28"/>
+                <w:lang w:eastAsia="ru-RU" w:bidi="ar-SA"/>
+              </w:rPr>
+            </w:pPr>
+            <w:proofErr w:type="spellStart"/>
+            <w:r>
+              <w:rPr>
+                <w:rFonts w:ascii="Times New Roman" w:eastAsia="Times New Roman" w:hAnsi="Times New Roman" w:cs="Times New Roman"/>
+                <w:kern w:val="0"/>
+                <w:lang w:eastAsia="ru-RU" w:bidi="ar-SA"/>
+              </w:rPr>
+              <w:t>Пункт_проверки</w:t>
+            </w:r>
+            <w:proofErr w:type="spellEnd"/>
+            <w:r>
+              <w:rPr>
+                <w:rFonts w:ascii="Times New Roman" w:eastAsia="Times New Roman" w:hAnsi="Times New Roman" w:cs="Times New Roman"/>
+                <w:kern w:val="0"/>
+                <w:lang w:eastAsia="ru-RU" w:bidi="ar-SA"/>
+              </w:rPr>
+              <w:t xml:space="preserve">: </w:t>
+            </w:r>
+            <w:proofErr w:type="spellStart"/>
+            <w:r>
+              <w:rPr>
+                <w:rFonts w:ascii="Times New Roman" w:eastAsia="Times New Roman" w:hAnsi="Times New Roman" w:cs="Times New Roman"/>
+                <w:kern w:val="0"/>
+                <w:lang w:eastAsia="ru-RU" w:bidi="ar-SA"/>
+              </w:rPr>
+              <w:t>id_пункта</w:t>
+            </w:r>
+            <w:proofErr w:type="spellEnd"/>
+            <w:r>
+              <w:rPr>
+                <w:rFonts w:ascii="Times New Roman" w:eastAsia="Times New Roman" w:hAnsi="Times New Roman" w:cs="Times New Roman"/>
+                <w:kern w:val="0"/>
+                <w:lang w:eastAsia="ru-RU" w:bidi="ar-SA"/>
+              </w:rPr>
+              <w:t xml:space="preserve">, </w:t>
+            </w:r>
+            <w:proofErr w:type="spellStart"/>
+            <w:r>
+              <w:rPr>
+                <w:rFonts w:ascii="Times New Roman" w:eastAsia="Times New Roman" w:hAnsi="Times New Roman" w:cs="Times New Roman"/>
+                <w:kern w:val="0"/>
+                <w:lang w:eastAsia="ru-RU" w:bidi="ar-SA"/>
+              </w:rPr>
+              <w:t>id_модели</w:t>
+            </w:r>
+            <w:proofErr w:type="spellEnd"/>
+            <w:r>
+              <w:rPr>
+                <w:rFonts w:ascii="Times New Roman" w:eastAsia="Times New Roman" w:hAnsi="Times New Roman" w:cs="Times New Roman"/>
+                <w:kern w:val="0"/>
+                <w:lang w:eastAsia="ru-RU" w:bidi="ar-SA"/>
+              </w:rPr>
+              <w:t>, название</w:t>
+            </w:r>
+          </w:p>
+        </w:tc>
+        <w:tc>
+          <w:tcPr>
+            <w:tcW w:w="5938" w:type="dxa"/>
+            <w:tcBorders>
+              <w:top w:val="single" w:sz="4" w:space="0" w:color="000000"/>
+              <w:left w:val="single" w:sz="4" w:space="0" w:color="000000"/>
+              <w:bottom w:val="single" w:sz="4" w:space="0" w:color="000000"/>
+              <w:right w:val="single" w:sz="4" w:space="0" w:color="000000"/>
+            </w:tcBorders>
+            <w:tcMar>
+              <w:top w:w="60" w:type="dxa"/>
+              <w:left w:w="100" w:type="dxa"/>
+              <w:bottom w:w="60" w:type="dxa"/>
+              <w:right w:w="100" w:type="dxa"/>
+            </w:tcMar>
+            <w:vAlign w:val="center"/>
+          </w:tcPr>
+          <w:p>
+            <w:pPr>
+              <w:keepNext/>
+              <w:keepLines/>
+              <w:widowControl/>
+              <w:suppressAutoHyphens w:val="0"/>
+              <w:rPr>
+                <w:rFonts w:ascii="Times New Roman" w:eastAsia="Times New Roman" w:hAnsi="Times New Roman" w:cs="Times New Roman"/>
+                <w:kern w:val="0"/>
+                <w:sz w:val="28"/>
+                <w:szCs w:val="28"/>
+                <w:lang w:val="en-US" w:eastAsia="ru-RU" w:bidi="ar-SA"/>
+              </w:rPr>
+            </w:pPr>
+            <w:proofErr w:type="spellStart"/>
+            <w:r>
+              <w:rPr>
+                <w:rFonts w:ascii="Times New Roman" w:eastAsia="Times New Roman" w:hAnsi="Times New Roman" w:cs="Times New Roman"/>
+                <w:kern w:val="0"/>
+                <w:lang w:val="en-US" w:eastAsia="ru-RU" w:bidi="ar-SA"/>
+              </w:rPr>
+              <w:t>check_items</w:t>
+            </w:r>
+            <w:proofErr w:type="spellEnd"/>
+            <w:r>
+              <w:rPr>
+                <w:rFonts w:ascii="Times New Roman" w:eastAsia="Times New Roman" w:hAnsi="Times New Roman" w:cs="Times New Roman"/>
+                <w:kern w:val="0"/>
+                <w:lang w:val="en-US" w:eastAsia="ru-RU" w:bidi="ar-SA"/>
+              </w:rPr>
+              <w:t xml:space="preserve">: </w:t>
+            </w:r>
+            <w:proofErr w:type="spellStart"/>
+            <w:r>
+              <w:rPr>
+                <w:rFonts w:ascii="Times New Roman" w:eastAsia="Times New Roman" w:hAnsi="Times New Roman" w:cs="Times New Roman"/>
+                <w:kern w:val="0"/>
+                <w:lang w:val="en-US" w:eastAsia="ru-RU" w:bidi="ar-SA"/>
+              </w:rPr>
+              <w:t>item_id</w:t>
+            </w:r>
+            <w:proofErr w:type="spellEnd"/>
+            <w:r>
+              <w:rPr>
+                <w:rFonts w:ascii="Times New Roman" w:eastAsia="Times New Roman" w:hAnsi="Times New Roman" w:cs="Times New Roman"/>
+                <w:kern w:val="0"/>
+                <w:lang w:val="en-US" w:eastAsia="ru-RU" w:bidi="ar-SA"/>
+              </w:rPr>
+              <w:t xml:space="preserve">, </w:t>
+            </w:r>
+            <w:proofErr w:type="spellStart"/>
+            <w:r>
+              <w:rPr>
+                <w:rFonts w:ascii="Times New Roman" w:eastAsia="Times New Roman" w:hAnsi="Times New Roman" w:cs="Times New Roman"/>
+                <w:kern w:val="0"/>
+                <w:lang w:val="en-US" w:eastAsia="ru-RU" w:bidi="ar-SA"/>
+              </w:rPr>
+              <w:t>model_id</w:t>
+            </w:r>
+            <w:proofErr w:type="spellEnd"/>
+            <w:r>
+              <w:rPr>
+                <w:rFonts w:ascii="Times New Roman" w:eastAsia="Times New Roman" w:hAnsi="Times New Roman" w:cs="Times New Roman"/>
+                <w:kern w:val="0"/>
+                <w:lang w:val="en-US" w:eastAsia="ru-RU" w:bidi="ar-SA"/>
+              </w:rPr>
+              <w:t>, name</w:t>
+            </w:r>
+          </w:p>
+        </w:tc>
+      </w:tr>
+      <w:tr>
+        <w:trPr>
+          <w:cantSplit/>
+        </w:trPr>
+        <w:tc>
+          <w:tcPr>
+            <w:tcW w:w="3700" w:type="dxa"/>
+            <w:tcBorders>
+              <w:top w:val="single" w:sz="4" w:space="0" w:color="000000"/>
+              <w:left w:val="single" w:sz="4" w:space="0" w:color="000000"/>
+              <w:bottom w:val="single" w:sz="4" w:space="0" w:color="000000"/>
+              <w:right w:val="single" w:sz="4" w:space="0" w:color="000000"/>
+            </w:tcBorders>
+            <w:tcMar>
+              <w:top w:w="60" w:type="dxa"/>
+              <w:left w:w="100" w:type="dxa"/>
+              <w:bottom w:w="60" w:type="dxa"/>
+              <w:right w:w="100" w:type="dxa"/>
+            </w:tcMar>
+            <w:vAlign w:val="center"/>
+          </w:tcPr>
+          <w:p>
+            <w:pPr>
+              <w:keepNext/>
+              <w:keepLines/>
+              <w:widowControl/>
+              <w:suppressAutoHyphens w:val="0"/>
+              <w:rPr>
+                <w:rFonts w:ascii="Times New Roman" w:eastAsia="Times New Roman" w:hAnsi="Times New Roman" w:cs="Times New Roman"/>
+                <w:kern w:val="0"/>
+                <w:sz w:val="28"/>
+                <w:szCs w:val="28"/>
+                <w:lang w:eastAsia="ru-RU" w:bidi="ar-SA"/>
+              </w:rPr>
+            </w:pPr>
+            <w:proofErr w:type="spellStart"/>
+            <w:r>
+              <w:rPr>
+                <w:rFonts w:ascii="Times New Roman" w:eastAsia="Times New Roman" w:hAnsi="Times New Roman" w:cs="Times New Roman"/>
+                <w:kern w:val="0"/>
+                <w:lang w:eastAsia="ru-RU" w:bidi="ar-SA"/>
+              </w:rPr>
+              <w:t>Акт_контроля</w:t>
+            </w:r>
+            <w:proofErr w:type="spellEnd"/>
+            <w:r>
+              <w:rPr>
+                <w:rFonts w:ascii="Times New Roman" w:eastAsia="Times New Roman" w:hAnsi="Times New Roman" w:cs="Times New Roman"/>
+                <w:kern w:val="0"/>
+                <w:lang w:eastAsia="ru-RU" w:bidi="ar-SA"/>
+              </w:rPr>
+              <w:t xml:space="preserve">: </w:t>
+            </w:r>
+            <w:proofErr w:type="spellStart"/>
+            <w:r>
+              <w:rPr>
+                <w:rFonts w:ascii="Times New Roman" w:eastAsia="Times New Roman" w:hAnsi="Times New Roman" w:cs="Times New Roman"/>
+                <w:kern w:val="0"/>
+                <w:lang w:eastAsia="ru-RU" w:bidi="ar-SA"/>
+              </w:rPr>
+              <w:t>id_акта</w:t>
+            </w:r>
+            <w:proofErr w:type="spellEnd"/>
+            <w:r>
+              <w:rPr>
+                <w:rFonts w:ascii="Times New Roman" w:eastAsia="Times New Roman" w:hAnsi="Times New Roman" w:cs="Times New Roman"/>
+                <w:kern w:val="0"/>
+                <w:lang w:eastAsia="ru-RU" w:bidi="ar-SA"/>
+              </w:rPr>
+              <w:t xml:space="preserve">, </w:t>
+            </w:r>
+            <w:proofErr w:type="spellStart"/>
+            <w:r>
+              <w:rPr>
+                <w:rFonts w:ascii="Times New Roman" w:eastAsia="Times New Roman" w:hAnsi="Times New Roman" w:cs="Times New Roman"/>
+                <w:kern w:val="0"/>
+                <w:lang w:eastAsia="ru-RU" w:bidi="ar-SA"/>
+              </w:rPr>
+              <w:t>серийный_номер</w:t>
+            </w:r>
+            <w:proofErr w:type="spellEnd"/>
+            <w:r>
+              <w:rPr>
+                <w:rFonts w:ascii="Times New Roman" w:eastAsia="Times New Roman" w:hAnsi="Times New Roman" w:cs="Times New Roman"/>
+                <w:kern w:val="0"/>
+                <w:lang w:eastAsia="ru-RU" w:bidi="ar-SA"/>
+              </w:rPr>
+              <w:t>, дата, контролёр, решение</w:t>
+            </w:r>
+          </w:p>
+        </w:tc>
+        <w:tc>
+          <w:tcPr>
+            <w:tcW w:w="5938" w:type="dxa"/>
+            <w:tcBorders>
+              <w:top w:val="single" w:sz="4" w:space="0" w:color="000000"/>
+              <w:left w:val="single" w:sz="4" w:space="0" w:color="000000"/>
+              <w:bottom w:val="single" w:sz="4" w:space="0" w:color="000000"/>
+              <w:right w:val="single" w:sz="4" w:space="0" w:color="000000"/>
+            </w:tcBorders>
+            <w:tcMar>
+              <w:top w:w="60" w:type="dxa"/>
+              <w:left w:w="100" w:type="dxa"/>
+              <w:bottom w:w="60" w:type="dxa"/>
+              <w:right w:w="100" w:type="dxa"/>
+            </w:tcMar>
+            <w:vAlign w:val="center"/>
+          </w:tcPr>
+          <w:p>
+            <w:pPr>
+              <w:keepNext/>
+              <w:keepLines/>
+              <w:widowControl/>
+              <w:suppressAutoHyphens w:val="0"/>
+              <w:rPr>
+                <w:rFonts w:ascii="Times New Roman" w:eastAsia="Times New Roman" w:hAnsi="Times New Roman" w:cs="Times New Roman"/>
+                <w:kern w:val="0"/>
+                <w:sz w:val="28"/>
+                <w:szCs w:val="28"/>
+                <w:lang w:val="en-US" w:eastAsia="ru-RU" w:bidi="ar-SA"/>
+              </w:rPr>
+            </w:pPr>
+            <w:r>
+              <w:rPr>
+                <w:rFonts w:ascii="Times New Roman" w:eastAsia="Times New Roman" w:hAnsi="Times New Roman" w:cs="Times New Roman"/>
+                <w:kern w:val="0"/>
+                <w:lang w:val="en-US" w:eastAsia="ru-RU" w:bidi="ar-SA"/>
+              </w:rPr>
+              <w:t xml:space="preserve">acts: </w:t>
+            </w:r>
+            <w:proofErr w:type="spellStart"/>
+            <w:r>
+              <w:rPr>
+                <w:rFonts w:ascii="Times New Roman" w:eastAsia="Times New Roman" w:hAnsi="Times New Roman" w:cs="Times New Roman"/>
+                <w:kern w:val="0"/>
+                <w:lang w:val="en-US" w:eastAsia="ru-RU" w:bidi="ar-SA"/>
+              </w:rPr>
+              <w:t>act_id</w:t>
+            </w:r>
+            <w:proofErr w:type="spellEnd"/>
+            <w:r>
+              <w:rPr>
+                <w:rFonts w:ascii="Times New Roman" w:eastAsia="Times New Roman" w:hAnsi="Times New Roman" w:cs="Times New Roman"/>
+                <w:kern w:val="0"/>
+                <w:lang w:val="en-US" w:eastAsia="ru-RU" w:bidi="ar-SA"/>
+              </w:rPr>
+              <w:t>, serial, date, inspector, decision</w:t>
+            </w:r>
+          </w:p>
+        </w:tc>
+      </w:tr>
+      <w:tr>
+        <w:trPr>
+          <w:cantSplit/>
+        </w:trPr>
+        <w:tc>
+          <w:tcPr>
+            <w:tcW w:w="3700" w:type="dxa"/>
+            <w:tcBorders>
+              <w:top w:val="single" w:sz="4" w:space="0" w:color="000000"/>
+              <w:left w:val="single" w:sz="4" w:space="0" w:color="000000"/>
+              <w:bottom w:val="single" w:sz="4" w:space="0" w:color="000000"/>
+              <w:right w:val="single" w:sz="4" w:space="0" w:color="000000"/>
+            </w:tcBorders>
+            <w:tcMar>
+              <w:top w:w="60" w:type="dxa"/>
+              <w:left w:w="100" w:type="dxa"/>
+              <w:bottom w:w="60" w:type="dxa"/>
+              <w:right w:w="100" w:type="dxa"/>
+            </w:tcMar>
+            <w:vAlign w:val="center"/>
+          </w:tcPr>
+          <w:p>
+            <w:pPr>
+              <w:keepNext/>
+              <w:keepLines/>
+              <w:widowControl/>
+              <w:suppressAutoHyphens w:val="0"/>
+              <w:rPr>
+                <w:rFonts w:ascii="Times New Roman" w:eastAsia="Times New Roman" w:hAnsi="Times New Roman" w:cs="Times New Roman"/>
+                <w:kern w:val="0"/>
+                <w:sz w:val="28"/>
+                <w:szCs w:val="28"/>
+                <w:lang w:eastAsia="ru-RU" w:bidi="ar-SA"/>
+              </w:rPr>
+            </w:pPr>
+            <w:proofErr w:type="spellStart"/>
+            <w:r>
+              <w:rPr>
+                <w:rFonts w:ascii="Times New Roman" w:eastAsia="Times New Roman" w:hAnsi="Times New Roman" w:cs="Times New Roman"/>
+                <w:kern w:val="0"/>
+                <w:lang w:eastAsia="ru-RU" w:bidi="ar-SA"/>
+              </w:rPr>
+              <w:t>Результат_проверки</w:t>
+            </w:r>
+            <w:proofErr w:type="spellEnd"/>
+            <w:r>
+              <w:rPr>
+                <w:rFonts w:ascii="Times New Roman" w:eastAsia="Times New Roman" w:hAnsi="Times New Roman" w:cs="Times New Roman"/>
+                <w:kern w:val="0"/>
+                <w:lang w:eastAsia="ru-RU" w:bidi="ar-SA"/>
+              </w:rPr>
+              <w:t xml:space="preserve">: </w:t>
+            </w:r>
+            <w:proofErr w:type="spellStart"/>
+            <w:r>
+              <w:rPr>
+                <w:rFonts w:ascii="Times New Roman" w:eastAsia="Times New Roman" w:hAnsi="Times New Roman" w:cs="Times New Roman"/>
+                <w:kern w:val="0"/>
+                <w:lang w:eastAsia="ru-RU" w:bidi="ar-SA"/>
+              </w:rPr>
+              <w:t>id_акта</w:t>
+            </w:r>
+            <w:proofErr w:type="spellEnd"/>
+            <w:r>
+              <w:rPr>
+                <w:rFonts w:ascii="Times New Roman" w:eastAsia="Times New Roman" w:hAnsi="Times New Roman" w:cs="Times New Roman"/>
+                <w:kern w:val="0"/>
+                <w:lang w:eastAsia="ru-RU" w:bidi="ar-SA"/>
+              </w:rPr>
+              <w:t xml:space="preserve">, </w:t>
+            </w:r>
+            <w:proofErr w:type="spellStart"/>
+            <w:r>
+              <w:rPr>
+                <w:rFonts w:ascii="Times New Roman" w:eastAsia="Times New Roman" w:hAnsi="Times New Roman" w:cs="Times New Roman"/>
+                <w:kern w:val="0"/>
+                <w:lang w:eastAsia="ru-RU" w:bidi="ar-SA"/>
+              </w:rPr>
+              <w:t>id_пункта</w:t>
+            </w:r>
+            <w:proofErr w:type="spellEnd"/>
+            <w:r>
+              <w:rPr>
+                <w:rFonts w:ascii="Times New Roman" w:eastAsia="Times New Roman" w:hAnsi="Times New Roman" w:cs="Times New Roman"/>
+                <w:kern w:val="0"/>
+                <w:lang w:eastAsia="ru-RU" w:bidi="ar-SA"/>
+              </w:rPr>
+              <w:t>, результат, описание_дефекта</w:t>
+            </w:r>
+          </w:p>
+        </w:tc>
+        <w:tc>
+          <w:tcPr>
+            <w:tcW w:w="5938" w:type="dxa"/>
+            <w:tcBorders>
+              <w:top w:val="single" w:sz="4" w:space="0" w:color="000000"/>
+              <w:left w:val="single" w:sz="4" w:space="0" w:color="000000"/>
+              <w:bottom w:val="single" w:sz="4" w:space="0" w:color="000000"/>
+              <w:right w:val="single" w:sz="4" w:space="0" w:color="000000"/>
+            </w:tcBorders>
+            <w:tcMar>
+              <w:top w:w="60" w:type="dxa"/>
+              <w:left w:w="100" w:type="dxa"/>
+              <w:bottom w:w="60" w:type="dxa"/>
+              <w:right w:w="100" w:type="dxa"/>
+            </w:tcMar>
+            <w:vAlign w:val="center"/>
+          </w:tcPr>
+          <w:p>
+            <w:pPr>
+              <w:keepNext/>
+              <w:keepLines/>
+              <w:widowControl/>
+              <w:suppressAutoHyphens w:val="0"/>
+              <w:rPr>
+                <w:rFonts w:ascii="Times New Roman" w:eastAsia="Times New Roman" w:hAnsi="Times New Roman" w:cs="Times New Roman"/>
+                <w:kern w:val="0"/>
+                <w:sz w:val="28"/>
+                <w:szCs w:val="28"/>
+                <w:lang w:val="en-US" w:eastAsia="ru-RU" w:bidi="ar-SA"/>
+              </w:rPr>
+            </w:pPr>
+            <w:r>
+              <w:rPr>
+                <w:rFonts w:ascii="Times New Roman" w:eastAsia="Times New Roman" w:hAnsi="Times New Roman" w:cs="Times New Roman"/>
+                <w:kern w:val="0"/>
+                <w:lang w:val="en-US" w:eastAsia="ru-RU" w:bidi="ar-SA"/>
+              </w:rPr>
+              <w:t xml:space="preserve">results: </w:t>
+            </w:r>
+            <w:proofErr w:type="spellStart"/>
+            <w:r>
+              <w:rPr>
+                <w:rFonts w:ascii="Times New Roman" w:eastAsia="Times New Roman" w:hAnsi="Times New Roman" w:cs="Times New Roman"/>
+                <w:kern w:val="0"/>
+                <w:lang w:val="en-US" w:eastAsia="ru-RU" w:bidi="ar-SA"/>
+              </w:rPr>
+              <w:t>act_id</w:t>
+            </w:r>
+            <w:proofErr w:type="spellEnd"/>
+            <w:r>
+              <w:rPr>
+                <w:rFonts w:ascii="Times New Roman" w:eastAsia="Times New Roman" w:hAnsi="Times New Roman" w:cs="Times New Roman"/>
+                <w:kern w:val="0"/>
+                <w:lang w:val="en-US" w:eastAsia="ru-RU" w:bidi="ar-SA"/>
+              </w:rPr>
+              <w:t xml:space="preserve">, </w:t>
+            </w:r>
+            <w:proofErr w:type="spellStart"/>
+            <w:r>
+              <w:rPr>
+                <w:rFonts w:ascii="Times New Roman" w:eastAsia="Times New Roman" w:hAnsi="Times New Roman" w:cs="Times New Roman"/>
+                <w:kern w:val="0"/>
+                <w:lang w:val="en-US" w:eastAsia="ru-RU" w:bidi="ar-SA"/>
+              </w:rPr>
+              <w:t>item_id</w:t>
+            </w:r>
+            <w:proofErr w:type="spellEnd"/>
+            <w:r>
+              <w:rPr>
+                <w:rFonts w:ascii="Times New Roman" w:eastAsia="Times New Roman" w:hAnsi="Times New Roman" w:cs="Times New Roman"/>
+                <w:kern w:val="0"/>
+                <w:lang w:val="en-US" w:eastAsia="ru-RU" w:bidi="ar-SA"/>
+              </w:rPr>
+              <w:t>, passed, defect</w:t>
+            </w:r>
+          </w:p>
+        </w:tc>
+      </w:tr>
+    </w:tbl>
+    <w:p>
+      <w:pPr>
+        <w:widowControl/>
+        <w:suppressAutoHyphens w:val="0"/>
+        <w:spacing w:line="360" w:lineRule="auto"/>
+        <w:rPr>
+          <w:rFonts w:ascii="Times New Roman" w:eastAsia="Times New Roman" w:hAnsi="Times New Roman" w:cs="Times New Roman"/>
+          <w:kern w:val="0"/>
+          <w:sz w:val="28"/>
+          <w:szCs w:val="28"/>
+          <w:lang w:val="en-US" w:eastAsia="ru-RU" w:bidi="ar-SA"/>
+        </w:rPr>
+      </w:pPr>
+    </w:p>
+    <w:p>
+      <w:pPr>
+        <w:widowControl/>
+        <w:suppressAutoHyphens w:val="0"/>
+        <w:spacing w:line="360" w:lineRule="auto"/>
+        <w:ind w:firstLine="709"/>
+        <w:jc w:val="both"/>
+        <w:rPr>
+          <w:rFonts w:ascii="Times New Roman" w:eastAsia="Times New Roman" w:hAnsi="Times New Roman" w:cs="Times New Roman"/>
+          <w:kern w:val="0"/>
+          <w:sz w:val="28"/>
+          <w:szCs w:val="28"/>
+          <w:lang w:eastAsia="ru-RU" w:bidi="ar-SA"/>
+        </w:rPr>
+      </w:pPr>
+      <w:r>
+        <w:rPr>
+          <w:rFonts w:ascii="Times New Roman" w:eastAsia="Times New Roman" w:hAnsi="Times New Roman" w:cs="Times New Roman"/>
+          <w:kern w:val="0"/>
+          <w:sz w:val="28"/>
+          <w:szCs w:val="28"/>
+          <w:lang w:eastAsia="ru-RU" w:bidi="ar-SA"/>
+        </w:rPr>
+        <w:t>При загрузке список шлемов превращается в словарь, где ключом служит серийный номер. Это нужно алгоритму 2</w:t>
+      </w:r>
+      <w:r>
+        <w:rPr>
+          <w:rFonts w:ascii="Times New Roman" w:eastAsia="Times New Roman" w:hAnsi="Times New Roman" w:cs="Times New Roman"/>
+          <w:kern w:val="0"/>
+          <w:sz w:val="28"/>
+          <w:szCs w:val="28"/>
+          <w:lang w:eastAsia="ru-RU" w:bidi="ar-SA"/>
+        </w:rPr>
+        <w:t xml:space="preserve"> когда</w:t>
+      </w:r>
+      <w:r>
+        <w:rPr>
+          <w:rFonts w:ascii="Times New Roman" w:eastAsia="Times New Roman" w:hAnsi="Times New Roman" w:cs="Times New Roman"/>
+          <w:kern w:val="0"/>
+          <w:sz w:val="28"/>
+          <w:szCs w:val="28"/>
+          <w:lang w:eastAsia="ru-RU" w:bidi="ar-SA"/>
+        </w:rPr>
+        <w:t xml:space="preserve"> модель шлема ищется по серийному номеру внутри вложенного цикла, и со словарём каждый поиск выполняется сразу, </w:t>
+      </w:r>
+      <w:r>
+        <w:rPr>
+          <w:rFonts w:ascii="Times New Roman" w:eastAsia="Times New Roman" w:hAnsi="Times New Roman" w:cs="Times New Roman"/>
+          <w:kern w:val="0"/>
+          <w:sz w:val="28"/>
+          <w:szCs w:val="28"/>
+          <w:lang w:eastAsia="ru-RU" w:bidi="ar-SA"/>
+        </w:rPr>
+        <w:t>а не перебирая</w:t>
+      </w:r>
+      <w:r>
+        <w:rPr>
+          <w:rFonts w:ascii="Times New Roman" w:eastAsia="Times New Roman" w:hAnsi="Times New Roman" w:cs="Times New Roman"/>
+          <w:kern w:val="0"/>
+          <w:sz w:val="28"/>
+          <w:szCs w:val="28"/>
+          <w:lang w:eastAsia="ru-RU" w:bidi="ar-SA"/>
+        </w:rPr>
+        <w:t xml:space="preserve"> все шлем</w:t>
+      </w:r>
+      <w:r>
+        <w:rPr>
+          <w:rFonts w:ascii="Times New Roman" w:eastAsia="Times New Roman" w:hAnsi="Times New Roman" w:cs="Times New Roman"/>
+          <w:kern w:val="0"/>
+          <w:sz w:val="28"/>
+          <w:szCs w:val="28"/>
+          <w:lang w:eastAsia="ru-RU" w:bidi="ar-SA"/>
+        </w:rPr>
+        <w:t>а</w:t>
+      </w:r>
+      <w:r>
+        <w:rPr>
+          <w:rFonts w:ascii="Times New Roman" w:eastAsia="Times New Roman" w:hAnsi="Times New Roman" w:cs="Times New Roman"/>
+          <w:kern w:val="0"/>
+          <w:sz w:val="28"/>
+          <w:szCs w:val="28"/>
+          <w:lang w:eastAsia="ru-RU" w:bidi="ar-SA"/>
+        </w:rPr>
+        <w:t>. Функции программы перечислены в таблице 4.</w:t>
+      </w:r>
+    </w:p>
+    <w:p>
+      <w:pPr>
+        <w:keepNext/>
+        <w:widowControl/>
+        <w:suppressAutoHyphens w:val="0"/>
+        <w:rPr>
+          <w:rFonts w:ascii="Times New Roman" w:eastAsia="Times New Roman" w:hAnsi="Times New Roman" w:cs="Times New Roman"/>
+          <w:i/>
+          <w:iCs/>
+          <w:kern w:val="0"/>
+          <w:lang w:eastAsia="ru-RU" w:bidi="ar-SA"/>
+        </w:rPr>
+      </w:pPr>
+      <w:r>
+        <w:rPr>
+          <w:rFonts w:ascii="Times New Roman" w:eastAsia="Times New Roman" w:hAnsi="Times New Roman" w:cs="Times New Roman"/>
+          <w:i/>
+          <w:iCs/>
+          <w:kern w:val="0"/>
+          <w:lang w:eastAsia="ru-RU" w:bidi="ar-SA"/>
+        </w:rPr>
+        <w:lastRenderedPageBreak/>
+        <w:t>Таблица 4 – Функции программы</w:t>
+      </w:r>
+    </w:p>
+    <w:tbl>
+      <w:tblPr>
+        <w:tblW w:w="9638" w:type="dxa"/>
+        <w:tblBorders>
+          <w:top w:val="single" w:sz="4" w:space="0" w:color="auto"/>
+          <w:left w:val="single" w:sz="4" w:space="0" w:color="auto"/>
+          <w:bottom w:val="single" w:sz="4" w:space="0" w:color="auto"/>
+          <w:right w:val="single" w:sz="4" w:space="0" w:color="auto"/>
+          <w:insideH w:val="single" w:sz="4" w:space="0" w:color="auto"/>
+          <w:insideV w:val="single" w:sz="4" w:space="0" w:color="auto"/>
+        </w:tblBorders>
+        <w:tblCellMar>
+          <w:left w:w="10" w:type="dxa"/>
+          <w:right w:w="10" w:type="dxa"/>
+        </w:tblCellMar>
+        <w:tblLook w:val="04A0" w:firstRow="1" w:lastRow="0" w:firstColumn="1" w:lastColumn="0" w:noHBand="0" w:noVBand="1"/>
+      </w:tblPr>
+      <w:tblGrid>
+        <w:gridCol w:w="2600"/>
+        <w:gridCol w:w="7038"/>
+      </w:tblGrid>
+      <w:tr>
+        <w:trPr>
+          <w:cantSplit/>
+          <w:tblHeader/>
+        </w:trPr>
+        <w:tc>
+          <w:tcPr>
+            <w:tcW w:w="2600" w:type="dxa"/>
+            <w:tcBorders>
+              <w:top w:val="single" w:sz="4" w:space="0" w:color="000000"/>
+              <w:left w:val="single" w:sz="4" w:space="0" w:color="000000"/>
+              <w:bottom w:val="single" w:sz="4" w:space="0" w:color="000000"/>
+              <w:right w:val="single" w:sz="4" w:space="0" w:color="000000"/>
+            </w:tcBorders>
+            <w:tcMar>
+              <w:top w:w="60" w:type="dxa"/>
+              <w:left w:w="100" w:type="dxa"/>
+              <w:bottom w:w="60" w:type="dxa"/>
+              <w:right w:w="100" w:type="dxa"/>
+            </w:tcMar>
+            <w:vAlign w:val="center"/>
+          </w:tcPr>
+          <w:p>
+            <w:pPr>
+              <w:keepNext/>
+              <w:keepLines/>
+              <w:widowControl/>
+              <w:suppressAutoHyphens w:val="0"/>
+              <w:jc w:val="center"/>
+              <w:rPr>
+                <w:rFonts w:ascii="Times New Roman" w:eastAsia="Times New Roman" w:hAnsi="Times New Roman" w:cs="Times New Roman"/>
+                <w:kern w:val="0"/>
+                <w:sz w:val="28"/>
+                <w:szCs w:val="28"/>
+                <w:lang w:eastAsia="ru-RU" w:bidi="ar-SA"/>
+              </w:rPr>
+            </w:pPr>
+            <w:r>
+              <w:rPr>
+                <w:rFonts w:ascii="Times New Roman" w:eastAsia="Times New Roman" w:hAnsi="Times New Roman" w:cs="Times New Roman"/>
+                <w:b/>
+                <w:bCs/>
+                <w:kern w:val="0"/>
+                <w:lang w:eastAsia="ru-RU" w:bidi="ar-SA"/>
+              </w:rPr>
+              <w:t>Функция</w:t>
+            </w:r>
+          </w:p>
+        </w:tc>
+        <w:tc>
+          <w:tcPr>
+            <w:tcW w:w="7038" w:type="dxa"/>
+            <w:tcBorders>
+              <w:top w:val="single" w:sz="4" w:space="0" w:color="000000"/>
+              <w:left w:val="single" w:sz="4" w:space="0" w:color="000000"/>
+              <w:bottom w:val="single" w:sz="4" w:space="0" w:color="000000"/>
+              <w:right w:val="single" w:sz="4" w:space="0" w:color="000000"/>
+            </w:tcBorders>
+            <w:tcMar>
+              <w:top w:w="60" w:type="dxa"/>
+              <w:left w:w="100" w:type="dxa"/>
+              <w:bottom w:w="60" w:type="dxa"/>
+              <w:right w:w="100" w:type="dxa"/>
+            </w:tcMar>
+            <w:vAlign w:val="center"/>
+          </w:tcPr>
+          <w:p>
+            <w:pPr>
+              <w:keepNext/>
+              <w:keepLines/>
+              <w:widowControl/>
+              <w:suppressAutoHyphens w:val="0"/>
+              <w:jc w:val="center"/>
+              <w:rPr>
+                <w:rFonts w:ascii="Times New Roman" w:eastAsia="Times New Roman" w:hAnsi="Times New Roman" w:cs="Times New Roman"/>
+                <w:kern w:val="0"/>
+                <w:sz w:val="28"/>
+                <w:szCs w:val="28"/>
+                <w:lang w:eastAsia="ru-RU" w:bidi="ar-SA"/>
+              </w:rPr>
+            </w:pPr>
+            <w:r>
+              <w:rPr>
+                <w:rFonts w:ascii="Times New Roman" w:eastAsia="Times New Roman" w:hAnsi="Times New Roman" w:cs="Times New Roman"/>
+                <w:b/>
+                <w:bCs/>
+                <w:kern w:val="0"/>
+                <w:lang w:eastAsia="ru-RU" w:bidi="ar-SA"/>
+              </w:rPr>
+              <w:t>Назначение</w:t>
+            </w:r>
+          </w:p>
+        </w:tc>
+      </w:tr>
+      <w:tr>
+        <w:trPr>
+          <w:cantSplit/>
+        </w:trPr>
+        <w:tc>
+          <w:tcPr>
+            <w:tcW w:w="2600" w:type="dxa"/>
+            <w:tcBorders>
+              <w:top w:val="single" w:sz="4" w:space="0" w:color="000000"/>
+              <w:left w:val="single" w:sz="4" w:space="0" w:color="000000"/>
+              <w:bottom w:val="single" w:sz="4" w:space="0" w:color="000000"/>
+              <w:right w:val="single" w:sz="4" w:space="0" w:color="000000"/>
+            </w:tcBorders>
+            <w:tcMar>
+              <w:top w:w="60" w:type="dxa"/>
+              <w:left w:w="100" w:type="dxa"/>
+              <w:bottom w:w="60" w:type="dxa"/>
+              <w:right w:w="100" w:type="dxa"/>
+            </w:tcMar>
+            <w:vAlign w:val="center"/>
+          </w:tcPr>
+          <w:p>
+            <w:pPr>
+              <w:keepNext/>
+              <w:keepLines/>
+              <w:widowControl/>
+              <w:suppressAutoHyphens w:val="0"/>
+              <w:rPr>
+                <w:rFonts w:ascii="Times New Roman" w:eastAsia="Times New Roman" w:hAnsi="Times New Roman" w:cs="Times New Roman"/>
+                <w:kern w:val="0"/>
+                <w:sz w:val="28"/>
+                <w:szCs w:val="28"/>
+                <w:lang w:eastAsia="ru-RU" w:bidi="ar-SA"/>
+              </w:rPr>
+            </w:pPr>
+            <w:r>
+              <w:rPr>
+                <w:rFonts w:ascii="Times New Roman" w:eastAsia="Times New Roman" w:hAnsi="Times New Roman" w:cs="Times New Roman"/>
+                <w:kern w:val="0"/>
+                <w:lang w:eastAsia="ru-RU" w:bidi="ar-SA"/>
+              </w:rPr>
+              <w:t>load_data</w:t>
+            </w:r>
+          </w:p>
+        </w:tc>
+        <w:tc>
+          <w:tcPr>
+            <w:tcW w:w="7038" w:type="dxa"/>
+            <w:tcBorders>
+              <w:top w:val="single" w:sz="4" w:space="0" w:color="000000"/>
+              <w:left w:val="single" w:sz="4" w:space="0" w:color="000000"/>
+              <w:bottom w:val="single" w:sz="4" w:space="0" w:color="000000"/>
+              <w:right w:val="single" w:sz="4" w:space="0" w:color="000000"/>
+            </w:tcBorders>
+            <w:tcMar>
+              <w:top w:w="60" w:type="dxa"/>
+              <w:left w:w="100" w:type="dxa"/>
+              <w:bottom w:w="60" w:type="dxa"/>
+              <w:right w:w="100" w:type="dxa"/>
+            </w:tcMar>
+            <w:vAlign w:val="center"/>
+          </w:tcPr>
+          <w:p>
+            <w:pPr>
+              <w:keepNext/>
+              <w:keepLines/>
+              <w:widowControl/>
+              <w:suppressAutoHyphens w:val="0"/>
+              <w:rPr>
+                <w:rFonts w:ascii="Times New Roman" w:eastAsia="Times New Roman" w:hAnsi="Times New Roman" w:cs="Times New Roman"/>
+                <w:kern w:val="0"/>
+                <w:sz w:val="28"/>
+                <w:szCs w:val="28"/>
+                <w:lang w:eastAsia="ru-RU" w:bidi="ar-SA"/>
+              </w:rPr>
+            </w:pPr>
+            <w:r>
+              <w:rPr>
+                <w:rFonts w:ascii="Times New Roman" w:eastAsia="Times New Roman" w:hAnsi="Times New Roman" w:cs="Times New Roman"/>
+                <w:kern w:val="0"/>
+                <w:lang w:eastAsia="ru-RU" w:bidi="ar-SA"/>
+              </w:rPr>
+              <w:t>Читает data.json и переводит список шлемов в словарь по серийному номеру</w:t>
+            </w:r>
+          </w:p>
+        </w:tc>
+      </w:tr>
+      <w:tr>
+        <w:trPr>
+          <w:cantSplit/>
+        </w:trPr>
+        <w:tc>
+          <w:tcPr>
+            <w:tcW w:w="2600" w:type="dxa"/>
+            <w:tcBorders>
+              <w:top w:val="single" w:sz="4" w:space="0" w:color="000000"/>
+              <w:left w:val="single" w:sz="4" w:space="0" w:color="000000"/>
+              <w:bottom w:val="single" w:sz="4" w:space="0" w:color="000000"/>
+              <w:right w:val="single" w:sz="4" w:space="0" w:color="000000"/>
+            </w:tcBorders>
+            <w:tcMar>
+              <w:top w:w="60" w:type="dxa"/>
+              <w:left w:w="100" w:type="dxa"/>
+              <w:bottom w:w="60" w:type="dxa"/>
+              <w:right w:w="100" w:type="dxa"/>
+            </w:tcMar>
+            <w:vAlign w:val="center"/>
+          </w:tcPr>
+          <w:p>
+            <w:pPr>
+              <w:keepNext/>
+              <w:keepLines/>
+              <w:widowControl/>
+              <w:suppressAutoHyphens w:val="0"/>
+              <w:rPr>
+                <w:rFonts w:ascii="Times New Roman" w:eastAsia="Times New Roman" w:hAnsi="Times New Roman" w:cs="Times New Roman"/>
+                <w:kern w:val="0"/>
+                <w:sz w:val="28"/>
+                <w:szCs w:val="28"/>
+                <w:lang w:eastAsia="ru-RU" w:bidi="ar-SA"/>
+              </w:rPr>
+            </w:pPr>
+            <w:r>
+              <w:rPr>
+                <w:rFonts w:ascii="Times New Roman" w:eastAsia="Times New Roman" w:hAnsi="Times New Roman" w:cs="Times New Roman"/>
+                <w:kern w:val="0"/>
+                <w:lang w:eastAsia="ru-RU" w:bidi="ar-SA"/>
+              </w:rPr>
+              <w:t>register_helmet</w:t>
+            </w:r>
+          </w:p>
+        </w:tc>
+        <w:tc>
+          <w:tcPr>
+            <w:tcW w:w="7038" w:type="dxa"/>
+            <w:tcBorders>
+              <w:top w:val="single" w:sz="4" w:space="0" w:color="000000"/>
+              <w:left w:val="single" w:sz="4" w:space="0" w:color="000000"/>
+              <w:bottom w:val="single" w:sz="4" w:space="0" w:color="000000"/>
+              <w:right w:val="single" w:sz="4" w:space="0" w:color="000000"/>
+            </w:tcBorders>
+            <w:tcMar>
+              <w:top w:w="60" w:type="dxa"/>
+              <w:left w:w="100" w:type="dxa"/>
+              <w:bottom w:w="60" w:type="dxa"/>
+              <w:right w:w="100" w:type="dxa"/>
+            </w:tcMar>
+            <w:vAlign w:val="center"/>
+          </w:tcPr>
+          <w:p>
+            <w:pPr>
+              <w:keepNext/>
+              <w:keepLines/>
+              <w:widowControl/>
+              <w:suppressAutoHyphens w:val="0"/>
+              <w:rPr>
+                <w:rFonts w:ascii="Times New Roman" w:eastAsia="Times New Roman" w:hAnsi="Times New Roman" w:cs="Times New Roman"/>
+                <w:kern w:val="0"/>
+                <w:sz w:val="28"/>
+                <w:szCs w:val="28"/>
+                <w:lang w:eastAsia="ru-RU" w:bidi="ar-SA"/>
+              </w:rPr>
+            </w:pPr>
+            <w:r>
+              <w:rPr>
+                <w:rFonts w:ascii="Times New Roman" w:eastAsia="Times New Roman" w:hAnsi="Times New Roman" w:cs="Times New Roman"/>
+                <w:kern w:val="0"/>
+                <w:lang w:eastAsia="ru-RU" w:bidi="ar-SA"/>
+              </w:rPr>
+              <w:t>Регистрирует новый шлем (операция 1 из таблицы 2)</w:t>
+            </w:r>
+          </w:p>
+        </w:tc>
+      </w:tr>
+      <w:tr>
+        <w:trPr>
+          <w:cantSplit/>
+        </w:trPr>
+        <w:tc>
+          <w:tcPr>
+            <w:tcW w:w="2600" w:type="dxa"/>
+            <w:tcBorders>
+              <w:top w:val="single" w:sz="4" w:space="0" w:color="000000"/>
+              <w:left w:val="single" w:sz="4" w:space="0" w:color="000000"/>
+              <w:bottom w:val="single" w:sz="4" w:space="0" w:color="000000"/>
+              <w:right w:val="single" w:sz="4" w:space="0" w:color="000000"/>
+            </w:tcBorders>
+            <w:tcMar>
+              <w:top w:w="60" w:type="dxa"/>
+              <w:left w:w="100" w:type="dxa"/>
+              <w:bottom w:w="60" w:type="dxa"/>
+              <w:right w:w="100" w:type="dxa"/>
+            </w:tcMar>
+            <w:vAlign w:val="center"/>
+          </w:tcPr>
+          <w:p>
+            <w:pPr>
+              <w:keepNext/>
+              <w:keepLines/>
+              <w:widowControl/>
+              <w:suppressAutoHyphens w:val="0"/>
+              <w:rPr>
+                <w:rFonts w:ascii="Times New Roman" w:eastAsia="Times New Roman" w:hAnsi="Times New Roman" w:cs="Times New Roman"/>
+                <w:kern w:val="0"/>
+                <w:sz w:val="28"/>
+                <w:szCs w:val="28"/>
+                <w:lang w:eastAsia="ru-RU" w:bidi="ar-SA"/>
+              </w:rPr>
+            </w:pPr>
+            <w:r>
+              <w:rPr>
+                <w:rFonts w:ascii="Times New Roman" w:eastAsia="Times New Roman" w:hAnsi="Times New Roman" w:cs="Times New Roman"/>
+                <w:kern w:val="0"/>
+                <w:lang w:eastAsia="ru-RU" w:bidi="ar-SA"/>
+              </w:rPr>
+              <w:t>create_act</w:t>
+            </w:r>
+          </w:p>
+        </w:tc>
+        <w:tc>
+          <w:tcPr>
+            <w:tcW w:w="7038" w:type="dxa"/>
+            <w:tcBorders>
+              <w:top w:val="single" w:sz="4" w:space="0" w:color="000000"/>
+              <w:left w:val="single" w:sz="4" w:space="0" w:color="000000"/>
+              <w:bottom w:val="single" w:sz="4" w:space="0" w:color="000000"/>
+              <w:right w:val="single" w:sz="4" w:space="0" w:color="000000"/>
+            </w:tcBorders>
+            <w:tcMar>
+              <w:top w:w="60" w:type="dxa"/>
+              <w:left w:w="100" w:type="dxa"/>
+              <w:bottom w:w="60" w:type="dxa"/>
+              <w:right w:w="100" w:type="dxa"/>
+            </w:tcMar>
+            <w:vAlign w:val="center"/>
+          </w:tcPr>
+          <w:p>
+            <w:pPr>
+              <w:keepNext/>
+              <w:keepLines/>
+              <w:widowControl/>
+              <w:suppressAutoHyphens w:val="0"/>
+              <w:rPr>
+                <w:rFonts w:ascii="Times New Roman" w:eastAsia="Times New Roman" w:hAnsi="Times New Roman" w:cs="Times New Roman"/>
+                <w:kern w:val="0"/>
+                <w:sz w:val="28"/>
+                <w:szCs w:val="28"/>
+                <w:lang w:eastAsia="ru-RU" w:bidi="ar-SA"/>
+              </w:rPr>
+            </w:pPr>
+            <w:r>
+              <w:rPr>
+                <w:rFonts w:ascii="Times New Roman" w:eastAsia="Times New Roman" w:hAnsi="Times New Roman" w:cs="Times New Roman"/>
+                <w:kern w:val="0"/>
+                <w:lang w:eastAsia="ru-RU" w:bidi="ar-SA"/>
+              </w:rPr>
+              <w:t>Заводит акт контроля без решения и возвращает его номер</w:t>
+            </w:r>
+          </w:p>
+        </w:tc>
+      </w:tr>
+      <w:tr>
+        <w:trPr>
+          <w:cantSplit/>
+        </w:trPr>
+        <w:tc>
+          <w:tcPr>
+            <w:tcW w:w="2600" w:type="dxa"/>
+            <w:tcBorders>
+              <w:top w:val="single" w:sz="4" w:space="0" w:color="000000"/>
+              <w:left w:val="single" w:sz="4" w:space="0" w:color="000000"/>
+              <w:bottom w:val="single" w:sz="4" w:space="0" w:color="000000"/>
+              <w:right w:val="single" w:sz="4" w:space="0" w:color="000000"/>
+            </w:tcBorders>
+            <w:tcMar>
+              <w:top w:w="60" w:type="dxa"/>
+              <w:left w:w="100" w:type="dxa"/>
+              <w:bottom w:w="60" w:type="dxa"/>
+              <w:right w:w="100" w:type="dxa"/>
+            </w:tcMar>
+            <w:vAlign w:val="center"/>
+          </w:tcPr>
+          <w:p>
+            <w:pPr>
+              <w:keepNext/>
+              <w:keepLines/>
+              <w:widowControl/>
+              <w:suppressAutoHyphens w:val="0"/>
+              <w:rPr>
+                <w:rFonts w:ascii="Times New Roman" w:eastAsia="Times New Roman" w:hAnsi="Times New Roman" w:cs="Times New Roman"/>
+                <w:kern w:val="0"/>
+                <w:sz w:val="28"/>
+                <w:szCs w:val="28"/>
+                <w:lang w:eastAsia="ru-RU" w:bidi="ar-SA"/>
+              </w:rPr>
+            </w:pPr>
+            <w:r>
+              <w:rPr>
+                <w:rFonts w:ascii="Times New Roman" w:eastAsia="Times New Roman" w:hAnsi="Times New Roman" w:cs="Times New Roman"/>
+                <w:kern w:val="0"/>
+                <w:lang w:eastAsia="ru-RU" w:bidi="ar-SA"/>
+              </w:rPr>
+              <w:t>add_result</w:t>
+            </w:r>
+          </w:p>
+        </w:tc>
+        <w:tc>
+          <w:tcPr>
+            <w:tcW w:w="7038" w:type="dxa"/>
+            <w:tcBorders>
+              <w:top w:val="single" w:sz="4" w:space="0" w:color="000000"/>
+              <w:left w:val="single" w:sz="4" w:space="0" w:color="000000"/>
+              <w:bottom w:val="single" w:sz="4" w:space="0" w:color="000000"/>
+              <w:right w:val="single" w:sz="4" w:space="0" w:color="000000"/>
+            </w:tcBorders>
+            <w:tcMar>
+              <w:top w:w="60" w:type="dxa"/>
+              <w:left w:w="100" w:type="dxa"/>
+              <w:bottom w:w="60" w:type="dxa"/>
+              <w:right w:w="100" w:type="dxa"/>
+            </w:tcMar>
+            <w:vAlign w:val="center"/>
+          </w:tcPr>
+          <w:p>
+            <w:pPr>
+              <w:keepNext/>
+              <w:keepLines/>
+              <w:widowControl/>
+              <w:suppressAutoHyphens w:val="0"/>
+              <w:rPr>
+                <w:rFonts w:ascii="Times New Roman" w:eastAsia="Times New Roman" w:hAnsi="Times New Roman" w:cs="Times New Roman"/>
+                <w:kern w:val="0"/>
+                <w:sz w:val="28"/>
+                <w:szCs w:val="28"/>
+                <w:lang w:eastAsia="ru-RU" w:bidi="ar-SA"/>
+              </w:rPr>
+            </w:pPr>
+            <w:r>
+              <w:rPr>
+                <w:rFonts w:ascii="Times New Roman" w:eastAsia="Times New Roman" w:hAnsi="Times New Roman" w:cs="Times New Roman"/>
+                <w:kern w:val="0"/>
+                <w:lang w:eastAsia="ru-RU" w:bidi="ar-SA"/>
+              </w:rPr>
+              <w:t>Записывает результат одного пункта, если он ещё не записан в этом акте (операция 2)</w:t>
+            </w:r>
+          </w:p>
+        </w:tc>
+      </w:tr>
+      <w:tr>
+        <w:trPr>
+          <w:cantSplit/>
+        </w:trPr>
+        <w:tc>
+          <w:tcPr>
+            <w:tcW w:w="2600" w:type="dxa"/>
+            <w:tcBorders>
+              <w:top w:val="single" w:sz="4" w:space="0" w:color="000000"/>
+              <w:left w:val="single" w:sz="4" w:space="0" w:color="000000"/>
+              <w:bottom w:val="single" w:sz="4" w:space="0" w:color="000000"/>
+              <w:right w:val="single" w:sz="4" w:space="0" w:color="000000"/>
+            </w:tcBorders>
+            <w:tcMar>
+              <w:top w:w="60" w:type="dxa"/>
+              <w:left w:w="100" w:type="dxa"/>
+              <w:bottom w:w="60" w:type="dxa"/>
+              <w:right w:w="100" w:type="dxa"/>
+            </w:tcMar>
+            <w:vAlign w:val="center"/>
+          </w:tcPr>
+          <w:p>
+            <w:pPr>
+              <w:keepNext/>
+              <w:keepLines/>
+              <w:widowControl/>
+              <w:suppressAutoHyphens w:val="0"/>
+              <w:rPr>
+                <w:rFonts w:ascii="Times New Roman" w:eastAsia="Times New Roman" w:hAnsi="Times New Roman" w:cs="Times New Roman"/>
+                <w:kern w:val="0"/>
+                <w:sz w:val="28"/>
+                <w:szCs w:val="28"/>
+                <w:lang w:eastAsia="ru-RU" w:bidi="ar-SA"/>
+              </w:rPr>
+            </w:pPr>
+            <w:r>
+              <w:rPr>
+                <w:rFonts w:ascii="Times New Roman" w:eastAsia="Times New Roman" w:hAnsi="Times New Roman" w:cs="Times New Roman"/>
+                <w:kern w:val="0"/>
+                <w:lang w:eastAsia="ru-RU" w:bidi="ar-SA"/>
+              </w:rPr>
+              <w:t>decide</w:t>
+            </w:r>
+          </w:p>
+        </w:tc>
+        <w:tc>
+          <w:tcPr>
+            <w:tcW w:w="7038" w:type="dxa"/>
+            <w:tcBorders>
+              <w:top w:val="single" w:sz="4" w:space="0" w:color="000000"/>
+              <w:left w:val="single" w:sz="4" w:space="0" w:color="000000"/>
+              <w:bottom w:val="single" w:sz="4" w:space="0" w:color="000000"/>
+              <w:right w:val="single" w:sz="4" w:space="0" w:color="000000"/>
+            </w:tcBorders>
+            <w:tcMar>
+              <w:top w:w="60" w:type="dxa"/>
+              <w:left w:w="100" w:type="dxa"/>
+              <w:bottom w:w="60" w:type="dxa"/>
+              <w:right w:w="100" w:type="dxa"/>
+            </w:tcMar>
+            <w:vAlign w:val="center"/>
+          </w:tcPr>
+          <w:p>
+            <w:pPr>
+              <w:keepNext/>
+              <w:keepLines/>
+              <w:widowControl/>
+              <w:suppressAutoHyphens w:val="0"/>
+              <w:rPr>
+                <w:rFonts w:ascii="Times New Roman" w:eastAsia="Times New Roman" w:hAnsi="Times New Roman" w:cs="Times New Roman"/>
+                <w:kern w:val="0"/>
+                <w:sz w:val="28"/>
+                <w:szCs w:val="28"/>
+                <w:lang w:eastAsia="ru-RU" w:bidi="ar-SA"/>
+              </w:rPr>
+            </w:pPr>
+            <w:r>
+              <w:rPr>
+                <w:rFonts w:ascii="Times New Roman" w:eastAsia="Times New Roman" w:hAnsi="Times New Roman" w:cs="Times New Roman"/>
+                <w:kern w:val="0"/>
+                <w:lang w:eastAsia="ru-RU" w:bidi="ar-SA"/>
+              </w:rPr>
+              <w:t>Алгоритм 1: решение «годен» или «брак» по результатам акта</w:t>
+            </w:r>
+          </w:p>
+        </w:tc>
+      </w:tr>
+      <w:tr>
+        <w:trPr>
+          <w:cantSplit/>
+        </w:trPr>
+        <w:tc>
+          <w:tcPr>
+            <w:tcW w:w="2600" w:type="dxa"/>
+            <w:tcBorders>
+              <w:top w:val="single" w:sz="4" w:space="0" w:color="000000"/>
+              <w:left w:val="single" w:sz="4" w:space="0" w:color="000000"/>
+              <w:bottom w:val="single" w:sz="4" w:space="0" w:color="000000"/>
+              <w:right w:val="single" w:sz="4" w:space="0" w:color="000000"/>
+            </w:tcBorders>
+            <w:tcMar>
+              <w:top w:w="60" w:type="dxa"/>
+              <w:left w:w="100" w:type="dxa"/>
+              <w:bottom w:w="60" w:type="dxa"/>
+              <w:right w:w="100" w:type="dxa"/>
+            </w:tcMar>
+            <w:vAlign w:val="center"/>
+          </w:tcPr>
+          <w:p>
+            <w:pPr>
+              <w:keepNext/>
+              <w:keepLines/>
+              <w:widowControl/>
+              <w:suppressAutoHyphens w:val="0"/>
+              <w:rPr>
+                <w:rFonts w:ascii="Times New Roman" w:eastAsia="Times New Roman" w:hAnsi="Times New Roman" w:cs="Times New Roman"/>
+                <w:kern w:val="0"/>
+                <w:sz w:val="28"/>
+                <w:szCs w:val="28"/>
+                <w:lang w:eastAsia="ru-RU" w:bidi="ar-SA"/>
+              </w:rPr>
+            </w:pPr>
+            <w:r>
+              <w:rPr>
+                <w:rFonts w:ascii="Times New Roman" w:eastAsia="Times New Roman" w:hAnsi="Times New Roman" w:cs="Times New Roman"/>
+                <w:kern w:val="0"/>
+                <w:lang w:eastAsia="ru-RU" w:bidi="ar-SA"/>
+              </w:rPr>
+              <w:t>close_act</w:t>
+            </w:r>
+          </w:p>
+        </w:tc>
+        <w:tc>
+          <w:tcPr>
+            <w:tcW w:w="7038" w:type="dxa"/>
+            <w:tcBorders>
+              <w:top w:val="single" w:sz="4" w:space="0" w:color="000000"/>
+              <w:left w:val="single" w:sz="4" w:space="0" w:color="000000"/>
+              <w:bottom w:val="single" w:sz="4" w:space="0" w:color="000000"/>
+              <w:right w:val="single" w:sz="4" w:space="0" w:color="000000"/>
+            </w:tcBorders>
+            <w:tcMar>
+              <w:top w:w="60" w:type="dxa"/>
+              <w:left w:w="100" w:type="dxa"/>
+              <w:bottom w:w="60" w:type="dxa"/>
+              <w:right w:w="100" w:type="dxa"/>
+            </w:tcMar>
+            <w:vAlign w:val="center"/>
+          </w:tcPr>
+          <w:p>
+            <w:pPr>
+              <w:keepNext/>
+              <w:keepLines/>
+              <w:widowControl/>
+              <w:suppressAutoHyphens w:val="0"/>
+              <w:rPr>
+                <w:rFonts w:ascii="Times New Roman" w:eastAsia="Times New Roman" w:hAnsi="Times New Roman" w:cs="Times New Roman"/>
+                <w:kern w:val="0"/>
+                <w:sz w:val="28"/>
+                <w:szCs w:val="28"/>
+                <w:lang w:eastAsia="ru-RU" w:bidi="ar-SA"/>
+              </w:rPr>
+            </w:pPr>
+            <w:r>
+              <w:rPr>
+                <w:rFonts w:ascii="Times New Roman" w:eastAsia="Times New Roman" w:hAnsi="Times New Roman" w:cs="Times New Roman"/>
+                <w:kern w:val="0"/>
+                <w:lang w:eastAsia="ru-RU" w:bidi="ar-SA"/>
+              </w:rPr>
+              <w:t>Вызывает decide и сохраняет решение в акте (операция 3)</w:t>
+            </w:r>
+          </w:p>
+        </w:tc>
+      </w:tr>
+      <w:tr>
+        <w:trPr>
+          <w:cantSplit/>
+        </w:trPr>
+        <w:tc>
+          <w:tcPr>
+            <w:tcW w:w="2600" w:type="dxa"/>
+            <w:tcBorders>
+              <w:top w:val="single" w:sz="4" w:space="0" w:color="000000"/>
+              <w:left w:val="single" w:sz="4" w:space="0" w:color="000000"/>
+              <w:bottom w:val="single" w:sz="4" w:space="0" w:color="000000"/>
+              <w:right w:val="single" w:sz="4" w:space="0" w:color="000000"/>
+            </w:tcBorders>
+            <w:tcMar>
+              <w:top w:w="60" w:type="dxa"/>
+              <w:left w:w="100" w:type="dxa"/>
+              <w:bottom w:w="60" w:type="dxa"/>
+              <w:right w:w="100" w:type="dxa"/>
+            </w:tcMar>
+            <w:vAlign w:val="center"/>
+          </w:tcPr>
+          <w:p>
+            <w:pPr>
+              <w:keepNext/>
+              <w:keepLines/>
+              <w:widowControl/>
+              <w:suppressAutoHyphens w:val="0"/>
+              <w:rPr>
+                <w:rFonts w:ascii="Times New Roman" w:eastAsia="Times New Roman" w:hAnsi="Times New Roman" w:cs="Times New Roman"/>
+                <w:kern w:val="0"/>
+                <w:sz w:val="28"/>
+                <w:szCs w:val="28"/>
+                <w:lang w:eastAsia="ru-RU" w:bidi="ar-SA"/>
+              </w:rPr>
+            </w:pPr>
+            <w:r>
+              <w:rPr>
+                <w:rFonts w:ascii="Times New Roman" w:eastAsia="Times New Roman" w:hAnsi="Times New Roman" w:cs="Times New Roman"/>
+                <w:kern w:val="0"/>
+                <w:lang w:eastAsia="ru-RU" w:bidi="ar-SA"/>
+              </w:rPr>
+              <w:t>defect_statistics</w:t>
+            </w:r>
+          </w:p>
+        </w:tc>
+        <w:tc>
+          <w:tcPr>
+            <w:tcW w:w="7038" w:type="dxa"/>
+            <w:tcBorders>
+              <w:top w:val="single" w:sz="4" w:space="0" w:color="000000"/>
+              <w:left w:val="single" w:sz="4" w:space="0" w:color="000000"/>
+              <w:bottom w:val="single" w:sz="4" w:space="0" w:color="000000"/>
+              <w:right w:val="single" w:sz="4" w:space="0" w:color="000000"/>
+            </w:tcBorders>
+            <w:tcMar>
+              <w:top w:w="60" w:type="dxa"/>
+              <w:left w:w="100" w:type="dxa"/>
+              <w:bottom w:w="60" w:type="dxa"/>
+              <w:right w:w="100" w:type="dxa"/>
+            </w:tcMar>
+            <w:vAlign w:val="center"/>
+          </w:tcPr>
+          <w:p>
+            <w:pPr>
+              <w:keepNext/>
+              <w:keepLines/>
+              <w:widowControl/>
+              <w:suppressAutoHyphens w:val="0"/>
+              <w:rPr>
+                <w:rFonts w:ascii="Times New Roman" w:eastAsia="Times New Roman" w:hAnsi="Times New Roman" w:cs="Times New Roman"/>
+                <w:kern w:val="0"/>
+                <w:sz w:val="28"/>
+                <w:szCs w:val="28"/>
+                <w:lang w:eastAsia="ru-RU" w:bidi="ar-SA"/>
+              </w:rPr>
+            </w:pPr>
+            <w:r>
+              <w:rPr>
+                <w:rFonts w:ascii="Times New Roman" w:eastAsia="Times New Roman" w:hAnsi="Times New Roman" w:cs="Times New Roman"/>
+                <w:kern w:val="0"/>
+                <w:lang w:eastAsia="ru-RU" w:bidi="ar-SA"/>
+              </w:rPr>
+              <w:t>Алгоритм 2: количество брака по моделям за период</w:t>
+            </w:r>
+          </w:p>
+        </w:tc>
+      </w:tr>
+      <w:tr>
+        <w:trPr>
+          <w:cantSplit/>
+        </w:trPr>
+        <w:tc>
+          <w:tcPr>
+            <w:tcW w:w="2600" w:type="dxa"/>
+            <w:tcBorders>
+              <w:top w:val="single" w:sz="4" w:space="0" w:color="000000"/>
+              <w:left w:val="single" w:sz="4" w:space="0" w:color="000000"/>
+              <w:bottom w:val="single" w:sz="4" w:space="0" w:color="000000"/>
+              <w:right w:val="single" w:sz="4" w:space="0" w:color="000000"/>
+            </w:tcBorders>
+            <w:tcMar>
+              <w:top w:w="60" w:type="dxa"/>
+              <w:left w:w="100" w:type="dxa"/>
+              <w:bottom w:w="60" w:type="dxa"/>
+              <w:right w:w="100" w:type="dxa"/>
+            </w:tcMar>
+            <w:vAlign w:val="center"/>
+          </w:tcPr>
+          <w:p>
+            <w:pPr>
+              <w:keepNext/>
+              <w:keepLines/>
+              <w:widowControl/>
+              <w:suppressAutoHyphens w:val="0"/>
+              <w:rPr>
+                <w:rFonts w:ascii="Times New Roman" w:eastAsia="Times New Roman" w:hAnsi="Times New Roman" w:cs="Times New Roman"/>
+                <w:kern w:val="0"/>
+                <w:sz w:val="28"/>
+                <w:szCs w:val="28"/>
+                <w:lang w:eastAsia="ru-RU" w:bidi="ar-SA"/>
+              </w:rPr>
+            </w:pPr>
+            <w:r>
+              <w:rPr>
+                <w:rFonts w:ascii="Times New Roman" w:eastAsia="Times New Roman" w:hAnsi="Times New Roman" w:cs="Times New Roman"/>
+                <w:kern w:val="0"/>
+                <w:lang w:eastAsia="ru-RU" w:bidi="ar-SA"/>
+              </w:rPr>
+              <w:t>print_protocol</w:t>
+            </w:r>
+          </w:p>
+        </w:tc>
+        <w:tc>
+          <w:tcPr>
+            <w:tcW w:w="7038" w:type="dxa"/>
+            <w:tcBorders>
+              <w:top w:val="single" w:sz="4" w:space="0" w:color="000000"/>
+              <w:left w:val="single" w:sz="4" w:space="0" w:color="000000"/>
+              <w:bottom w:val="single" w:sz="4" w:space="0" w:color="000000"/>
+              <w:right w:val="single" w:sz="4" w:space="0" w:color="000000"/>
+            </w:tcBorders>
+            <w:tcMar>
+              <w:top w:w="60" w:type="dxa"/>
+              <w:left w:w="100" w:type="dxa"/>
+              <w:bottom w:w="60" w:type="dxa"/>
+              <w:right w:w="100" w:type="dxa"/>
+            </w:tcMar>
+            <w:vAlign w:val="center"/>
+          </w:tcPr>
+          <w:p>
+            <w:pPr>
+              <w:keepNext/>
+              <w:keepLines/>
+              <w:widowControl/>
+              <w:suppressAutoHyphens w:val="0"/>
+              <w:rPr>
+                <w:rFonts w:ascii="Times New Roman" w:eastAsia="Times New Roman" w:hAnsi="Times New Roman" w:cs="Times New Roman"/>
+                <w:kern w:val="0"/>
+                <w:sz w:val="28"/>
+                <w:szCs w:val="28"/>
+                <w:lang w:eastAsia="ru-RU" w:bidi="ar-SA"/>
+              </w:rPr>
+            </w:pPr>
+            <w:r>
+              <w:rPr>
+                <w:rFonts w:ascii="Times New Roman" w:eastAsia="Times New Roman" w:hAnsi="Times New Roman" w:cs="Times New Roman"/>
+                <w:kern w:val="0"/>
+                <w:lang w:eastAsia="ru-RU" w:bidi="ar-SA"/>
+              </w:rPr>
+              <w:t>Печатает протокол контроля по акту</w:t>
+            </w:r>
+          </w:p>
+        </w:tc>
+      </w:tr>
+      <w:tr>
+        <w:trPr>
+          <w:cantSplit/>
+        </w:trPr>
+        <w:tc>
+          <w:tcPr>
+            <w:tcW w:w="2600" w:type="dxa"/>
+            <w:tcBorders>
+              <w:top w:val="single" w:sz="4" w:space="0" w:color="000000"/>
+              <w:left w:val="single" w:sz="4" w:space="0" w:color="000000"/>
+              <w:bottom w:val="single" w:sz="4" w:space="0" w:color="000000"/>
+              <w:right w:val="single" w:sz="4" w:space="0" w:color="000000"/>
+            </w:tcBorders>
+            <w:tcMar>
+              <w:top w:w="60" w:type="dxa"/>
+              <w:left w:w="100" w:type="dxa"/>
+              <w:bottom w:w="60" w:type="dxa"/>
+              <w:right w:w="100" w:type="dxa"/>
+            </w:tcMar>
+            <w:vAlign w:val="center"/>
+          </w:tcPr>
+          <w:p>
+            <w:pPr>
+              <w:keepNext/>
+              <w:keepLines/>
+              <w:widowControl/>
+              <w:suppressAutoHyphens w:val="0"/>
+              <w:rPr>
+                <w:rFonts w:ascii="Times New Roman" w:eastAsia="Times New Roman" w:hAnsi="Times New Roman" w:cs="Times New Roman"/>
+                <w:kern w:val="0"/>
+                <w:sz w:val="28"/>
+                <w:szCs w:val="28"/>
+                <w:lang w:eastAsia="ru-RU" w:bidi="ar-SA"/>
+              </w:rPr>
+            </w:pPr>
+            <w:r>
+              <w:rPr>
+                <w:rFonts w:ascii="Times New Roman" w:eastAsia="Times New Roman" w:hAnsi="Times New Roman" w:cs="Times New Roman"/>
+                <w:kern w:val="0"/>
+                <w:lang w:eastAsia="ru-RU" w:bidi="ar-SA"/>
+              </w:rPr>
+              <w:t>main</w:t>
+            </w:r>
+          </w:p>
+        </w:tc>
+        <w:tc>
+          <w:tcPr>
+            <w:tcW w:w="7038" w:type="dxa"/>
+            <w:tcBorders>
+              <w:top w:val="single" w:sz="4" w:space="0" w:color="000000"/>
+              <w:left w:val="single" w:sz="4" w:space="0" w:color="000000"/>
+              <w:bottom w:val="single" w:sz="4" w:space="0" w:color="000000"/>
+              <w:right w:val="single" w:sz="4" w:space="0" w:color="000000"/>
+            </w:tcBorders>
+            <w:tcMar>
+              <w:top w:w="60" w:type="dxa"/>
+              <w:left w:w="100" w:type="dxa"/>
+              <w:bottom w:w="60" w:type="dxa"/>
+              <w:right w:w="100" w:type="dxa"/>
+            </w:tcMar>
+            <w:vAlign w:val="center"/>
+          </w:tcPr>
+          <w:p>
+            <w:pPr>
+              <w:keepNext/>
+              <w:keepLines/>
+              <w:widowControl/>
+              <w:suppressAutoHyphens w:val="0"/>
+              <w:rPr>
+                <w:rFonts w:ascii="Times New Roman" w:eastAsia="Times New Roman" w:hAnsi="Times New Roman" w:cs="Times New Roman"/>
+                <w:kern w:val="0"/>
+                <w:sz w:val="28"/>
+                <w:szCs w:val="28"/>
+                <w:lang w:eastAsia="ru-RU" w:bidi="ar-SA"/>
+              </w:rPr>
+            </w:pPr>
+            <w:r>
+              <w:rPr>
+                <w:rFonts w:ascii="Times New Roman" w:eastAsia="Times New Roman" w:hAnsi="Times New Roman" w:cs="Times New Roman"/>
+                <w:kern w:val="0"/>
+                <w:lang w:eastAsia="ru-RU" w:bidi="ar-SA"/>
+              </w:rPr>
+              <w:t>Проверяет аргументы запуска и проводит один проход процесса контроля</w:t>
+            </w:r>
+          </w:p>
+        </w:tc>
+      </w:tr>
+    </w:tbl>
+    <w:p>
+      <w:pPr>
+        <w:widowControl/>
+        <w:suppressAutoHyphens w:val="0"/>
+        <w:spacing w:line="360" w:lineRule="auto"/>
+        <w:rPr>
+          <w:rFonts w:ascii="Times New Roman" w:eastAsia="Times New Roman" w:hAnsi="Times New Roman" w:cs="Times New Roman"/>
+          <w:kern w:val="0"/>
+          <w:sz w:val="28"/>
+          <w:szCs w:val="28"/>
+          <w:lang w:eastAsia="ru-RU" w:bidi="ar-SA"/>
+        </w:rPr>
+      </w:pPr>
+    </w:p>
+    <w:p>
+      <w:pPr>
+        <w:widowControl/>
+        <w:suppressAutoHyphens w:val="0"/>
+        <w:spacing w:line="360" w:lineRule="auto"/>
+        <w:ind w:firstLine="709"/>
+        <w:jc w:val="both"/>
+        <w:rPr>
+          <w:rFonts w:ascii="Times New Roman" w:eastAsia="Times New Roman" w:hAnsi="Times New Roman" w:cs="Times New Roman"/>
+          <w:kern w:val="0"/>
+          <w:sz w:val="28"/>
+          <w:szCs w:val="28"/>
+          <w:lang w:eastAsia="ru-RU" w:bidi="ar-SA"/>
+        </w:rPr>
+      </w:pPr>
+      <w:r>
+        <w:rPr>
+          <w:rFonts w:ascii="Times New Roman" w:eastAsia="Times New Roman" w:hAnsi="Times New Roman" w:cs="Times New Roman"/>
+          <w:kern w:val="0"/>
+          <w:sz w:val="28"/>
+          <w:szCs w:val="28"/>
+          <w:lang w:eastAsia="ru-RU" w:bidi="ar-SA"/>
+        </w:rPr>
+        <w:t>Функция decide повторяет блок-схему на рисунке 3</w:t>
+      </w:r>
+      <w:r>
+        <w:rPr>
+          <w:rFonts w:ascii="Times New Roman" w:eastAsia="Times New Roman" w:hAnsi="Times New Roman" w:cs="Times New Roman"/>
+          <w:kern w:val="0"/>
+          <w:sz w:val="28"/>
+          <w:szCs w:val="28"/>
+          <w:lang w:eastAsia="ru-RU" w:bidi="ar-SA"/>
+        </w:rPr>
+        <w:t>. Р</w:t>
+      </w:r>
+      <w:r>
+        <w:rPr>
+          <w:rFonts w:ascii="Times New Roman" w:eastAsia="Times New Roman" w:hAnsi="Times New Roman" w:cs="Times New Roman"/>
+          <w:kern w:val="0"/>
+          <w:sz w:val="28"/>
+          <w:szCs w:val="28"/>
+          <w:lang w:eastAsia="ru-RU" w:bidi="ar-SA"/>
+        </w:rPr>
+        <w:t>ешение сначала равно «годен» и меняется на «брак» на первом же непройденном пункте. Функция add_result перед записью проверяет, нет ли уже результата этого пункта в этом акте, так в коде соблюдается составной ключ (id_акта, id_пункта).</w:t>
+      </w:r>
+    </w:p>
+    <w:p>
+      <w:pPr>
+        <w:widowControl/>
+        <w:suppressAutoHyphens w:val="0"/>
+        <w:spacing w:line="360" w:lineRule="auto"/>
+        <w:ind w:firstLine="709"/>
+        <w:jc w:val="both"/>
+        <w:rPr>
+          <w:rFonts w:ascii="Times New Roman" w:eastAsia="Times New Roman" w:hAnsi="Times New Roman" w:cs="Times New Roman"/>
+          <w:kern w:val="0"/>
+          <w:sz w:val="28"/>
+          <w:szCs w:val="28"/>
+          <w:lang w:eastAsia="ru-RU" w:bidi="ar-SA"/>
+        </w:rPr>
+      </w:pPr>
+      <w:r>
+        <w:rPr>
+          <w:rFonts w:ascii="Times New Roman" w:eastAsia="Times New Roman" w:hAnsi="Times New Roman" w:cs="Times New Roman"/>
+          <w:kern w:val="0"/>
+          <w:sz w:val="28"/>
+          <w:szCs w:val="28"/>
+          <w:lang w:eastAsia="ru-RU" w:bidi="ar-SA"/>
+        </w:rPr>
+        <w:t>Функция main проводит один проход процесса</w:t>
+      </w:r>
+      <w:r>
+        <w:rPr>
+          <w:rFonts w:ascii="Times New Roman" w:eastAsia="Times New Roman" w:hAnsi="Times New Roman" w:cs="Times New Roman"/>
+          <w:kern w:val="0"/>
+          <w:sz w:val="28"/>
+          <w:szCs w:val="28"/>
+          <w:lang w:eastAsia="ru-RU" w:bidi="ar-SA"/>
+        </w:rPr>
+        <w:t>, сначала</w:t>
+      </w:r>
+      <w:r>
+        <w:rPr>
+          <w:rFonts w:ascii="Times New Roman" w:eastAsia="Times New Roman" w:hAnsi="Times New Roman" w:cs="Times New Roman"/>
+          <w:kern w:val="0"/>
+          <w:sz w:val="28"/>
+          <w:szCs w:val="28"/>
+          <w:lang w:eastAsia="ru-RU" w:bidi="ar-SA"/>
+        </w:rPr>
+        <w:t xml:space="preserve"> регистрирует новый шлем VR1-0003, заводит </w:t>
+      </w:r>
+      <w:r>
+        <w:rPr>
+          <w:rFonts w:ascii="Times New Roman" w:eastAsia="Times New Roman" w:hAnsi="Times New Roman" w:cs="Times New Roman"/>
+          <w:kern w:val="0"/>
+          <w:sz w:val="28"/>
+          <w:szCs w:val="28"/>
+          <w:lang w:eastAsia="ru-RU" w:bidi="ar-SA"/>
+        </w:rPr>
+        <w:t>его</w:t>
+      </w:r>
+      <w:r>
+        <w:rPr>
+          <w:rFonts w:ascii="Times New Roman" w:eastAsia="Times New Roman" w:hAnsi="Times New Roman" w:cs="Times New Roman"/>
+          <w:kern w:val="0"/>
+          <w:sz w:val="28"/>
+          <w:szCs w:val="28"/>
+          <w:lang w:eastAsia="ru-RU" w:bidi="ar-SA"/>
+        </w:rPr>
+        <w:t xml:space="preserve"> акт, вводит результаты четырёх пунктов, из которых один не пройден, выносит решение и печатает протокол, а затем считает брак по моделям за период. </w:t>
+      </w:r>
+      <w:r>
+        <w:rPr>
+          <w:rFonts w:ascii="Times New Roman" w:eastAsia="Times New Roman" w:hAnsi="Times New Roman" w:cs="Times New Roman"/>
+          <w:kern w:val="0"/>
+          <w:sz w:val="28"/>
+          <w:szCs w:val="28"/>
+          <w:lang w:eastAsia="ru-RU" w:bidi="ar-SA"/>
+        </w:rPr>
+        <w:t xml:space="preserve">Программа запускается из папки </w:t>
+      </w:r>
+      <w:proofErr w:type="spellStart"/>
+      <w:r>
+        <w:rPr>
+          <w:rFonts w:ascii="Times New Roman" w:eastAsia="Times New Roman" w:hAnsi="Times New Roman" w:cs="Times New Roman"/>
+          <w:kern w:val="0"/>
+          <w:sz w:val="28"/>
+          <w:szCs w:val="28"/>
+          <w:lang w:eastAsia="ru-RU" w:bidi="ar-SA"/>
+        </w:rPr>
+        <w:t>src</w:t>
+      </w:r>
+      <w:proofErr w:type="spellEnd"/>
+      <w:r>
+        <w:rPr>
+          <w:rFonts w:ascii="Times New Roman" w:eastAsia="Times New Roman" w:hAnsi="Times New Roman" w:cs="Times New Roman"/>
+          <w:kern w:val="0"/>
+          <w:sz w:val="28"/>
+          <w:szCs w:val="28"/>
+          <w:lang w:eastAsia="ru-RU" w:bidi="ar-SA"/>
+        </w:rPr>
+        <w:t xml:space="preserve"> командой </w:t>
+      </w:r>
+      <w:proofErr w:type="spellStart"/>
+      <w:r>
+        <w:rPr>
+          <w:rFonts w:ascii="Times New Roman" w:eastAsia="Times New Roman" w:hAnsi="Times New Roman" w:cs="Times New Roman"/>
+          <w:kern w:val="0"/>
+          <w:sz w:val="28"/>
+          <w:szCs w:val="28"/>
+          <w:lang w:eastAsia="ru-RU" w:bidi="ar-SA"/>
+        </w:rPr>
+        <w:t>python</w:t>
+      </w:r>
+      <w:proofErr w:type="spellEnd"/>
+      <w:r>
+        <w:rPr>
+          <w:rFonts w:ascii="Times New Roman" w:eastAsia="Times New Roman" w:hAnsi="Times New Roman" w:cs="Times New Roman"/>
+          <w:kern w:val="0"/>
+          <w:sz w:val="28"/>
+          <w:szCs w:val="28"/>
+          <w:lang w:eastAsia="ru-RU" w:bidi="ar-SA"/>
+        </w:rPr>
+        <w:t xml:space="preserve"> main.py </w:t>
+      </w:r>
+      <w:proofErr w:type="spellStart"/>
+      <w:proofErr w:type="gramStart"/>
+      <w:r>
+        <w:rPr>
+          <w:rFonts w:ascii="Times New Roman" w:eastAsia="Times New Roman" w:hAnsi="Times New Roman" w:cs="Times New Roman"/>
+          <w:kern w:val="0"/>
+          <w:sz w:val="28"/>
+          <w:szCs w:val="28"/>
+          <w:lang w:eastAsia="ru-RU" w:bidi="ar-SA"/>
+        </w:rPr>
+        <w:t>data.json</w:t>
+      </w:r>
+      <w:proofErr w:type="spellEnd"/>
+      <w:proofErr w:type="gramEnd"/>
+      <w:r>
+        <w:rPr>
+          <w:rFonts w:ascii="Times New Roman" w:eastAsia="Times New Roman" w:hAnsi="Times New Roman" w:cs="Times New Roman"/>
+          <w:kern w:val="0"/>
+          <w:sz w:val="28"/>
+          <w:szCs w:val="28"/>
+          <w:lang w:eastAsia="ru-RU" w:bidi="ar-SA"/>
+        </w:rPr>
+        <w:t xml:space="preserve"> и выводит результат, приведённый в листинге 1.</w:t>
+      </w:r>
+    </w:p>
+    <w:p>
+      <w:pPr>
+        <w:keepNext/>
+        <w:widowControl/>
+        <w:suppressAutoHyphens w:val="0"/>
+        <w:rPr>
+          <w:rFonts w:ascii="Times New Roman" w:eastAsia="Times New Roman" w:hAnsi="Times New Roman" w:cs="Times New Roman"/>
+          <w:i/>
+          <w:iCs/>
+          <w:kern w:val="0"/>
+          <w:lang w:eastAsia="ru-RU" w:bidi="ar-SA"/>
+        </w:rPr>
+      </w:pPr>
+      <w:r>
+        <w:rPr>
+          <w:rFonts w:ascii="Times New Roman" w:eastAsia="Times New Roman" w:hAnsi="Times New Roman" w:cs="Times New Roman"/>
+          <w:i/>
+          <w:iCs/>
+          <w:kern w:val="0"/>
+          <w:lang w:eastAsia="ru-RU" w:bidi="ar-SA"/>
+        </w:rPr>
+        <w:t>Листинг 1 – Результат работы программы</w:t>
+      </w:r>
+    </w:p>
+    <w:tbl>
+      <w:tblPr>
+        <w:tblW w:w="9638" w:type="dxa"/>
+        <w:tblBorders>
+          <w:top w:val="single" w:sz="4" w:space="0" w:color="auto"/>
+          <w:left w:val="single" w:sz="4" w:space="0" w:color="auto"/>
+          <w:bottom w:val="single" w:sz="4" w:space="0" w:color="auto"/>
+          <w:right w:val="single" w:sz="4" w:space="0" w:color="auto"/>
+          <w:insideH w:val="single" w:sz="4" w:space="0" w:color="auto"/>
+          <w:insideV w:val="single" w:sz="4" w:space="0" w:color="auto"/>
+        </w:tblBorders>
+        <w:tblCellMar>
+          <w:left w:w="10" w:type="dxa"/>
+          <w:right w:w="10" w:type="dxa"/>
+        </w:tblCellMar>
+        <w:tblLook w:val="04A0" w:firstRow="1" w:lastRow="0" w:firstColumn="1" w:lastColumn="0" w:noHBand="0" w:noVBand="1"/>
+      </w:tblPr>
+      <w:tblGrid>
+        <w:gridCol w:w="9638"/>
+      </w:tblGrid>
+      <w:tr>
+        <w:trPr>
+          <w:cantSplit/>
+        </w:trPr>
+        <w:tc>
+          <w:tcPr>
+            <w:tcW w:w="9638" w:type="dxa"/>
+            <w:tcBorders>
+              <w:top w:val="single" w:sz="4" w:space="0" w:color="000000"/>
+              <w:left w:val="single" w:sz="4" w:space="0" w:color="000000"/>
+              <w:bottom w:val="single" w:sz="4" w:space="0" w:color="000000"/>
+              <w:right w:val="single" w:sz="4" w:space="0" w:color="000000"/>
+            </w:tcBorders>
+            <w:tcMar>
+              <w:top w:w="60" w:type="dxa"/>
+              <w:left w:w="100" w:type="dxa"/>
+              <w:bottom w:w="60" w:type="dxa"/>
+              <w:right w:w="100" w:type="dxa"/>
+            </w:tcMar>
+          </w:tcPr>
+          <w:p>
+            <w:pPr>
+              <w:keepNext/>
+              <w:keepLines/>
+            </w:pPr>
+            <w:r>
+              <w:rPr>
+                <w:rFonts w:ascii="Courier New" w:hAnsi="Courier New" w:cs="Courier New"/>
+                <w:sz w:val="22"/>
+                <w:szCs w:val="22"/>
+              </w:rPr>
+              <w:t>Протокол контроля, акт 5</w:t>
+            </w:r>
+          </w:p>
+          <w:p>
+            <w:pPr>
+              <w:keepNext/>
+              <w:keepLines/>
+            </w:pPr>
+            <w:r>
+              <w:rPr>
+                <w:rFonts w:ascii="Courier New" w:hAnsi="Courier New" w:cs="Courier New"/>
+                <w:sz w:val="22"/>
+                <w:szCs w:val="22"/>
+              </w:rPr>
+              <w:t>Шлем: VR1-</w:t>
+            </w:r>
+            <w:proofErr w:type="gramStart"/>
+            <w:r>
+              <w:rPr>
+                <w:rFonts w:ascii="Courier New" w:hAnsi="Courier New" w:cs="Courier New"/>
+                <w:sz w:val="22"/>
+                <w:szCs w:val="22"/>
+              </w:rPr>
+              <w:t>0003  дата</w:t>
+            </w:r>
+            <w:proofErr w:type="gramEnd"/>
+            <w:r>
+              <w:rPr>
+                <w:rFonts w:ascii="Courier New" w:hAnsi="Courier New" w:cs="Courier New"/>
+                <w:sz w:val="22"/>
+                <w:szCs w:val="22"/>
+              </w:rPr>
+              <w:t>:  2026-10-</w:t>
+            </w:r>
+            <w:proofErr w:type="gramStart"/>
+            <w:r>
+              <w:rPr>
+                <w:rFonts w:ascii="Courier New" w:hAnsi="Courier New" w:cs="Courier New"/>
+                <w:sz w:val="22"/>
+                <w:szCs w:val="22"/>
+              </w:rPr>
+              <w:t>25  контролер</w:t>
+            </w:r>
+            <w:proofErr w:type="gramEnd"/>
+            <w:r>
+              <w:rPr>
+                <w:rFonts w:ascii="Courier New" w:hAnsi="Courier New" w:cs="Courier New"/>
+                <w:sz w:val="22"/>
+                <w:szCs w:val="22"/>
+              </w:rPr>
+              <w:t>: Петров И. С.</w:t>
+            </w:r>
+          </w:p>
+          <w:p>
+            <w:pPr>
+              <w:keepNext/>
+              <w:keepLines/>
+            </w:pPr>
+            <w:r>
+              <w:rPr>
+                <w:rFonts w:ascii="Courier New" w:hAnsi="Courier New" w:cs="Courier New"/>
+                <w:sz w:val="22"/>
+                <w:szCs w:val="22"/>
+              </w:rPr>
+              <w:t>Внешний осмотр корпуса и линз - пройден</w:t>
+            </w:r>
+          </w:p>
+          <w:p>
+            <w:pPr>
+              <w:keepNext/>
+              <w:keepLines/>
+            </w:pPr>
+            <w:r>
+              <w:rPr>
+                <w:rFonts w:ascii="Courier New" w:hAnsi="Courier New" w:cs="Courier New"/>
+                <w:sz w:val="22"/>
+                <w:szCs w:val="22"/>
+              </w:rPr>
+              <w:t>Комплектность - пройден</w:t>
+            </w:r>
+          </w:p>
+          <w:p>
+            <w:pPr>
+              <w:keepNext/>
+              <w:keepLines/>
+            </w:pPr>
+            <w:r>
+              <w:rPr>
+                <w:rFonts w:ascii="Courier New" w:hAnsi="Courier New" w:cs="Courier New"/>
+                <w:sz w:val="22"/>
+                <w:szCs w:val="22"/>
+              </w:rPr>
+              <w:t>Дисплеи: битые пиксели - пройден</w:t>
+            </w:r>
+          </w:p>
+          <w:p>
+            <w:pPr>
+              <w:keepNext/>
+              <w:keepLines/>
+            </w:pPr>
+            <w:r>
+              <w:rPr>
+                <w:rFonts w:ascii="Courier New" w:hAnsi="Courier New" w:cs="Courier New"/>
+                <w:sz w:val="22"/>
+                <w:szCs w:val="22"/>
+              </w:rPr>
+              <w:t>Оптика: межзрачковое расстояние - Не пройден: Нечёткость изображения по краям</w:t>
+            </w:r>
+          </w:p>
+          <w:p>
+            <w:pPr>
+              <w:keepNext/>
+              <w:keepLines/>
+            </w:pPr>
+            <w:r>
+              <w:rPr>
+                <w:rFonts w:ascii="Courier New" w:hAnsi="Courier New" w:cs="Courier New"/>
+                <w:sz w:val="22"/>
+                <w:szCs w:val="22"/>
+              </w:rPr>
+              <w:t>Решение: брак</w:t>
+            </w:r>
+          </w:p>
+          <w:p>
+            <w:pPr>
+              <w:keepNext/>
+              <w:keepLines/>
+            </w:pPr>
+          </w:p>
+          <w:p>
+            <w:pPr>
+              <w:keepNext/>
+              <w:keepLines/>
+            </w:pPr>
+            <w:r>
+              <w:rPr>
+                <w:rFonts w:ascii="Courier New" w:hAnsi="Courier New" w:cs="Courier New"/>
+                <w:sz w:val="22"/>
+                <w:szCs w:val="22"/>
+              </w:rPr>
+              <w:t>Брак по моделям за 2026-10-20 - 2026-10-31:</w:t>
+            </w:r>
+          </w:p>
+          <w:p>
+            <w:pPr>
+              <w:keepNext/>
+              <w:keepLines/>
+              <w:rPr>
+                <w:lang w:val="en-US"/>
+              </w:rPr>
+            </w:pPr>
+            <w:r>
+              <w:rPr>
+                <w:rFonts w:ascii="Courier New" w:hAnsi="Courier New" w:cs="Courier New"/>
+                <w:sz w:val="22"/>
+                <w:szCs w:val="22"/>
+              </w:rPr>
+              <w:t xml:space="preserve">  </w:t>
+            </w:r>
+            <w:r>
+              <w:rPr>
+                <w:rFonts w:ascii="Courier New" w:hAnsi="Courier New" w:cs="Courier New"/>
+                <w:sz w:val="22"/>
+                <w:szCs w:val="22"/>
+                <w:lang w:val="en-US"/>
+              </w:rPr>
+              <w:t>VR-One - 2</w:t>
+            </w:r>
+          </w:p>
+          <w:p>
+            <w:pPr>
+              <w:keepNext/>
+              <w:keepLines/>
+              <w:rPr>
+                <w:lang w:val="en-US"/>
+              </w:rPr>
+            </w:pPr>
+            <w:r>
+              <w:rPr>
+                <w:rFonts w:ascii="Courier New" w:hAnsi="Courier New" w:cs="Courier New"/>
+                <w:sz w:val="22"/>
+                <w:szCs w:val="22"/>
+                <w:lang w:val="en-US"/>
+              </w:rPr>
+              <w:t xml:space="preserve">  VR-One Pro - 1</w:t>
+            </w:r>
+          </w:p>
+        </w:tc>
+      </w:tr>
+    </w:tbl>
+    <w:p>
+      <w:pPr>
+        <w:rPr>
+          <w:lang w:val="en-US"/>
+        </w:rPr>
+      </w:pPr>
+    </w:p>
+    <w:p>
+      <w:pPr>
+        <w:widowControl/>
+        <w:suppressAutoHyphens w:val="0"/>
+        <w:spacing w:line="360" w:lineRule="auto"/>
+        <w:ind w:firstLine="709"/>
+        <w:jc w:val="both"/>
+        <w:rPr>
+          <w:rFonts w:ascii="Times New Roman" w:eastAsia="Times New Roman" w:hAnsi="Times New Roman" w:cs="Times New Roman"/>
+          <w:kern w:val="0"/>
+          <w:sz w:val="28"/>
+          <w:szCs w:val="28"/>
+          <w:lang w:eastAsia="ru-RU" w:bidi="ar-SA"/>
+        </w:rPr>
+      </w:pPr>
+      <w:r>
+        <w:rPr>
+          <w:rFonts w:ascii="Times New Roman" w:eastAsia="Times New Roman" w:hAnsi="Times New Roman" w:cs="Times New Roman"/>
+          <w:kern w:val="0"/>
+          <w:sz w:val="28"/>
+          <w:szCs w:val="28"/>
+          <w:lang w:eastAsia="ru-RU" w:bidi="ar-SA"/>
+        </w:rPr>
+        <w:t xml:space="preserve">Акт 5 получил решение «брак» из-за пункта оптики, поэтому у VR-One за период два бракованных акта: акт 2 из входных данных и новый акт 5. У VR-One </w:t>
+      </w:r>
+      <w:r>
+        <w:rPr>
+          <w:rFonts w:ascii="Times New Roman" w:eastAsia="Times New Roman" w:hAnsi="Times New Roman" w:cs="Times New Roman"/>
+          <w:kern w:val="0"/>
+          <w:sz w:val="28"/>
+          <w:szCs w:val="28"/>
+          <w:lang w:eastAsia="ru-RU" w:bidi="ar-SA"/>
+        </w:rPr>
+        <w:lastRenderedPageBreak/>
+        <w:t>Pro один брак – акт 3, а повторный акт 4 после доработки годный и в статистику не попадает.</w:t>
+      </w:r>
+    </w:p>
+    <w:p>
+      <w:pPr>
         <w:keepNext/>
         <w:pageBreakBefore/>
         <w:widowControl/>
@@ -7225,7 +9777,7 @@
           <w:lang w:eastAsia="ru-RU" w:bidi="ar-SA"/>
         </w:rPr>
       </w:pPr>
-      <w:bookmarkStart w:id="8" w:name="_Toc244015928"/>
+      <w:bookmarkStart w:id="9" w:name="_Toc244088343"/>
       <w:r>
         <w:rPr>
           <w:rFonts w:ascii="Times New Roman" w:eastAsia="Times New Roman" w:hAnsi="Times New Roman" w:cs="Times New Roman"/>
@@ -7240,7 +9792,7 @@
         <w:lastRenderedPageBreak/>
         <w:t>СПИСОК ИСПОЛЬЗОВАННЫХ ИСТОЧНИКОВ</w:t>
       </w:r>
-      <w:bookmarkEnd w:id="8"/>
+      <w:bookmarkEnd w:id="9"/>
     </w:p>
     <w:p>
       <w:pPr>
@@ -7934,7 +10486,7 @@
           <w:lang w:eastAsia="ru-RU" w:bidi="ar-SA"/>
         </w:rPr>
       </w:pPr>
-      <w:bookmarkStart w:id="9" w:name="_Toc244015929"/>
+      <w:bookmarkStart w:id="10" w:name="_Toc244088344"/>
       <w:r>
         <w:rPr>
           <w:rFonts w:ascii="Times New Roman" w:eastAsia="Times New Roman" w:hAnsi="Times New Roman" w:cs="Times New Roman"/>
@@ -7949,7 +10501,7 @@
         <w:lastRenderedPageBreak/>
         <w:t>ПРИЛОЖЕНИЕ А</w:t>
       </w:r>
-      <w:bookmarkEnd w:id="9"/>
+      <w:bookmarkEnd w:id="10"/>
     </w:p>
     <w:p>
       <w:pPr>
